--- a/Outputs/table2.docx
+++ b/Outputs/table2.docx
@@ -48,6 +48,7 @@
                 <w:i w:val="true"/>
                 <w:b w:val="true"/>
                 <w:u w:val="none"/>
+                <w:strike w:val="false"/>
                 <w:sz w:val="20"/>
                 <w:szCs w:val="20"/>
                 <w:color w:val="000000"/>
@@ -59,6 +60,7 @@
                 <w:i w:val="true"/>
                 <w:b w:val="true"/>
                 <w:u w:val="none"/>
+                <w:strike w:val="false"/>
                 <w:sz w:val="20"/>
                 <w:szCs w:val="20"/>
                 <w:color w:val="000000"/>
@@ -100,6 +102,7 @@
                 <w:i w:val="true"/>
                 <w:b w:val="true"/>
                 <w:u w:val="none"/>
+                <w:strike w:val="false"/>
                 <w:sz w:val="20"/>
                 <w:szCs w:val="20"/>
                 <w:color w:val="000000"/>
@@ -111,6 +114,7 @@
                 <w:i w:val="true"/>
                 <w:b w:val="true"/>
                 <w:u w:val="none"/>
+                <w:strike w:val="false"/>
                 <w:sz w:val="20"/>
                 <w:szCs w:val="20"/>
                 <w:color w:val="000000"/>
@@ -123,6 +127,7 @@
                 <w:i w:val="true"/>
                 <w:b w:val="true"/>
                 <w:u w:val="none"/>
+                <w:strike w:val="false"/>
                 <w:sz w:val="20"/>
                 <w:szCs w:val="20"/>
                 <w:color w:val="000000"/>
@@ -135,6 +140,7 @@
                 <w:i w:val="true"/>
                 <w:b w:val="true"/>
                 <w:u w:val="none"/>
+                <w:strike w:val="false"/>
                 <w:sz w:val="20"/>
                 <w:szCs w:val="20"/>
                 <w:color w:val="000000"/>
@@ -176,6 +182,7 @@
                 <w:i w:val="true"/>
                 <w:b w:val="true"/>
                 <w:u w:val="none"/>
+                <w:strike w:val="false"/>
                 <w:sz w:val="20"/>
                 <w:szCs w:val="20"/>
                 <w:color w:val="000000"/>
@@ -187,6 +194,7 @@
                 <w:i w:val="true"/>
                 <w:b w:val="true"/>
                 <w:u w:val="none"/>
+                <w:strike w:val="false"/>
                 <w:sz w:val="20"/>
                 <w:szCs w:val="20"/>
                 <w:color w:val="000000"/>
@@ -199,6 +207,7 @@
                 <w:i w:val="true"/>
                 <w:b w:val="true"/>
                 <w:u w:val="none"/>
+                <w:strike w:val="false"/>
                 <w:sz w:val="20"/>
                 <w:szCs w:val="20"/>
                 <w:color w:val="000000"/>
@@ -211,6 +220,7 @@
                 <w:i w:val="true"/>
                 <w:b w:val="true"/>
                 <w:u w:val="none"/>
+                <w:strike w:val="false"/>
                 <w:sz w:val="20"/>
                 <w:szCs w:val="20"/>
                 <w:color w:val="000000"/>
@@ -252,6 +262,7 @@
                 <w:i w:val="true"/>
                 <w:b w:val="true"/>
                 <w:u w:val="none"/>
+                <w:strike w:val="false"/>
                 <w:sz w:val="20"/>
                 <w:szCs w:val="20"/>
                 <w:color w:val="000000"/>
@@ -263,6 +274,7 @@
                 <w:i w:val="true"/>
                 <w:b w:val="true"/>
                 <w:u w:val="none"/>
+                <w:strike w:val="false"/>
                 <w:sz w:val="20"/>
                 <w:szCs w:val="20"/>
                 <w:color w:val="000000"/>
@@ -275,6 +287,7 @@
                 <w:i w:val="true"/>
                 <w:b w:val="true"/>
                 <w:u w:val="none"/>
+                <w:strike w:val="false"/>
                 <w:sz w:val="20"/>
                 <w:szCs w:val="20"/>
                 <w:color w:val="000000"/>
@@ -287,6 +300,7 @@
                 <w:i w:val="true"/>
                 <w:b w:val="true"/>
                 <w:u w:val="none"/>
+                <w:strike w:val="false"/>
                 <w:sz w:val="20"/>
                 <w:szCs w:val="20"/>
                 <w:color w:val="000000"/>
@@ -328,6 +342,7 @@
                 <w:i w:val="true"/>
                 <w:b w:val="true"/>
                 <w:u w:val="none"/>
+                <w:strike w:val="false"/>
                 <w:sz w:val="20"/>
                 <w:szCs w:val="20"/>
                 <w:color w:val="000000"/>
@@ -339,6 +354,7 @@
                 <w:i w:val="true"/>
                 <w:b w:val="true"/>
                 <w:u w:val="none"/>
+                <w:strike w:val="false"/>
                 <w:sz w:val="20"/>
                 <w:szCs w:val="20"/>
                 <w:color w:val="000000"/>
@@ -351,6 +367,7 @@
                 <w:i w:val="true"/>
                 <w:b w:val="true"/>
                 <w:u w:val="none"/>
+                <w:strike w:val="false"/>
                 <w:sz w:val="20"/>
                 <w:szCs w:val="20"/>
                 <w:color w:val="000000"/>
@@ -363,6 +380,7 @@
                 <w:i w:val="true"/>
                 <w:b w:val="true"/>
                 <w:u w:val="none"/>
+                <w:strike w:val="false"/>
                 <w:sz w:val="20"/>
                 <w:szCs w:val="20"/>
                 <w:color w:val="000000"/>
@@ -404,6 +422,7 @@
                 <w:i w:val="true"/>
                 <w:b w:val="true"/>
                 <w:u w:val="none"/>
+                <w:strike w:val="false"/>
                 <w:sz w:val="20"/>
                 <w:szCs w:val="20"/>
                 <w:color w:val="000000"/>
@@ -415,6 +434,7 @@
                 <w:i w:val="true"/>
                 <w:b w:val="true"/>
                 <w:u w:val="none"/>
+                <w:strike w:val="false"/>
                 <w:sz w:val="20"/>
                 <w:szCs w:val="20"/>
                 <w:color w:val="000000"/>
@@ -427,6 +447,7 @@
                 <w:i w:val="true"/>
                 <w:b w:val="true"/>
                 <w:u w:val="none"/>
+                <w:strike w:val="false"/>
                 <w:sz w:val="20"/>
                 <w:szCs w:val="20"/>
                 <w:color w:val="000000"/>
@@ -439,6 +460,7 @@
                 <w:i w:val="true"/>
                 <w:b w:val="true"/>
                 <w:u w:val="none"/>
+                <w:strike w:val="false"/>
                 <w:sz w:val="20"/>
                 <w:szCs w:val="20"/>
                 <w:color w:val="000000"/>
@@ -486,17 +508,19 @@
                 <w:i w:val="false"/>
                 <w:b w:val="true"/>
                 <w:u w:val="none"/>
-                <w:sz w:val="20"/>
-                <w:szCs w:val="20"/>
-                <w:color w:val="000000"/>
-              </w:rPr>
-            </w:pPr>
-            <w:r>
-              <w:rPr>
-                <w:rFonts w:ascii="Helvetica" w:hAnsi="Helvetica" w:eastAsia="Helvetica" w:cs="Helvetica"/>
-                <w:i w:val="false"/>
-                <w:b w:val="true"/>
-                <w:u w:val="none"/>
+                <w:strike w:val="false"/>
+                <w:sz w:val="20"/>
+                <w:szCs w:val="20"/>
+                <w:color w:val="000000"/>
+              </w:rPr>
+            </w:pPr>
+            <w:r>
+              <w:rPr>
+                <w:rFonts w:ascii="Helvetica" w:hAnsi="Helvetica" w:eastAsia="Helvetica" w:cs="Helvetica"/>
+                <w:i w:val="false"/>
+                <w:b w:val="true"/>
+                <w:u w:val="none"/>
+                <w:strike w:val="false"/>
                 <w:sz w:val="20"/>
                 <w:szCs w:val="20"/>
                 <w:color w:val="000000"/>
@@ -538,17 +562,19 @@
                 <w:i w:val="false"/>
                 <w:b w:val="true"/>
                 <w:u w:val="none"/>
-                <w:sz w:val="20"/>
-                <w:szCs w:val="20"/>
-                <w:color w:val="000000"/>
-              </w:rPr>
-            </w:pPr>
-            <w:r>
-              <w:rPr>
-                <w:rFonts w:ascii="Helvetica" w:hAnsi="Helvetica" w:eastAsia="Helvetica" w:cs="Helvetica"/>
-                <w:i w:val="false"/>
-                <w:b w:val="true"/>
-                <w:u w:val="none"/>
+                <w:strike w:val="false"/>
+                <w:sz w:val="20"/>
+                <w:szCs w:val="20"/>
+                <w:color w:val="000000"/>
+              </w:rPr>
+            </w:pPr>
+            <w:r>
+              <w:rPr>
+                <w:rFonts w:ascii="Helvetica" w:hAnsi="Helvetica" w:eastAsia="Helvetica" w:cs="Helvetica"/>
+                <w:i w:val="false"/>
+                <w:b w:val="true"/>
+                <w:u w:val="none"/>
+                <w:strike w:val="false"/>
                 <w:sz w:val="20"/>
                 <w:szCs w:val="20"/>
                 <w:color w:val="000000"/>
@@ -590,17 +616,19 @@
                 <w:i w:val="false"/>
                 <w:b w:val="true"/>
                 <w:u w:val="none"/>
-                <w:sz w:val="20"/>
-                <w:szCs w:val="20"/>
-                <w:color w:val="000000"/>
-              </w:rPr>
-            </w:pPr>
-            <w:r>
-              <w:rPr>
-                <w:rFonts w:ascii="Helvetica" w:hAnsi="Helvetica" w:eastAsia="Helvetica" w:cs="Helvetica"/>
-                <w:i w:val="false"/>
-                <w:b w:val="true"/>
-                <w:u w:val="none"/>
+                <w:strike w:val="false"/>
+                <w:sz w:val="20"/>
+                <w:szCs w:val="20"/>
+                <w:color w:val="000000"/>
+              </w:rPr>
+            </w:pPr>
+            <w:r>
+              <w:rPr>
+                <w:rFonts w:ascii="Helvetica" w:hAnsi="Helvetica" w:eastAsia="Helvetica" w:cs="Helvetica"/>
+                <w:i w:val="false"/>
+                <w:b w:val="true"/>
+                <w:u w:val="none"/>
+                <w:strike w:val="false"/>
                 <w:sz w:val="20"/>
                 <w:szCs w:val="20"/>
                 <w:color w:val="000000"/>
@@ -642,17 +670,19 @@
                 <w:i w:val="false"/>
                 <w:b w:val="true"/>
                 <w:u w:val="none"/>
-                <w:sz w:val="20"/>
-                <w:szCs w:val="20"/>
-                <w:color w:val="000000"/>
-              </w:rPr>
-            </w:pPr>
-            <w:r>
-              <w:rPr>
-                <w:rFonts w:ascii="Helvetica" w:hAnsi="Helvetica" w:eastAsia="Helvetica" w:cs="Helvetica"/>
-                <w:i w:val="false"/>
-                <w:b w:val="true"/>
-                <w:u w:val="none"/>
+                <w:strike w:val="false"/>
+                <w:sz w:val="20"/>
+                <w:szCs w:val="20"/>
+                <w:color w:val="000000"/>
+              </w:rPr>
+            </w:pPr>
+            <w:r>
+              <w:rPr>
+                <w:rFonts w:ascii="Helvetica" w:hAnsi="Helvetica" w:eastAsia="Helvetica" w:cs="Helvetica"/>
+                <w:i w:val="false"/>
+                <w:b w:val="true"/>
+                <w:u w:val="none"/>
+                <w:strike w:val="false"/>
                 <w:sz w:val="20"/>
                 <w:szCs w:val="20"/>
                 <w:color w:val="000000"/>
@@ -694,17 +724,19 @@
                 <w:i w:val="false"/>
                 <w:b w:val="true"/>
                 <w:u w:val="none"/>
-                <w:sz w:val="20"/>
-                <w:szCs w:val="20"/>
-                <w:color w:val="000000"/>
-              </w:rPr>
-            </w:pPr>
-            <w:r>
-              <w:rPr>
-                <w:rFonts w:ascii="Helvetica" w:hAnsi="Helvetica" w:eastAsia="Helvetica" w:cs="Helvetica"/>
-                <w:i w:val="false"/>
-                <w:b w:val="true"/>
-                <w:u w:val="none"/>
+                <w:strike w:val="false"/>
+                <w:sz w:val="20"/>
+                <w:szCs w:val="20"/>
+                <w:color w:val="000000"/>
+              </w:rPr>
+            </w:pPr>
+            <w:r>
+              <w:rPr>
+                <w:rFonts w:ascii="Helvetica" w:hAnsi="Helvetica" w:eastAsia="Helvetica" w:cs="Helvetica"/>
+                <w:i w:val="false"/>
+                <w:b w:val="true"/>
+                <w:u w:val="none"/>
+                <w:strike w:val="false"/>
                 <w:sz w:val="20"/>
                 <w:szCs w:val="20"/>
                 <w:color w:val="000000"/>
@@ -746,17 +778,19 @@
                 <w:i w:val="false"/>
                 <w:b w:val="true"/>
                 <w:u w:val="none"/>
-                <w:sz w:val="20"/>
-                <w:szCs w:val="20"/>
-                <w:color w:val="000000"/>
-              </w:rPr>
-            </w:pPr>
-            <w:r>
-              <w:rPr>
-                <w:rFonts w:ascii="Helvetica" w:hAnsi="Helvetica" w:eastAsia="Helvetica" w:cs="Helvetica"/>
-                <w:i w:val="false"/>
-                <w:b w:val="true"/>
-                <w:u w:val="none"/>
+                <w:strike w:val="false"/>
+                <w:sz w:val="20"/>
+                <w:szCs w:val="20"/>
+                <w:color w:val="000000"/>
+              </w:rPr>
+            </w:pPr>
+            <w:r>
+              <w:rPr>
+                <w:rFonts w:ascii="Helvetica" w:hAnsi="Helvetica" w:eastAsia="Helvetica" w:cs="Helvetica"/>
+                <w:i w:val="false"/>
+                <w:b w:val="true"/>
+                <w:u w:val="none"/>
+                <w:strike w:val="false"/>
                 <w:sz w:val="20"/>
                 <w:szCs w:val="20"/>
                 <w:color w:val="000000"/>
@@ -804,17 +838,19 @@
                 <w:i w:val="false"/>
                 <w:b w:val="false"/>
                 <w:u w:val="none"/>
-                <w:sz w:val="20"/>
-                <w:szCs w:val="20"/>
-                <w:color w:val="000000"/>
-              </w:rPr>
-            </w:pPr>
-            <w:r>
-              <w:rPr>
-                <w:rFonts w:ascii="Helvetica" w:hAnsi="Helvetica" w:eastAsia="Helvetica" w:cs="Helvetica"/>
-                <w:i w:val="false"/>
-                <w:b w:val="false"/>
-                <w:u w:val="none"/>
+                <w:strike w:val="false"/>
+                <w:sz w:val="20"/>
+                <w:szCs w:val="20"/>
+                <w:color w:val="000000"/>
+              </w:rPr>
+            </w:pPr>
+            <w:r>
+              <w:rPr>
+                <w:rFonts w:ascii="Helvetica" w:hAnsi="Helvetica" w:eastAsia="Helvetica" w:cs="Helvetica"/>
+                <w:i w:val="false"/>
+                <w:b w:val="false"/>
+                <w:u w:val="none"/>
+                <w:strike w:val="false"/>
                 <w:sz w:val="20"/>
                 <w:szCs w:val="20"/>
                 <w:color w:val="000000"/>
@@ -856,17 +892,19 @@
                 <w:i w:val="false"/>
                 <w:b w:val="false"/>
                 <w:u w:val="none"/>
-                <w:sz w:val="20"/>
-                <w:szCs w:val="20"/>
-                <w:color w:val="000000"/>
-              </w:rPr>
-            </w:pPr>
-            <w:r>
-              <w:rPr>
-                <w:rFonts w:ascii="Helvetica" w:hAnsi="Helvetica" w:eastAsia="Helvetica" w:cs="Helvetica"/>
-                <w:i w:val="false"/>
-                <w:b w:val="false"/>
-                <w:u w:val="none"/>
+                <w:strike w:val="false"/>
+                <w:sz w:val="20"/>
+                <w:szCs w:val="20"/>
+                <w:color w:val="000000"/>
+              </w:rPr>
+            </w:pPr>
+            <w:r>
+              <w:rPr>
+                <w:rFonts w:ascii="Helvetica" w:hAnsi="Helvetica" w:eastAsia="Helvetica" w:cs="Helvetica"/>
+                <w:i w:val="false"/>
+                <w:b w:val="false"/>
+                <w:u w:val="none"/>
+                <w:strike w:val="false"/>
                 <w:sz w:val="20"/>
                 <w:szCs w:val="20"/>
                 <w:color w:val="000000"/>
@@ -908,17 +946,19 @@
                 <w:i w:val="false"/>
                 <w:b w:val="false"/>
                 <w:u w:val="none"/>
-                <w:sz w:val="20"/>
-                <w:szCs w:val="20"/>
-                <w:color w:val="000000"/>
-              </w:rPr>
-            </w:pPr>
-            <w:r>
-              <w:rPr>
-                <w:rFonts w:ascii="Helvetica" w:hAnsi="Helvetica" w:eastAsia="Helvetica" w:cs="Helvetica"/>
-                <w:i w:val="false"/>
-                <w:b w:val="false"/>
-                <w:u w:val="none"/>
+                <w:strike w:val="false"/>
+                <w:sz w:val="20"/>
+                <w:szCs w:val="20"/>
+                <w:color w:val="000000"/>
+              </w:rPr>
+            </w:pPr>
+            <w:r>
+              <w:rPr>
+                <w:rFonts w:ascii="Helvetica" w:hAnsi="Helvetica" w:eastAsia="Helvetica" w:cs="Helvetica"/>
+                <w:i w:val="false"/>
+                <w:b w:val="false"/>
+                <w:u w:val="none"/>
+                <w:strike w:val="false"/>
                 <w:sz w:val="20"/>
                 <w:szCs w:val="20"/>
                 <w:color w:val="000000"/>
@@ -960,17 +1000,19 @@
                 <w:i w:val="false"/>
                 <w:b w:val="false"/>
                 <w:u w:val="none"/>
-                <w:sz w:val="20"/>
-                <w:szCs w:val="20"/>
-                <w:color w:val="000000"/>
-              </w:rPr>
-            </w:pPr>
-            <w:r>
-              <w:rPr>
-                <w:rFonts w:ascii="Helvetica" w:hAnsi="Helvetica" w:eastAsia="Helvetica" w:cs="Helvetica"/>
-                <w:i w:val="false"/>
-                <w:b w:val="false"/>
-                <w:u w:val="none"/>
+                <w:strike w:val="false"/>
+                <w:sz w:val="20"/>
+                <w:szCs w:val="20"/>
+                <w:color w:val="000000"/>
+              </w:rPr>
+            </w:pPr>
+            <w:r>
+              <w:rPr>
+                <w:rFonts w:ascii="Helvetica" w:hAnsi="Helvetica" w:eastAsia="Helvetica" w:cs="Helvetica"/>
+                <w:i w:val="false"/>
+                <w:b w:val="false"/>
+                <w:u w:val="none"/>
+                <w:strike w:val="false"/>
                 <w:sz w:val="20"/>
                 <w:szCs w:val="20"/>
                 <w:color w:val="000000"/>
@@ -1012,17 +1054,19 @@
                 <w:i w:val="false"/>
                 <w:b w:val="false"/>
                 <w:u w:val="none"/>
-                <w:sz w:val="20"/>
-                <w:szCs w:val="20"/>
-                <w:color w:val="000000"/>
-              </w:rPr>
-            </w:pPr>
-            <w:r>
-              <w:rPr>
-                <w:rFonts w:ascii="Helvetica" w:hAnsi="Helvetica" w:eastAsia="Helvetica" w:cs="Helvetica"/>
-                <w:i w:val="false"/>
-                <w:b w:val="false"/>
-                <w:u w:val="none"/>
+                <w:strike w:val="false"/>
+                <w:sz w:val="20"/>
+                <w:szCs w:val="20"/>
+                <w:color w:val="000000"/>
+              </w:rPr>
+            </w:pPr>
+            <w:r>
+              <w:rPr>
+                <w:rFonts w:ascii="Helvetica" w:hAnsi="Helvetica" w:eastAsia="Helvetica" w:cs="Helvetica"/>
+                <w:i w:val="false"/>
+                <w:b w:val="false"/>
+                <w:u w:val="none"/>
+                <w:strike w:val="false"/>
                 <w:sz w:val="20"/>
                 <w:szCs w:val="20"/>
                 <w:color w:val="000000"/>
@@ -1064,17 +1108,19 @@
                 <w:i w:val="false"/>
                 <w:b w:val="true"/>
                 <w:u w:val="none"/>
-                <w:sz w:val="20"/>
-                <w:szCs w:val="20"/>
-                <w:color w:val="000000"/>
-              </w:rPr>
-            </w:pPr>
-            <w:r>
-              <w:rPr>
-                <w:rFonts w:ascii="Helvetica" w:hAnsi="Helvetica" w:eastAsia="Helvetica" w:cs="Helvetica"/>
-                <w:i w:val="false"/>
-                <w:b w:val="true"/>
-                <w:u w:val="none"/>
+                <w:strike w:val="false"/>
+                <w:sz w:val="20"/>
+                <w:szCs w:val="20"/>
+                <w:color w:val="000000"/>
+              </w:rPr>
+            </w:pPr>
+            <w:r>
+              <w:rPr>
+                <w:rFonts w:ascii="Helvetica" w:hAnsi="Helvetica" w:eastAsia="Helvetica" w:cs="Helvetica"/>
+                <w:i w:val="false"/>
+                <w:b w:val="true"/>
+                <w:u w:val="none"/>
+                <w:strike w:val="false"/>
                 <w:sz w:val="20"/>
                 <w:szCs w:val="20"/>
                 <w:color w:val="000000"/>
@@ -1122,17 +1168,19 @@
                 <w:i w:val="false"/>
                 <w:b w:val="false"/>
                 <w:u w:val="none"/>
-                <w:sz w:val="20"/>
-                <w:szCs w:val="20"/>
-                <w:color w:val="000000"/>
-              </w:rPr>
-            </w:pPr>
-            <w:r>
-              <w:rPr>
-                <w:rFonts w:ascii="Helvetica" w:hAnsi="Helvetica" w:eastAsia="Helvetica" w:cs="Helvetica"/>
-                <w:i w:val="false"/>
-                <w:b w:val="false"/>
-                <w:u w:val="none"/>
+                <w:strike w:val="false"/>
+                <w:sz w:val="20"/>
+                <w:szCs w:val="20"/>
+                <w:color w:val="000000"/>
+              </w:rPr>
+            </w:pPr>
+            <w:r>
+              <w:rPr>
+                <w:rFonts w:ascii="Helvetica" w:hAnsi="Helvetica" w:eastAsia="Helvetica" w:cs="Helvetica"/>
+                <w:i w:val="false"/>
+                <w:b w:val="false"/>
+                <w:u w:val="none"/>
+                <w:strike w:val="false"/>
                 <w:sz w:val="20"/>
                 <w:szCs w:val="20"/>
                 <w:color w:val="000000"/>
@@ -1174,17 +1222,19 @@
                 <w:i w:val="false"/>
                 <w:b w:val="false"/>
                 <w:u w:val="none"/>
-                <w:sz w:val="20"/>
-                <w:szCs w:val="20"/>
-                <w:color w:val="000000"/>
-              </w:rPr>
-            </w:pPr>
-            <w:r>
-              <w:rPr>
-                <w:rFonts w:ascii="Helvetica" w:hAnsi="Helvetica" w:eastAsia="Helvetica" w:cs="Helvetica"/>
-                <w:i w:val="false"/>
-                <w:b w:val="false"/>
-                <w:u w:val="none"/>
+                <w:strike w:val="false"/>
+                <w:sz w:val="20"/>
+                <w:szCs w:val="20"/>
+                <w:color w:val="000000"/>
+              </w:rPr>
+            </w:pPr>
+            <w:r>
+              <w:rPr>
+                <w:rFonts w:ascii="Helvetica" w:hAnsi="Helvetica" w:eastAsia="Helvetica" w:cs="Helvetica"/>
+                <w:i w:val="false"/>
+                <w:b w:val="false"/>
+                <w:u w:val="none"/>
+                <w:strike w:val="false"/>
                 <w:sz w:val="20"/>
                 <w:szCs w:val="20"/>
                 <w:color w:val="000000"/>
@@ -1226,17 +1276,19 @@
                 <w:i w:val="false"/>
                 <w:b w:val="false"/>
                 <w:u w:val="none"/>
-                <w:sz w:val="20"/>
-                <w:szCs w:val="20"/>
-                <w:color w:val="000000"/>
-              </w:rPr>
-            </w:pPr>
-            <w:r>
-              <w:rPr>
-                <w:rFonts w:ascii="Helvetica" w:hAnsi="Helvetica" w:eastAsia="Helvetica" w:cs="Helvetica"/>
-                <w:i w:val="false"/>
-                <w:b w:val="false"/>
-                <w:u w:val="none"/>
+                <w:strike w:val="false"/>
+                <w:sz w:val="20"/>
+                <w:szCs w:val="20"/>
+                <w:color w:val="000000"/>
+              </w:rPr>
+            </w:pPr>
+            <w:r>
+              <w:rPr>
+                <w:rFonts w:ascii="Helvetica" w:hAnsi="Helvetica" w:eastAsia="Helvetica" w:cs="Helvetica"/>
+                <w:i w:val="false"/>
+                <w:b w:val="false"/>
+                <w:u w:val="none"/>
+                <w:strike w:val="false"/>
                 <w:sz w:val="20"/>
                 <w:szCs w:val="20"/>
                 <w:color w:val="000000"/>
@@ -1278,17 +1330,19 @@
                 <w:i w:val="false"/>
                 <w:b w:val="false"/>
                 <w:u w:val="none"/>
-                <w:sz w:val="20"/>
-                <w:szCs w:val="20"/>
-                <w:color w:val="000000"/>
-              </w:rPr>
-            </w:pPr>
-            <w:r>
-              <w:rPr>
-                <w:rFonts w:ascii="Helvetica" w:hAnsi="Helvetica" w:eastAsia="Helvetica" w:cs="Helvetica"/>
-                <w:i w:val="false"/>
-                <w:b w:val="false"/>
-                <w:u w:val="none"/>
+                <w:strike w:val="false"/>
+                <w:sz w:val="20"/>
+                <w:szCs w:val="20"/>
+                <w:color w:val="000000"/>
+              </w:rPr>
+            </w:pPr>
+            <w:r>
+              <w:rPr>
+                <w:rFonts w:ascii="Helvetica" w:hAnsi="Helvetica" w:eastAsia="Helvetica" w:cs="Helvetica"/>
+                <w:i w:val="false"/>
+                <w:b w:val="false"/>
+                <w:u w:val="none"/>
+                <w:strike w:val="false"/>
                 <w:sz w:val="20"/>
                 <w:szCs w:val="20"/>
                 <w:color w:val="000000"/>
@@ -1330,17 +1384,19 @@
                 <w:i w:val="false"/>
                 <w:b w:val="false"/>
                 <w:u w:val="none"/>
-                <w:sz w:val="20"/>
-                <w:szCs w:val="20"/>
-                <w:color w:val="000000"/>
-              </w:rPr>
-            </w:pPr>
-            <w:r>
-              <w:rPr>
-                <w:rFonts w:ascii="Helvetica" w:hAnsi="Helvetica" w:eastAsia="Helvetica" w:cs="Helvetica"/>
-                <w:i w:val="false"/>
-                <w:b w:val="false"/>
-                <w:u w:val="none"/>
+                <w:strike w:val="false"/>
+                <w:sz w:val="20"/>
+                <w:szCs w:val="20"/>
+                <w:color w:val="000000"/>
+              </w:rPr>
+            </w:pPr>
+            <w:r>
+              <w:rPr>
+                <w:rFonts w:ascii="Helvetica" w:hAnsi="Helvetica" w:eastAsia="Helvetica" w:cs="Helvetica"/>
+                <w:i w:val="false"/>
+                <w:b w:val="false"/>
+                <w:u w:val="none"/>
+                <w:strike w:val="false"/>
                 <w:sz w:val="20"/>
                 <w:szCs w:val="20"/>
                 <w:color w:val="000000"/>
@@ -1382,17 +1438,19 @@
                 <w:i w:val="false"/>
                 <w:b w:val="true"/>
                 <w:u w:val="none"/>
-                <w:sz w:val="20"/>
-                <w:szCs w:val="20"/>
-                <w:color w:val="000000"/>
-              </w:rPr>
-            </w:pPr>
-            <w:r>
-              <w:rPr>
-                <w:rFonts w:ascii="Helvetica" w:hAnsi="Helvetica" w:eastAsia="Helvetica" w:cs="Helvetica"/>
-                <w:i w:val="false"/>
-                <w:b w:val="true"/>
-                <w:u w:val="none"/>
+                <w:strike w:val="false"/>
+                <w:sz w:val="20"/>
+                <w:szCs w:val="20"/>
+                <w:color w:val="000000"/>
+              </w:rPr>
+            </w:pPr>
+            <w:r>
+              <w:rPr>
+                <w:rFonts w:ascii="Helvetica" w:hAnsi="Helvetica" w:eastAsia="Helvetica" w:cs="Helvetica"/>
+                <w:i w:val="false"/>
+                <w:b w:val="true"/>
+                <w:u w:val="none"/>
+                <w:strike w:val="false"/>
                 <w:sz w:val="20"/>
                 <w:szCs w:val="20"/>
                 <w:color w:val="000000"/>
@@ -1440,17 +1498,19 @@
                 <w:i w:val="false"/>
                 <w:b w:val="true"/>
                 <w:u w:val="none"/>
-                <w:sz w:val="20"/>
-                <w:szCs w:val="20"/>
-                <w:color w:val="000000"/>
-              </w:rPr>
-            </w:pPr>
-            <w:r>
-              <w:rPr>
-                <w:rFonts w:ascii="Helvetica" w:hAnsi="Helvetica" w:eastAsia="Helvetica" w:cs="Helvetica"/>
-                <w:i w:val="false"/>
-                <w:b w:val="true"/>
-                <w:u w:val="none"/>
+                <w:strike w:val="false"/>
+                <w:sz w:val="20"/>
+                <w:szCs w:val="20"/>
+                <w:color w:val="000000"/>
+              </w:rPr>
+            </w:pPr>
+            <w:r>
+              <w:rPr>
+                <w:rFonts w:ascii="Helvetica" w:hAnsi="Helvetica" w:eastAsia="Helvetica" w:cs="Helvetica"/>
+                <w:i w:val="false"/>
+                <w:b w:val="true"/>
+                <w:u w:val="none"/>
+                <w:strike w:val="false"/>
                 <w:sz w:val="20"/>
                 <w:szCs w:val="20"/>
                 <w:color w:val="000000"/>
@@ -1492,17 +1552,19 @@
                 <w:i w:val="false"/>
                 <w:b w:val="true"/>
                 <w:u w:val="none"/>
-                <w:sz w:val="20"/>
-                <w:szCs w:val="20"/>
-                <w:color w:val="000000"/>
-              </w:rPr>
-            </w:pPr>
-            <w:r>
-              <w:rPr>
-                <w:rFonts w:ascii="Helvetica" w:hAnsi="Helvetica" w:eastAsia="Helvetica" w:cs="Helvetica"/>
-                <w:i w:val="false"/>
-                <w:b w:val="true"/>
-                <w:u w:val="none"/>
+                <w:strike w:val="false"/>
+                <w:sz w:val="20"/>
+                <w:szCs w:val="20"/>
+                <w:color w:val="000000"/>
+              </w:rPr>
+            </w:pPr>
+            <w:r>
+              <w:rPr>
+                <w:rFonts w:ascii="Helvetica" w:hAnsi="Helvetica" w:eastAsia="Helvetica" w:cs="Helvetica"/>
+                <w:i w:val="false"/>
+                <w:b w:val="true"/>
+                <w:u w:val="none"/>
+                <w:strike w:val="false"/>
                 <w:sz w:val="20"/>
                 <w:szCs w:val="20"/>
                 <w:color w:val="000000"/>
@@ -1544,17 +1606,19 @@
                 <w:i w:val="false"/>
                 <w:b w:val="true"/>
                 <w:u w:val="none"/>
-                <w:sz w:val="20"/>
-                <w:szCs w:val="20"/>
-                <w:color w:val="000000"/>
-              </w:rPr>
-            </w:pPr>
-            <w:r>
-              <w:rPr>
-                <w:rFonts w:ascii="Helvetica" w:hAnsi="Helvetica" w:eastAsia="Helvetica" w:cs="Helvetica"/>
-                <w:i w:val="false"/>
-                <w:b w:val="true"/>
-                <w:u w:val="none"/>
+                <w:strike w:val="false"/>
+                <w:sz w:val="20"/>
+                <w:szCs w:val="20"/>
+                <w:color w:val="000000"/>
+              </w:rPr>
+            </w:pPr>
+            <w:r>
+              <w:rPr>
+                <w:rFonts w:ascii="Helvetica" w:hAnsi="Helvetica" w:eastAsia="Helvetica" w:cs="Helvetica"/>
+                <w:i w:val="false"/>
+                <w:b w:val="true"/>
+                <w:u w:val="none"/>
+                <w:strike w:val="false"/>
                 <w:sz w:val="20"/>
                 <w:szCs w:val="20"/>
                 <w:color w:val="000000"/>
@@ -1596,17 +1660,19 @@
                 <w:i w:val="false"/>
                 <w:b w:val="true"/>
                 <w:u w:val="none"/>
-                <w:sz w:val="20"/>
-                <w:szCs w:val="20"/>
-                <w:color w:val="000000"/>
-              </w:rPr>
-            </w:pPr>
-            <w:r>
-              <w:rPr>
-                <w:rFonts w:ascii="Helvetica" w:hAnsi="Helvetica" w:eastAsia="Helvetica" w:cs="Helvetica"/>
-                <w:i w:val="false"/>
-                <w:b w:val="true"/>
-                <w:u w:val="none"/>
+                <w:strike w:val="false"/>
+                <w:sz w:val="20"/>
+                <w:szCs w:val="20"/>
+                <w:color w:val="000000"/>
+              </w:rPr>
+            </w:pPr>
+            <w:r>
+              <w:rPr>
+                <w:rFonts w:ascii="Helvetica" w:hAnsi="Helvetica" w:eastAsia="Helvetica" w:cs="Helvetica"/>
+                <w:i w:val="false"/>
+                <w:b w:val="true"/>
+                <w:u w:val="none"/>
+                <w:strike w:val="false"/>
                 <w:sz w:val="20"/>
                 <w:szCs w:val="20"/>
                 <w:color w:val="000000"/>
@@ -1648,17 +1714,19 @@
                 <w:i w:val="false"/>
                 <w:b w:val="true"/>
                 <w:u w:val="none"/>
-                <w:sz w:val="20"/>
-                <w:szCs w:val="20"/>
-                <w:color w:val="000000"/>
-              </w:rPr>
-            </w:pPr>
-            <w:r>
-              <w:rPr>
-                <w:rFonts w:ascii="Helvetica" w:hAnsi="Helvetica" w:eastAsia="Helvetica" w:cs="Helvetica"/>
-                <w:i w:val="false"/>
-                <w:b w:val="true"/>
-                <w:u w:val="none"/>
+                <w:strike w:val="false"/>
+                <w:sz w:val="20"/>
+                <w:szCs w:val="20"/>
+                <w:color w:val="000000"/>
+              </w:rPr>
+            </w:pPr>
+            <w:r>
+              <w:rPr>
+                <w:rFonts w:ascii="Helvetica" w:hAnsi="Helvetica" w:eastAsia="Helvetica" w:cs="Helvetica"/>
+                <w:i w:val="false"/>
+                <w:b w:val="true"/>
+                <w:u w:val="none"/>
+                <w:strike w:val="false"/>
                 <w:sz w:val="20"/>
                 <w:szCs w:val="20"/>
                 <w:color w:val="000000"/>
@@ -1700,17 +1768,19 @@
                 <w:i w:val="false"/>
                 <w:b w:val="true"/>
                 <w:u w:val="none"/>
-                <w:sz w:val="20"/>
-                <w:szCs w:val="20"/>
-                <w:color w:val="000000"/>
-              </w:rPr>
-            </w:pPr>
-            <w:r>
-              <w:rPr>
-                <w:rFonts w:ascii="Helvetica" w:hAnsi="Helvetica" w:eastAsia="Helvetica" w:cs="Helvetica"/>
-                <w:i w:val="false"/>
-                <w:b w:val="true"/>
-                <w:u w:val="none"/>
+                <w:strike w:val="false"/>
+                <w:sz w:val="20"/>
+                <w:szCs w:val="20"/>
+                <w:color w:val="000000"/>
+              </w:rPr>
+            </w:pPr>
+            <w:r>
+              <w:rPr>
+                <w:rFonts w:ascii="Helvetica" w:hAnsi="Helvetica" w:eastAsia="Helvetica" w:cs="Helvetica"/>
+                <w:i w:val="false"/>
+                <w:b w:val="true"/>
+                <w:u w:val="none"/>
+                <w:strike w:val="false"/>
                 <w:sz w:val="20"/>
                 <w:szCs w:val="20"/>
                 <w:color w:val="000000"/>
@@ -1758,17 +1828,19 @@
                 <w:i w:val="false"/>
                 <w:b w:val="false"/>
                 <w:u w:val="none"/>
-                <w:sz w:val="20"/>
-                <w:szCs w:val="20"/>
-                <w:color w:val="000000"/>
-              </w:rPr>
-            </w:pPr>
-            <w:r>
-              <w:rPr>
-                <w:rFonts w:ascii="Helvetica" w:hAnsi="Helvetica" w:eastAsia="Helvetica" w:cs="Helvetica"/>
-                <w:i w:val="false"/>
-                <w:b w:val="false"/>
-                <w:u w:val="none"/>
+                <w:strike w:val="false"/>
+                <w:sz w:val="20"/>
+                <w:szCs w:val="20"/>
+                <w:color w:val="000000"/>
+              </w:rPr>
+            </w:pPr>
+            <w:r>
+              <w:rPr>
+                <w:rFonts w:ascii="Helvetica" w:hAnsi="Helvetica" w:eastAsia="Helvetica" w:cs="Helvetica"/>
+                <w:i w:val="false"/>
+                <w:b w:val="false"/>
+                <w:u w:val="none"/>
+                <w:strike w:val="false"/>
                 <w:sz w:val="20"/>
                 <w:szCs w:val="20"/>
                 <w:color w:val="000000"/>
@@ -1810,17 +1882,19 @@
                 <w:i w:val="false"/>
                 <w:b w:val="false"/>
                 <w:u w:val="none"/>
-                <w:sz w:val="20"/>
-                <w:szCs w:val="20"/>
-                <w:color w:val="000000"/>
-              </w:rPr>
-            </w:pPr>
-            <w:r>
-              <w:rPr>
-                <w:rFonts w:ascii="Helvetica" w:hAnsi="Helvetica" w:eastAsia="Helvetica" w:cs="Helvetica"/>
-                <w:i w:val="false"/>
-                <w:b w:val="false"/>
-                <w:u w:val="none"/>
+                <w:strike w:val="false"/>
+                <w:sz w:val="20"/>
+                <w:szCs w:val="20"/>
+                <w:color w:val="000000"/>
+              </w:rPr>
+            </w:pPr>
+            <w:r>
+              <w:rPr>
+                <w:rFonts w:ascii="Helvetica" w:hAnsi="Helvetica" w:eastAsia="Helvetica" w:cs="Helvetica"/>
+                <w:i w:val="false"/>
+                <w:b w:val="false"/>
+                <w:u w:val="none"/>
+                <w:strike w:val="false"/>
                 <w:sz w:val="20"/>
                 <w:szCs w:val="20"/>
                 <w:color w:val="000000"/>
@@ -1862,17 +1936,19 @@
                 <w:i w:val="false"/>
                 <w:b w:val="false"/>
                 <w:u w:val="none"/>
-                <w:sz w:val="20"/>
-                <w:szCs w:val="20"/>
-                <w:color w:val="000000"/>
-              </w:rPr>
-            </w:pPr>
-            <w:r>
-              <w:rPr>
-                <w:rFonts w:ascii="Helvetica" w:hAnsi="Helvetica" w:eastAsia="Helvetica" w:cs="Helvetica"/>
-                <w:i w:val="false"/>
-                <w:b w:val="false"/>
-                <w:u w:val="none"/>
+                <w:strike w:val="false"/>
+                <w:sz w:val="20"/>
+                <w:szCs w:val="20"/>
+                <w:color w:val="000000"/>
+              </w:rPr>
+            </w:pPr>
+            <w:r>
+              <w:rPr>
+                <w:rFonts w:ascii="Helvetica" w:hAnsi="Helvetica" w:eastAsia="Helvetica" w:cs="Helvetica"/>
+                <w:i w:val="false"/>
+                <w:b w:val="false"/>
+                <w:u w:val="none"/>
+                <w:strike w:val="false"/>
                 <w:sz w:val="20"/>
                 <w:szCs w:val="20"/>
                 <w:color w:val="000000"/>
@@ -1914,17 +1990,19 @@
                 <w:i w:val="false"/>
                 <w:b w:val="false"/>
                 <w:u w:val="none"/>
-                <w:sz w:val="20"/>
-                <w:szCs w:val="20"/>
-                <w:color w:val="000000"/>
-              </w:rPr>
-            </w:pPr>
-            <w:r>
-              <w:rPr>
-                <w:rFonts w:ascii="Helvetica" w:hAnsi="Helvetica" w:eastAsia="Helvetica" w:cs="Helvetica"/>
-                <w:i w:val="false"/>
-                <w:b w:val="false"/>
-                <w:u w:val="none"/>
+                <w:strike w:val="false"/>
+                <w:sz w:val="20"/>
+                <w:szCs w:val="20"/>
+                <w:color w:val="000000"/>
+              </w:rPr>
+            </w:pPr>
+            <w:r>
+              <w:rPr>
+                <w:rFonts w:ascii="Helvetica" w:hAnsi="Helvetica" w:eastAsia="Helvetica" w:cs="Helvetica"/>
+                <w:i w:val="false"/>
+                <w:b w:val="false"/>
+                <w:u w:val="none"/>
+                <w:strike w:val="false"/>
                 <w:sz w:val="20"/>
                 <w:szCs w:val="20"/>
                 <w:color w:val="000000"/>
@@ -1966,17 +2044,19 @@
                 <w:i w:val="false"/>
                 <w:b w:val="false"/>
                 <w:u w:val="none"/>
-                <w:sz w:val="20"/>
-                <w:szCs w:val="20"/>
-                <w:color w:val="000000"/>
-              </w:rPr>
-            </w:pPr>
-            <w:r>
-              <w:rPr>
-                <w:rFonts w:ascii="Helvetica" w:hAnsi="Helvetica" w:eastAsia="Helvetica" w:cs="Helvetica"/>
-                <w:i w:val="false"/>
-                <w:b w:val="false"/>
-                <w:u w:val="none"/>
+                <w:strike w:val="false"/>
+                <w:sz w:val="20"/>
+                <w:szCs w:val="20"/>
+                <w:color w:val="000000"/>
+              </w:rPr>
+            </w:pPr>
+            <w:r>
+              <w:rPr>
+                <w:rFonts w:ascii="Helvetica" w:hAnsi="Helvetica" w:eastAsia="Helvetica" w:cs="Helvetica"/>
+                <w:i w:val="false"/>
+                <w:b w:val="false"/>
+                <w:u w:val="none"/>
+                <w:strike w:val="false"/>
                 <w:sz w:val="20"/>
                 <w:szCs w:val="20"/>
                 <w:color w:val="000000"/>
@@ -2018,17 +2098,19 @@
                 <w:i w:val="false"/>
                 <w:b w:val="true"/>
                 <w:u w:val="none"/>
-                <w:sz w:val="20"/>
-                <w:szCs w:val="20"/>
-                <w:color w:val="000000"/>
-              </w:rPr>
-            </w:pPr>
-            <w:r>
-              <w:rPr>
-                <w:rFonts w:ascii="Helvetica" w:hAnsi="Helvetica" w:eastAsia="Helvetica" w:cs="Helvetica"/>
-                <w:i w:val="false"/>
-                <w:b w:val="true"/>
-                <w:u w:val="none"/>
+                <w:strike w:val="false"/>
+                <w:sz w:val="20"/>
+                <w:szCs w:val="20"/>
+                <w:color w:val="000000"/>
+              </w:rPr>
+            </w:pPr>
+            <w:r>
+              <w:rPr>
+                <w:rFonts w:ascii="Helvetica" w:hAnsi="Helvetica" w:eastAsia="Helvetica" w:cs="Helvetica"/>
+                <w:i w:val="false"/>
+                <w:b w:val="true"/>
+                <w:u w:val="none"/>
+                <w:strike w:val="false"/>
                 <w:sz w:val="20"/>
                 <w:szCs w:val="20"/>
                 <w:color w:val="000000"/>
@@ -2076,17 +2158,19 @@
                 <w:i w:val="false"/>
                 <w:b w:val="false"/>
                 <w:u w:val="none"/>
-                <w:sz w:val="20"/>
-                <w:szCs w:val="20"/>
-                <w:color w:val="000000"/>
-              </w:rPr>
-            </w:pPr>
-            <w:r>
-              <w:rPr>
-                <w:rFonts w:ascii="Helvetica" w:hAnsi="Helvetica" w:eastAsia="Helvetica" w:cs="Helvetica"/>
-                <w:i w:val="false"/>
-                <w:b w:val="false"/>
-                <w:u w:val="none"/>
+                <w:strike w:val="false"/>
+                <w:sz w:val="20"/>
+                <w:szCs w:val="20"/>
+                <w:color w:val="000000"/>
+              </w:rPr>
+            </w:pPr>
+            <w:r>
+              <w:rPr>
+                <w:rFonts w:ascii="Helvetica" w:hAnsi="Helvetica" w:eastAsia="Helvetica" w:cs="Helvetica"/>
+                <w:i w:val="false"/>
+                <w:b w:val="false"/>
+                <w:u w:val="none"/>
+                <w:strike w:val="false"/>
                 <w:sz w:val="20"/>
                 <w:szCs w:val="20"/>
                 <w:color w:val="000000"/>
@@ -2128,17 +2212,19 @@
                 <w:i w:val="false"/>
                 <w:b w:val="false"/>
                 <w:u w:val="none"/>
-                <w:sz w:val="20"/>
-                <w:szCs w:val="20"/>
-                <w:color w:val="000000"/>
-              </w:rPr>
-            </w:pPr>
-            <w:r>
-              <w:rPr>
-                <w:rFonts w:ascii="Helvetica" w:hAnsi="Helvetica" w:eastAsia="Helvetica" w:cs="Helvetica"/>
-                <w:i w:val="false"/>
-                <w:b w:val="false"/>
-                <w:u w:val="none"/>
+                <w:strike w:val="false"/>
+                <w:sz w:val="20"/>
+                <w:szCs w:val="20"/>
+                <w:color w:val="000000"/>
+              </w:rPr>
+            </w:pPr>
+            <w:r>
+              <w:rPr>
+                <w:rFonts w:ascii="Helvetica" w:hAnsi="Helvetica" w:eastAsia="Helvetica" w:cs="Helvetica"/>
+                <w:i w:val="false"/>
+                <w:b w:val="false"/>
+                <w:u w:val="none"/>
+                <w:strike w:val="false"/>
                 <w:sz w:val="20"/>
                 <w:szCs w:val="20"/>
                 <w:color w:val="000000"/>
@@ -2180,17 +2266,19 @@
                 <w:i w:val="false"/>
                 <w:b w:val="false"/>
                 <w:u w:val="none"/>
-                <w:sz w:val="20"/>
-                <w:szCs w:val="20"/>
-                <w:color w:val="000000"/>
-              </w:rPr>
-            </w:pPr>
-            <w:r>
-              <w:rPr>
-                <w:rFonts w:ascii="Helvetica" w:hAnsi="Helvetica" w:eastAsia="Helvetica" w:cs="Helvetica"/>
-                <w:i w:val="false"/>
-                <w:b w:val="false"/>
-                <w:u w:val="none"/>
+                <w:strike w:val="false"/>
+                <w:sz w:val="20"/>
+                <w:szCs w:val="20"/>
+                <w:color w:val="000000"/>
+              </w:rPr>
+            </w:pPr>
+            <w:r>
+              <w:rPr>
+                <w:rFonts w:ascii="Helvetica" w:hAnsi="Helvetica" w:eastAsia="Helvetica" w:cs="Helvetica"/>
+                <w:i w:val="false"/>
+                <w:b w:val="false"/>
+                <w:u w:val="none"/>
+                <w:strike w:val="false"/>
                 <w:sz w:val="20"/>
                 <w:szCs w:val="20"/>
                 <w:color w:val="000000"/>
@@ -2232,17 +2320,19 @@
                 <w:i w:val="false"/>
                 <w:b w:val="false"/>
                 <w:u w:val="none"/>
-                <w:sz w:val="20"/>
-                <w:szCs w:val="20"/>
-                <w:color w:val="000000"/>
-              </w:rPr>
-            </w:pPr>
-            <w:r>
-              <w:rPr>
-                <w:rFonts w:ascii="Helvetica" w:hAnsi="Helvetica" w:eastAsia="Helvetica" w:cs="Helvetica"/>
-                <w:i w:val="false"/>
-                <w:b w:val="false"/>
-                <w:u w:val="none"/>
+                <w:strike w:val="false"/>
+                <w:sz w:val="20"/>
+                <w:szCs w:val="20"/>
+                <w:color w:val="000000"/>
+              </w:rPr>
+            </w:pPr>
+            <w:r>
+              <w:rPr>
+                <w:rFonts w:ascii="Helvetica" w:hAnsi="Helvetica" w:eastAsia="Helvetica" w:cs="Helvetica"/>
+                <w:i w:val="false"/>
+                <w:b w:val="false"/>
+                <w:u w:val="none"/>
+                <w:strike w:val="false"/>
                 <w:sz w:val="20"/>
                 <w:szCs w:val="20"/>
                 <w:color w:val="000000"/>
@@ -2284,17 +2374,19 @@
                 <w:i w:val="false"/>
                 <w:b w:val="false"/>
                 <w:u w:val="none"/>
-                <w:sz w:val="20"/>
-                <w:szCs w:val="20"/>
-                <w:color w:val="000000"/>
-              </w:rPr>
-            </w:pPr>
-            <w:r>
-              <w:rPr>
-                <w:rFonts w:ascii="Helvetica" w:hAnsi="Helvetica" w:eastAsia="Helvetica" w:cs="Helvetica"/>
-                <w:i w:val="false"/>
-                <w:b w:val="false"/>
-                <w:u w:val="none"/>
+                <w:strike w:val="false"/>
+                <w:sz w:val="20"/>
+                <w:szCs w:val="20"/>
+                <w:color w:val="000000"/>
+              </w:rPr>
+            </w:pPr>
+            <w:r>
+              <w:rPr>
+                <w:rFonts w:ascii="Helvetica" w:hAnsi="Helvetica" w:eastAsia="Helvetica" w:cs="Helvetica"/>
+                <w:i w:val="false"/>
+                <w:b w:val="false"/>
+                <w:u w:val="none"/>
+                <w:strike w:val="false"/>
                 <w:sz w:val="20"/>
                 <w:szCs w:val="20"/>
                 <w:color w:val="000000"/>
@@ -2336,17 +2428,19 @@
                 <w:i w:val="false"/>
                 <w:b w:val="true"/>
                 <w:u w:val="none"/>
-                <w:sz w:val="20"/>
-                <w:szCs w:val="20"/>
-                <w:color w:val="000000"/>
-              </w:rPr>
-            </w:pPr>
-            <w:r>
-              <w:rPr>
-                <w:rFonts w:ascii="Helvetica" w:hAnsi="Helvetica" w:eastAsia="Helvetica" w:cs="Helvetica"/>
-                <w:i w:val="false"/>
-                <w:b w:val="true"/>
-                <w:u w:val="none"/>
+                <w:strike w:val="false"/>
+                <w:sz w:val="20"/>
+                <w:szCs w:val="20"/>
+                <w:color w:val="000000"/>
+              </w:rPr>
+            </w:pPr>
+            <w:r>
+              <w:rPr>
+                <w:rFonts w:ascii="Helvetica" w:hAnsi="Helvetica" w:eastAsia="Helvetica" w:cs="Helvetica"/>
+                <w:i w:val="false"/>
+                <w:b w:val="true"/>
+                <w:u w:val="none"/>
+                <w:strike w:val="false"/>
                 <w:sz w:val="20"/>
                 <w:szCs w:val="20"/>
                 <w:color w:val="000000"/>
@@ -2394,17 +2488,19 @@
                 <w:i w:val="false"/>
                 <w:b w:val="false"/>
                 <w:u w:val="none"/>
-                <w:sz w:val="20"/>
-                <w:szCs w:val="20"/>
-                <w:color w:val="000000"/>
-              </w:rPr>
-            </w:pPr>
-            <w:r>
-              <w:rPr>
-                <w:rFonts w:ascii="Helvetica" w:hAnsi="Helvetica" w:eastAsia="Helvetica" w:cs="Helvetica"/>
-                <w:i w:val="false"/>
-                <w:b w:val="false"/>
-                <w:u w:val="none"/>
+                <w:strike w:val="false"/>
+                <w:sz w:val="20"/>
+                <w:szCs w:val="20"/>
+                <w:color w:val="000000"/>
+              </w:rPr>
+            </w:pPr>
+            <w:r>
+              <w:rPr>
+                <w:rFonts w:ascii="Helvetica" w:hAnsi="Helvetica" w:eastAsia="Helvetica" w:cs="Helvetica"/>
+                <w:i w:val="false"/>
+                <w:b w:val="false"/>
+                <w:u w:val="none"/>
+                <w:strike w:val="false"/>
                 <w:sz w:val="20"/>
                 <w:szCs w:val="20"/>
                 <w:color w:val="000000"/>
@@ -2446,17 +2542,19 @@
                 <w:i w:val="false"/>
                 <w:b w:val="false"/>
                 <w:u w:val="none"/>
-                <w:sz w:val="20"/>
-                <w:szCs w:val="20"/>
-                <w:color w:val="000000"/>
-              </w:rPr>
-            </w:pPr>
-            <w:r>
-              <w:rPr>
-                <w:rFonts w:ascii="Helvetica" w:hAnsi="Helvetica" w:eastAsia="Helvetica" w:cs="Helvetica"/>
-                <w:i w:val="false"/>
-                <w:b w:val="false"/>
-                <w:u w:val="none"/>
+                <w:strike w:val="false"/>
+                <w:sz w:val="20"/>
+                <w:szCs w:val="20"/>
+                <w:color w:val="000000"/>
+              </w:rPr>
+            </w:pPr>
+            <w:r>
+              <w:rPr>
+                <w:rFonts w:ascii="Helvetica" w:hAnsi="Helvetica" w:eastAsia="Helvetica" w:cs="Helvetica"/>
+                <w:i w:val="false"/>
+                <w:b w:val="false"/>
+                <w:u w:val="none"/>
+                <w:strike w:val="false"/>
                 <w:sz w:val="20"/>
                 <w:szCs w:val="20"/>
                 <w:color w:val="000000"/>
@@ -2498,17 +2596,19 @@
                 <w:i w:val="false"/>
                 <w:b w:val="false"/>
                 <w:u w:val="none"/>
-                <w:sz w:val="20"/>
-                <w:szCs w:val="20"/>
-                <w:color w:val="000000"/>
-              </w:rPr>
-            </w:pPr>
-            <w:r>
-              <w:rPr>
-                <w:rFonts w:ascii="Helvetica" w:hAnsi="Helvetica" w:eastAsia="Helvetica" w:cs="Helvetica"/>
-                <w:i w:val="false"/>
-                <w:b w:val="false"/>
-                <w:u w:val="none"/>
+                <w:strike w:val="false"/>
+                <w:sz w:val="20"/>
+                <w:szCs w:val="20"/>
+                <w:color w:val="000000"/>
+              </w:rPr>
+            </w:pPr>
+            <w:r>
+              <w:rPr>
+                <w:rFonts w:ascii="Helvetica" w:hAnsi="Helvetica" w:eastAsia="Helvetica" w:cs="Helvetica"/>
+                <w:i w:val="false"/>
+                <w:b w:val="false"/>
+                <w:u w:val="none"/>
+                <w:strike w:val="false"/>
                 <w:sz w:val="20"/>
                 <w:szCs w:val="20"/>
                 <w:color w:val="000000"/>
@@ -2550,17 +2650,19 @@
                 <w:i w:val="false"/>
                 <w:b w:val="false"/>
                 <w:u w:val="none"/>
-                <w:sz w:val="20"/>
-                <w:szCs w:val="20"/>
-                <w:color w:val="000000"/>
-              </w:rPr>
-            </w:pPr>
-            <w:r>
-              <w:rPr>
-                <w:rFonts w:ascii="Helvetica" w:hAnsi="Helvetica" w:eastAsia="Helvetica" w:cs="Helvetica"/>
-                <w:i w:val="false"/>
-                <w:b w:val="false"/>
-                <w:u w:val="none"/>
+                <w:strike w:val="false"/>
+                <w:sz w:val="20"/>
+                <w:szCs w:val="20"/>
+                <w:color w:val="000000"/>
+              </w:rPr>
+            </w:pPr>
+            <w:r>
+              <w:rPr>
+                <w:rFonts w:ascii="Helvetica" w:hAnsi="Helvetica" w:eastAsia="Helvetica" w:cs="Helvetica"/>
+                <w:i w:val="false"/>
+                <w:b w:val="false"/>
+                <w:u w:val="none"/>
+                <w:strike w:val="false"/>
                 <w:sz w:val="20"/>
                 <w:szCs w:val="20"/>
                 <w:color w:val="000000"/>
@@ -2602,17 +2704,19 @@
                 <w:i w:val="false"/>
                 <w:b w:val="false"/>
                 <w:u w:val="none"/>
-                <w:sz w:val="20"/>
-                <w:szCs w:val="20"/>
-                <w:color w:val="000000"/>
-              </w:rPr>
-            </w:pPr>
-            <w:r>
-              <w:rPr>
-                <w:rFonts w:ascii="Helvetica" w:hAnsi="Helvetica" w:eastAsia="Helvetica" w:cs="Helvetica"/>
-                <w:i w:val="false"/>
-                <w:b w:val="false"/>
-                <w:u w:val="none"/>
+                <w:strike w:val="false"/>
+                <w:sz w:val="20"/>
+                <w:szCs w:val="20"/>
+                <w:color w:val="000000"/>
+              </w:rPr>
+            </w:pPr>
+            <w:r>
+              <w:rPr>
+                <w:rFonts w:ascii="Helvetica" w:hAnsi="Helvetica" w:eastAsia="Helvetica" w:cs="Helvetica"/>
+                <w:i w:val="false"/>
+                <w:b w:val="false"/>
+                <w:u w:val="none"/>
+                <w:strike w:val="false"/>
                 <w:sz w:val="20"/>
                 <w:szCs w:val="20"/>
                 <w:color w:val="000000"/>
@@ -2654,17 +2758,19 @@
                 <w:i w:val="false"/>
                 <w:b w:val="true"/>
                 <w:u w:val="none"/>
-                <w:sz w:val="20"/>
-                <w:szCs w:val="20"/>
-                <w:color w:val="000000"/>
-              </w:rPr>
-            </w:pPr>
-            <w:r>
-              <w:rPr>
-                <w:rFonts w:ascii="Helvetica" w:hAnsi="Helvetica" w:eastAsia="Helvetica" w:cs="Helvetica"/>
-                <w:i w:val="false"/>
-                <w:b w:val="true"/>
-                <w:u w:val="none"/>
+                <w:strike w:val="false"/>
+                <w:sz w:val="20"/>
+                <w:szCs w:val="20"/>
+                <w:color w:val="000000"/>
+              </w:rPr>
+            </w:pPr>
+            <w:r>
+              <w:rPr>
+                <w:rFonts w:ascii="Helvetica" w:hAnsi="Helvetica" w:eastAsia="Helvetica" w:cs="Helvetica"/>
+                <w:i w:val="false"/>
+                <w:b w:val="true"/>
+                <w:u w:val="none"/>
+                <w:strike w:val="false"/>
                 <w:sz w:val="20"/>
                 <w:szCs w:val="20"/>
                 <w:color w:val="000000"/>
@@ -2712,17 +2818,19 @@
                 <w:i w:val="false"/>
                 <w:b w:val="false"/>
                 <w:u w:val="none"/>
-                <w:sz w:val="20"/>
-                <w:szCs w:val="20"/>
-                <w:color w:val="000000"/>
-              </w:rPr>
-            </w:pPr>
-            <w:r>
-              <w:rPr>
-                <w:rFonts w:ascii="Helvetica" w:hAnsi="Helvetica" w:eastAsia="Helvetica" w:cs="Helvetica"/>
-                <w:i w:val="false"/>
-                <w:b w:val="false"/>
-                <w:u w:val="none"/>
+                <w:strike w:val="false"/>
+                <w:sz w:val="20"/>
+                <w:szCs w:val="20"/>
+                <w:color w:val="000000"/>
+              </w:rPr>
+            </w:pPr>
+            <w:r>
+              <w:rPr>
+                <w:rFonts w:ascii="Helvetica" w:hAnsi="Helvetica" w:eastAsia="Helvetica" w:cs="Helvetica"/>
+                <w:i w:val="false"/>
+                <w:b w:val="false"/>
+                <w:u w:val="none"/>
+                <w:strike w:val="false"/>
                 <w:sz w:val="20"/>
                 <w:szCs w:val="20"/>
                 <w:color w:val="000000"/>
@@ -2764,17 +2872,19 @@
                 <w:i w:val="false"/>
                 <w:b w:val="false"/>
                 <w:u w:val="none"/>
-                <w:sz w:val="20"/>
-                <w:szCs w:val="20"/>
-                <w:color w:val="000000"/>
-              </w:rPr>
-            </w:pPr>
-            <w:r>
-              <w:rPr>
-                <w:rFonts w:ascii="Helvetica" w:hAnsi="Helvetica" w:eastAsia="Helvetica" w:cs="Helvetica"/>
-                <w:i w:val="false"/>
-                <w:b w:val="false"/>
-                <w:u w:val="none"/>
+                <w:strike w:val="false"/>
+                <w:sz w:val="20"/>
+                <w:szCs w:val="20"/>
+                <w:color w:val="000000"/>
+              </w:rPr>
+            </w:pPr>
+            <w:r>
+              <w:rPr>
+                <w:rFonts w:ascii="Helvetica" w:hAnsi="Helvetica" w:eastAsia="Helvetica" w:cs="Helvetica"/>
+                <w:i w:val="false"/>
+                <w:b w:val="false"/>
+                <w:u w:val="none"/>
+                <w:strike w:val="false"/>
                 <w:sz w:val="20"/>
                 <w:szCs w:val="20"/>
                 <w:color w:val="000000"/>
@@ -2816,17 +2926,19 @@
                 <w:i w:val="false"/>
                 <w:b w:val="false"/>
                 <w:u w:val="none"/>
-                <w:sz w:val="20"/>
-                <w:szCs w:val="20"/>
-                <w:color w:val="000000"/>
-              </w:rPr>
-            </w:pPr>
-            <w:r>
-              <w:rPr>
-                <w:rFonts w:ascii="Helvetica" w:hAnsi="Helvetica" w:eastAsia="Helvetica" w:cs="Helvetica"/>
-                <w:i w:val="false"/>
-                <w:b w:val="false"/>
-                <w:u w:val="none"/>
+                <w:strike w:val="false"/>
+                <w:sz w:val="20"/>
+                <w:szCs w:val="20"/>
+                <w:color w:val="000000"/>
+              </w:rPr>
+            </w:pPr>
+            <w:r>
+              <w:rPr>
+                <w:rFonts w:ascii="Helvetica" w:hAnsi="Helvetica" w:eastAsia="Helvetica" w:cs="Helvetica"/>
+                <w:i w:val="false"/>
+                <w:b w:val="false"/>
+                <w:u w:val="none"/>
+                <w:strike w:val="false"/>
                 <w:sz w:val="20"/>
                 <w:szCs w:val="20"/>
                 <w:color w:val="000000"/>
@@ -2868,17 +2980,19 @@
                 <w:i w:val="false"/>
                 <w:b w:val="false"/>
                 <w:u w:val="none"/>
-                <w:sz w:val="20"/>
-                <w:szCs w:val="20"/>
-                <w:color w:val="000000"/>
-              </w:rPr>
-            </w:pPr>
-            <w:r>
-              <w:rPr>
-                <w:rFonts w:ascii="Helvetica" w:hAnsi="Helvetica" w:eastAsia="Helvetica" w:cs="Helvetica"/>
-                <w:i w:val="false"/>
-                <w:b w:val="false"/>
-                <w:u w:val="none"/>
+                <w:strike w:val="false"/>
+                <w:sz w:val="20"/>
+                <w:szCs w:val="20"/>
+                <w:color w:val="000000"/>
+              </w:rPr>
+            </w:pPr>
+            <w:r>
+              <w:rPr>
+                <w:rFonts w:ascii="Helvetica" w:hAnsi="Helvetica" w:eastAsia="Helvetica" w:cs="Helvetica"/>
+                <w:i w:val="false"/>
+                <w:b w:val="false"/>
+                <w:u w:val="none"/>
+                <w:strike w:val="false"/>
                 <w:sz w:val="20"/>
                 <w:szCs w:val="20"/>
                 <w:color w:val="000000"/>
@@ -2920,17 +3034,19 @@
                 <w:i w:val="false"/>
                 <w:b w:val="false"/>
                 <w:u w:val="none"/>
-                <w:sz w:val="20"/>
-                <w:szCs w:val="20"/>
-                <w:color w:val="000000"/>
-              </w:rPr>
-            </w:pPr>
-            <w:r>
-              <w:rPr>
-                <w:rFonts w:ascii="Helvetica" w:hAnsi="Helvetica" w:eastAsia="Helvetica" w:cs="Helvetica"/>
-                <w:i w:val="false"/>
-                <w:b w:val="false"/>
-                <w:u w:val="none"/>
+                <w:strike w:val="false"/>
+                <w:sz w:val="20"/>
+                <w:szCs w:val="20"/>
+                <w:color w:val="000000"/>
+              </w:rPr>
+            </w:pPr>
+            <w:r>
+              <w:rPr>
+                <w:rFonts w:ascii="Helvetica" w:hAnsi="Helvetica" w:eastAsia="Helvetica" w:cs="Helvetica"/>
+                <w:i w:val="false"/>
+                <w:b w:val="false"/>
+                <w:u w:val="none"/>
+                <w:strike w:val="false"/>
                 <w:sz w:val="20"/>
                 <w:szCs w:val="20"/>
                 <w:color w:val="000000"/>
@@ -2972,17 +3088,19 @@
                 <w:i w:val="false"/>
                 <w:b w:val="true"/>
                 <w:u w:val="none"/>
-                <w:sz w:val="20"/>
-                <w:szCs w:val="20"/>
-                <w:color w:val="000000"/>
-              </w:rPr>
-            </w:pPr>
-            <w:r>
-              <w:rPr>
-                <w:rFonts w:ascii="Helvetica" w:hAnsi="Helvetica" w:eastAsia="Helvetica" w:cs="Helvetica"/>
-                <w:i w:val="false"/>
-                <w:b w:val="true"/>
-                <w:u w:val="none"/>
+                <w:strike w:val="false"/>
+                <w:sz w:val="20"/>
+                <w:szCs w:val="20"/>
+                <w:color w:val="000000"/>
+              </w:rPr>
+            </w:pPr>
+            <w:r>
+              <w:rPr>
+                <w:rFonts w:ascii="Helvetica" w:hAnsi="Helvetica" w:eastAsia="Helvetica" w:cs="Helvetica"/>
+                <w:i w:val="false"/>
+                <w:b w:val="true"/>
+                <w:u w:val="none"/>
+                <w:strike w:val="false"/>
                 <w:sz w:val="20"/>
                 <w:szCs w:val="20"/>
                 <w:color w:val="000000"/>

--- a/Outputs/table2.docx
+++ b/Outputs/table2.docx
@@ -14,7 +14,7 @@
           <w:trHeight w:val="720" w:hRule="auto"/>
           <w:tblHeader/>
         </w:trPr>
-        header1
+        header 1
         <w:tc>
           <w:tcPr>
             <w:tcBorders>
@@ -474,7 +474,7 @@
         <w:trPr>
           <w:trHeight w:val="288" w:hRule="auto"/>
         </w:trPr>
-        body1
+        body 1
         <w:tc>
           <w:tcPr>
             <w:tcBorders>
@@ -804,7 +804,7 @@
         <w:trPr>
           <w:trHeight w:val="288" w:hRule="auto"/>
         </w:trPr>
-        body2
+        body 2
         <w:tc>
           <w:tcPr>
             <w:tcBorders>
@@ -1134,7 +1134,7 @@
         <w:trPr>
           <w:trHeight w:val="288" w:hRule="auto"/>
         </w:trPr>
-        body3
+        body 3
         <w:tc>
           <w:tcPr>
             <w:tcBorders>
@@ -1464,7 +1464,7 @@
         <w:trPr>
           <w:trHeight w:val="288" w:hRule="auto"/>
         </w:trPr>
-        body4
+        body 4
         <w:tc>
           <w:tcPr>
             <w:tcBorders>
@@ -1515,7 +1515,7 @@
                 <w:szCs w:val="20"/>
                 <w:color w:val="000000"/>
               </w:rPr>
-              <w:t xml:space="preserve">Mortality</w:t>
+              <w:t xml:space="preserve">Repair Type</w:t>
             </w:r>
           </w:p>
         </w:tc>
@@ -1794,7 +1794,7 @@
         <w:trPr>
           <w:trHeight w:val="288" w:hRule="auto"/>
         </w:trPr>
-        body5
+        body 5
         <w:tc>
           <w:tcPr>
             <w:tcBorders>
@@ -1845,277 +1845,277 @@
                 <w:szCs w:val="20"/>
                 <w:color w:val="000000"/>
               </w:rPr>
-              <w:t xml:space="preserve">  &lt; 24h</w:t>
-            </w:r>
-          </w:p>
-        </w:tc>
-        <w:tc>
-          <w:tcPr>
-            <w:tcBorders>
-              <w:bottom w:val="none" w:sz="0" w:space="0" w:color="000000"/>
-              <w:top w:val="none" w:sz="0" w:space="0" w:color="000000"/>
-              <w:left w:val="none" w:sz="0" w:space="0" w:color="000000"/>
-              <w:right w:val="none" w:sz="0" w:space="0" w:color="000000"/>
-            </w:tcBorders>
-            <w:shd w:val="clear" w:color="auto" w:fill="FFFFFF"/>
-            <w:tcMar>
-              <w:top w:w="0" w:type="dxa"/>
-              <w:bottom w:w="0" w:type="dxa"/>
-              <w:left w:w="0" w:type="dxa"/>
-              <w:right w:w="0" w:type="dxa"/>
-            </w:tcMar>
-            <w:vAlign w:val="center"/>
-          </w:tcPr>
-          <w:p>
-            <w:pPr>
-              <w:jc w:val="center"/>
-              <w:pBdr>
-                <w:bottom w:val="none" w:sz="0" w:space="0" w:color="000000"/>
-                <w:top w:val="none" w:sz="0" w:space="0" w:color="000000"/>
-                <w:left w:val="none" w:sz="0" w:space="0" w:color="000000"/>
-                <w:right w:val="none" w:sz="0" w:space="0" w:color="000000"/>
-              </w:pBdr>
-              <w:spacing w:after="100" w:before="100" w:line="240"/>
-              <w:ind w:left="100" w:right="100" w:firstLine="0" w:firstLineChars="0"/>
-              <w:rPr>
-                <w:rFonts w:ascii="Helvetica" w:hAnsi="Helvetica" w:eastAsia="Helvetica" w:cs="Helvetica"/>
-                <w:i w:val="false"/>
-                <w:b w:val="false"/>
-                <w:u w:val="none"/>
-                <w:strike w:val="false"/>
-                <w:sz w:val="20"/>
-                <w:szCs w:val="20"/>
-                <w:color w:val="000000"/>
-              </w:rPr>
-            </w:pPr>
-            <w:r>
-              <w:rPr>
-                <w:rFonts w:ascii="Helvetica" w:hAnsi="Helvetica" w:eastAsia="Helvetica" w:cs="Helvetica"/>
-                <w:i w:val="false"/>
-                <w:b w:val="false"/>
-                <w:u w:val="none"/>
-                <w:strike w:val="false"/>
-                <w:sz w:val="20"/>
-                <w:szCs w:val="20"/>
-                <w:color w:val="000000"/>
-              </w:rPr>
-              <w:t xml:space="preserve">3 (100%)</w:t>
-            </w:r>
-          </w:p>
-        </w:tc>
-        <w:tc>
-          <w:tcPr>
-            <w:tcBorders>
-              <w:bottom w:val="none" w:sz="0" w:space="0" w:color="000000"/>
-              <w:top w:val="none" w:sz="0" w:space="0" w:color="000000"/>
-              <w:left w:val="none" w:sz="0" w:space="0" w:color="000000"/>
-              <w:right w:val="none" w:sz="0" w:space="0" w:color="000000"/>
-            </w:tcBorders>
-            <w:shd w:val="clear" w:color="auto" w:fill="FFFFFF"/>
-            <w:tcMar>
-              <w:top w:w="0" w:type="dxa"/>
-              <w:bottom w:w="0" w:type="dxa"/>
-              <w:left w:w="0" w:type="dxa"/>
-              <w:right w:w="0" w:type="dxa"/>
-            </w:tcMar>
-            <w:vAlign w:val="center"/>
-          </w:tcPr>
-          <w:p>
-            <w:pPr>
-              <w:jc w:val="center"/>
-              <w:pBdr>
-                <w:bottom w:val="none" w:sz="0" w:space="0" w:color="000000"/>
-                <w:top w:val="none" w:sz="0" w:space="0" w:color="000000"/>
-                <w:left w:val="none" w:sz="0" w:space="0" w:color="000000"/>
-                <w:right w:val="none" w:sz="0" w:space="0" w:color="000000"/>
-              </w:pBdr>
-              <w:spacing w:after="100" w:before="100" w:line="240"/>
-              <w:ind w:left="100" w:right="100" w:firstLine="0" w:firstLineChars="0"/>
-              <w:rPr>
-                <w:rFonts w:ascii="Helvetica" w:hAnsi="Helvetica" w:eastAsia="Helvetica" w:cs="Helvetica"/>
-                <w:i w:val="false"/>
-                <w:b w:val="false"/>
-                <w:u w:val="none"/>
-                <w:strike w:val="false"/>
-                <w:sz w:val="20"/>
-                <w:szCs w:val="20"/>
-                <w:color w:val="000000"/>
-              </w:rPr>
-            </w:pPr>
-            <w:r>
-              <w:rPr>
-                <w:rFonts w:ascii="Helvetica" w:hAnsi="Helvetica" w:eastAsia="Helvetica" w:cs="Helvetica"/>
-                <w:i w:val="false"/>
-                <w:b w:val="false"/>
-                <w:u w:val="none"/>
-                <w:strike w:val="false"/>
-                <w:sz w:val="20"/>
-                <w:szCs w:val="20"/>
-                <w:color w:val="000000"/>
-              </w:rPr>
-              <w:t xml:space="preserve">7 (58.5%)</w:t>
-            </w:r>
-          </w:p>
-        </w:tc>
-        <w:tc>
-          <w:tcPr>
-            <w:tcBorders>
-              <w:bottom w:val="none" w:sz="0" w:space="0" w:color="000000"/>
-              <w:top w:val="none" w:sz="0" w:space="0" w:color="000000"/>
-              <w:left w:val="none" w:sz="0" w:space="0" w:color="000000"/>
-              <w:right w:val="none" w:sz="0" w:space="0" w:color="000000"/>
-            </w:tcBorders>
-            <w:shd w:val="clear" w:color="auto" w:fill="FFFFFF"/>
-            <w:tcMar>
-              <w:top w:w="0" w:type="dxa"/>
-              <w:bottom w:w="0" w:type="dxa"/>
-              <w:left w:w="0" w:type="dxa"/>
-              <w:right w:w="0" w:type="dxa"/>
-            </w:tcMar>
-            <w:vAlign w:val="center"/>
-          </w:tcPr>
-          <w:p>
-            <w:pPr>
-              <w:jc w:val="center"/>
-              <w:pBdr>
-                <w:bottom w:val="none" w:sz="0" w:space="0" w:color="000000"/>
-                <w:top w:val="none" w:sz="0" w:space="0" w:color="000000"/>
-                <w:left w:val="none" w:sz="0" w:space="0" w:color="000000"/>
-                <w:right w:val="none" w:sz="0" w:space="0" w:color="000000"/>
-              </w:pBdr>
-              <w:spacing w:after="100" w:before="100" w:line="240"/>
-              <w:ind w:left="100" w:right="100" w:firstLine="0" w:firstLineChars="0"/>
-              <w:rPr>
-                <w:rFonts w:ascii="Helvetica" w:hAnsi="Helvetica" w:eastAsia="Helvetica" w:cs="Helvetica"/>
-                <w:i w:val="false"/>
-                <w:b w:val="false"/>
-                <w:u w:val="none"/>
-                <w:strike w:val="false"/>
-                <w:sz w:val="20"/>
-                <w:szCs w:val="20"/>
-                <w:color w:val="000000"/>
-              </w:rPr>
-            </w:pPr>
-            <w:r>
-              <w:rPr>
-                <w:rFonts w:ascii="Helvetica" w:hAnsi="Helvetica" w:eastAsia="Helvetica" w:cs="Helvetica"/>
-                <w:i w:val="false"/>
-                <w:b w:val="false"/>
-                <w:u w:val="none"/>
-                <w:strike w:val="false"/>
-                <w:sz w:val="20"/>
-                <w:szCs w:val="20"/>
-                <w:color w:val="000000"/>
-              </w:rPr>
-              <w:t xml:space="preserve">10 (34.5%)</w:t>
-            </w:r>
-          </w:p>
-        </w:tc>
-        <w:tc>
-          <w:tcPr>
-            <w:tcBorders>
-              <w:bottom w:val="none" w:sz="0" w:space="0" w:color="000000"/>
-              <w:top w:val="none" w:sz="0" w:space="0" w:color="000000"/>
-              <w:left w:val="none" w:sz="0" w:space="0" w:color="000000"/>
-              <w:right w:val="none" w:sz="0" w:space="0" w:color="000000"/>
-            </w:tcBorders>
-            <w:shd w:val="clear" w:color="auto" w:fill="FFFFFF"/>
-            <w:tcMar>
-              <w:top w:w="0" w:type="dxa"/>
-              <w:bottom w:w="0" w:type="dxa"/>
-              <w:left w:w="0" w:type="dxa"/>
-              <w:right w:w="0" w:type="dxa"/>
-            </w:tcMar>
-            <w:vAlign w:val="center"/>
-          </w:tcPr>
-          <w:p>
-            <w:pPr>
-              <w:jc w:val="center"/>
-              <w:pBdr>
-                <w:bottom w:val="none" w:sz="0" w:space="0" w:color="000000"/>
-                <w:top w:val="none" w:sz="0" w:space="0" w:color="000000"/>
-                <w:left w:val="none" w:sz="0" w:space="0" w:color="000000"/>
-                <w:right w:val="none" w:sz="0" w:space="0" w:color="000000"/>
-              </w:pBdr>
-              <w:spacing w:after="100" w:before="100" w:line="240"/>
-              <w:ind w:left="100" w:right="100" w:firstLine="0" w:firstLineChars="0"/>
-              <w:rPr>
-                <w:rFonts w:ascii="Helvetica" w:hAnsi="Helvetica" w:eastAsia="Helvetica" w:cs="Helvetica"/>
-                <w:i w:val="false"/>
-                <w:b w:val="false"/>
-                <w:u w:val="none"/>
-                <w:strike w:val="false"/>
-                <w:sz w:val="20"/>
-                <w:szCs w:val="20"/>
-                <w:color w:val="000000"/>
-              </w:rPr>
-            </w:pPr>
-            <w:r>
-              <w:rPr>
-                <w:rFonts w:ascii="Helvetica" w:hAnsi="Helvetica" w:eastAsia="Helvetica" w:cs="Helvetica"/>
-                <w:i w:val="false"/>
-                <w:b w:val="false"/>
-                <w:u w:val="none"/>
-                <w:strike w:val="false"/>
-                <w:sz w:val="20"/>
-                <w:szCs w:val="20"/>
-                <w:color w:val="000000"/>
-              </w:rPr>
-              <w:t xml:space="preserve">29 (33%)</w:t>
-            </w:r>
-          </w:p>
-        </w:tc>
-        <w:tc>
-          <w:tcPr>
-            <w:tcBorders>
-              <w:bottom w:val="none" w:sz="0" w:space="0" w:color="000000"/>
-              <w:top w:val="none" w:sz="0" w:space="0" w:color="000000"/>
-              <w:left w:val="none" w:sz="0" w:space="0" w:color="000000"/>
-              <w:right w:val="none" w:sz="0" w:space="0" w:color="000000"/>
-            </w:tcBorders>
-            <w:shd w:val="clear" w:color="auto" w:fill="FFFFFF"/>
-            <w:tcMar>
-              <w:top w:w="0" w:type="dxa"/>
-              <w:bottom w:w="0" w:type="dxa"/>
-              <w:left w:w="0" w:type="dxa"/>
-              <w:right w:w="0" w:type="dxa"/>
-            </w:tcMar>
-            <w:vAlign w:val="center"/>
-          </w:tcPr>
-          <w:p>
-            <w:pPr>
-              <w:jc w:val="center"/>
-              <w:pBdr>
-                <w:bottom w:val="none" w:sz="0" w:space="0" w:color="000000"/>
-                <w:top w:val="none" w:sz="0" w:space="0" w:color="000000"/>
-                <w:left w:val="none" w:sz="0" w:space="0" w:color="000000"/>
-                <w:right w:val="none" w:sz="0" w:space="0" w:color="000000"/>
-              </w:pBdr>
-              <w:spacing w:after="100" w:before="100" w:line="240"/>
-              <w:ind w:left="100" w:right="100" w:firstLine="0" w:firstLineChars="0"/>
-              <w:rPr>
-                <w:rFonts w:ascii="Helvetica" w:hAnsi="Helvetica" w:eastAsia="Helvetica" w:cs="Helvetica"/>
-                <w:i w:val="false"/>
-                <w:b w:val="true"/>
-                <w:u w:val="none"/>
-                <w:strike w:val="false"/>
-                <w:sz w:val="20"/>
-                <w:szCs w:val="20"/>
-                <w:color w:val="000000"/>
-              </w:rPr>
-            </w:pPr>
-            <w:r>
-              <w:rPr>
-                <w:rFonts w:ascii="Helvetica" w:hAnsi="Helvetica" w:eastAsia="Helvetica" w:cs="Helvetica"/>
-                <w:i w:val="false"/>
-                <w:b w:val="true"/>
-                <w:u w:val="none"/>
-                <w:strike w:val="false"/>
-                <w:sz w:val="20"/>
-                <w:szCs w:val="20"/>
-                <w:color w:val="000000"/>
-              </w:rPr>
-              <w:t xml:space="preserve">49 (37%)</w:t>
+              <w:t xml:space="preserve">  Primary</w:t>
+            </w:r>
+          </w:p>
+        </w:tc>
+        <w:tc>
+          <w:tcPr>
+            <w:tcBorders>
+              <w:bottom w:val="none" w:sz="0" w:space="0" w:color="000000"/>
+              <w:top w:val="none" w:sz="0" w:space="0" w:color="000000"/>
+              <w:left w:val="none" w:sz="0" w:space="0" w:color="000000"/>
+              <w:right w:val="none" w:sz="0" w:space="0" w:color="000000"/>
+            </w:tcBorders>
+            <w:shd w:val="clear" w:color="auto" w:fill="FFFFFF"/>
+            <w:tcMar>
+              <w:top w:w="0" w:type="dxa"/>
+              <w:bottom w:w="0" w:type="dxa"/>
+              <w:left w:w="0" w:type="dxa"/>
+              <w:right w:w="0" w:type="dxa"/>
+            </w:tcMar>
+            <w:vAlign w:val="center"/>
+          </w:tcPr>
+          <w:p>
+            <w:pPr>
+              <w:jc w:val="center"/>
+              <w:pBdr>
+                <w:bottom w:val="none" w:sz="0" w:space="0" w:color="000000"/>
+                <w:top w:val="none" w:sz="0" w:space="0" w:color="000000"/>
+                <w:left w:val="none" w:sz="0" w:space="0" w:color="000000"/>
+                <w:right w:val="none" w:sz="0" w:space="0" w:color="000000"/>
+              </w:pBdr>
+              <w:spacing w:after="100" w:before="100" w:line="240"/>
+              <w:ind w:left="100" w:right="100" w:firstLine="0" w:firstLineChars="0"/>
+              <w:rPr>
+                <w:rFonts w:ascii="Helvetica" w:hAnsi="Helvetica" w:eastAsia="Helvetica" w:cs="Helvetica"/>
+                <w:i w:val="false"/>
+                <w:b w:val="false"/>
+                <w:u w:val="none"/>
+                <w:strike w:val="false"/>
+                <w:sz w:val="20"/>
+                <w:szCs w:val="20"/>
+                <w:color w:val="000000"/>
+              </w:rPr>
+            </w:pPr>
+            <w:r>
+              <w:rPr>
+                <w:rFonts w:ascii="Helvetica" w:hAnsi="Helvetica" w:eastAsia="Helvetica" w:cs="Helvetica"/>
+                <w:i w:val="false"/>
+                <w:b w:val="false"/>
+                <w:u w:val="none"/>
+                <w:strike w:val="false"/>
+                <w:sz w:val="20"/>
+                <w:szCs w:val="20"/>
+                <w:color w:val="000000"/>
+              </w:rPr>
+              <w:t xml:space="preserve">1 (33.5%)</w:t>
+            </w:r>
+          </w:p>
+        </w:tc>
+        <w:tc>
+          <w:tcPr>
+            <w:tcBorders>
+              <w:bottom w:val="none" w:sz="0" w:space="0" w:color="000000"/>
+              <w:top w:val="none" w:sz="0" w:space="0" w:color="000000"/>
+              <w:left w:val="none" w:sz="0" w:space="0" w:color="000000"/>
+              <w:right w:val="none" w:sz="0" w:space="0" w:color="000000"/>
+            </w:tcBorders>
+            <w:shd w:val="clear" w:color="auto" w:fill="FFFFFF"/>
+            <w:tcMar>
+              <w:top w:w="0" w:type="dxa"/>
+              <w:bottom w:w="0" w:type="dxa"/>
+              <w:left w:w="0" w:type="dxa"/>
+              <w:right w:w="0" w:type="dxa"/>
+            </w:tcMar>
+            <w:vAlign w:val="center"/>
+          </w:tcPr>
+          <w:p>
+            <w:pPr>
+              <w:jc w:val="center"/>
+              <w:pBdr>
+                <w:bottom w:val="none" w:sz="0" w:space="0" w:color="000000"/>
+                <w:top w:val="none" w:sz="0" w:space="0" w:color="000000"/>
+                <w:left w:val="none" w:sz="0" w:space="0" w:color="000000"/>
+                <w:right w:val="none" w:sz="0" w:space="0" w:color="000000"/>
+              </w:pBdr>
+              <w:spacing w:after="100" w:before="100" w:line="240"/>
+              <w:ind w:left="100" w:right="100" w:firstLine="0" w:firstLineChars="0"/>
+              <w:rPr>
+                <w:rFonts w:ascii="Helvetica" w:hAnsi="Helvetica" w:eastAsia="Helvetica" w:cs="Helvetica"/>
+                <w:i w:val="false"/>
+                <w:b w:val="false"/>
+                <w:u w:val="none"/>
+                <w:strike w:val="false"/>
+                <w:sz w:val="20"/>
+                <w:szCs w:val="20"/>
+                <w:color w:val="000000"/>
+              </w:rPr>
+            </w:pPr>
+            <w:r>
+              <w:rPr>
+                <w:rFonts w:ascii="Helvetica" w:hAnsi="Helvetica" w:eastAsia="Helvetica" w:cs="Helvetica"/>
+                <w:i w:val="false"/>
+                <w:b w:val="false"/>
+                <w:u w:val="none"/>
+                <w:strike w:val="false"/>
+                <w:sz w:val="20"/>
+                <w:szCs w:val="20"/>
+                <w:color w:val="000000"/>
+              </w:rPr>
+              <w:t xml:space="preserve">6 (50%)</w:t>
+            </w:r>
+          </w:p>
+        </w:tc>
+        <w:tc>
+          <w:tcPr>
+            <w:tcBorders>
+              <w:bottom w:val="none" w:sz="0" w:space="0" w:color="000000"/>
+              <w:top w:val="none" w:sz="0" w:space="0" w:color="000000"/>
+              <w:left w:val="none" w:sz="0" w:space="0" w:color="000000"/>
+              <w:right w:val="none" w:sz="0" w:space="0" w:color="000000"/>
+            </w:tcBorders>
+            <w:shd w:val="clear" w:color="auto" w:fill="FFFFFF"/>
+            <w:tcMar>
+              <w:top w:w="0" w:type="dxa"/>
+              <w:bottom w:w="0" w:type="dxa"/>
+              <w:left w:w="0" w:type="dxa"/>
+              <w:right w:w="0" w:type="dxa"/>
+            </w:tcMar>
+            <w:vAlign w:val="center"/>
+          </w:tcPr>
+          <w:p>
+            <w:pPr>
+              <w:jc w:val="center"/>
+              <w:pBdr>
+                <w:bottom w:val="none" w:sz="0" w:space="0" w:color="000000"/>
+                <w:top w:val="none" w:sz="0" w:space="0" w:color="000000"/>
+                <w:left w:val="none" w:sz="0" w:space="0" w:color="000000"/>
+                <w:right w:val="none" w:sz="0" w:space="0" w:color="000000"/>
+              </w:pBdr>
+              <w:spacing w:after="100" w:before="100" w:line="240"/>
+              <w:ind w:left="100" w:right="100" w:firstLine="0" w:firstLineChars="0"/>
+              <w:rPr>
+                <w:rFonts w:ascii="Helvetica" w:hAnsi="Helvetica" w:eastAsia="Helvetica" w:cs="Helvetica"/>
+                <w:i w:val="false"/>
+                <w:b w:val="false"/>
+                <w:u w:val="none"/>
+                <w:strike w:val="false"/>
+                <w:sz w:val="20"/>
+                <w:szCs w:val="20"/>
+                <w:color w:val="000000"/>
+              </w:rPr>
+            </w:pPr>
+            <w:r>
+              <w:rPr>
+                <w:rFonts w:ascii="Helvetica" w:hAnsi="Helvetica" w:eastAsia="Helvetica" w:cs="Helvetica"/>
+                <w:i w:val="false"/>
+                <w:b w:val="false"/>
+                <w:u w:val="none"/>
+                <w:strike w:val="false"/>
+                <w:sz w:val="20"/>
+                <w:szCs w:val="20"/>
+                <w:color w:val="000000"/>
+              </w:rPr>
+              <w:t xml:space="preserve">21 (72.5%)</w:t>
+            </w:r>
+          </w:p>
+        </w:tc>
+        <w:tc>
+          <w:tcPr>
+            <w:tcBorders>
+              <w:bottom w:val="none" w:sz="0" w:space="0" w:color="000000"/>
+              <w:top w:val="none" w:sz="0" w:space="0" w:color="000000"/>
+              <w:left w:val="none" w:sz="0" w:space="0" w:color="000000"/>
+              <w:right w:val="none" w:sz="0" w:space="0" w:color="000000"/>
+            </w:tcBorders>
+            <w:shd w:val="clear" w:color="auto" w:fill="FFFFFF"/>
+            <w:tcMar>
+              <w:top w:w="0" w:type="dxa"/>
+              <w:bottom w:w="0" w:type="dxa"/>
+              <w:left w:w="0" w:type="dxa"/>
+              <w:right w:w="0" w:type="dxa"/>
+            </w:tcMar>
+            <w:vAlign w:val="center"/>
+          </w:tcPr>
+          <w:p>
+            <w:pPr>
+              <w:jc w:val="center"/>
+              <w:pBdr>
+                <w:bottom w:val="none" w:sz="0" w:space="0" w:color="000000"/>
+                <w:top w:val="none" w:sz="0" w:space="0" w:color="000000"/>
+                <w:left w:val="none" w:sz="0" w:space="0" w:color="000000"/>
+                <w:right w:val="none" w:sz="0" w:space="0" w:color="000000"/>
+              </w:pBdr>
+              <w:spacing w:after="100" w:before="100" w:line="240"/>
+              <w:ind w:left="100" w:right="100" w:firstLine="0" w:firstLineChars="0"/>
+              <w:rPr>
+                <w:rFonts w:ascii="Helvetica" w:hAnsi="Helvetica" w:eastAsia="Helvetica" w:cs="Helvetica"/>
+                <w:i w:val="false"/>
+                <w:b w:val="false"/>
+                <w:u w:val="none"/>
+                <w:strike w:val="false"/>
+                <w:sz w:val="20"/>
+                <w:szCs w:val="20"/>
+                <w:color w:val="000000"/>
+              </w:rPr>
+            </w:pPr>
+            <w:r>
+              <w:rPr>
+                <w:rFonts w:ascii="Helvetica" w:hAnsi="Helvetica" w:eastAsia="Helvetica" w:cs="Helvetica"/>
+                <w:i w:val="false"/>
+                <w:b w:val="false"/>
+                <w:u w:val="none"/>
+                <w:strike w:val="false"/>
+                <w:sz w:val="20"/>
+                <w:szCs w:val="20"/>
+                <w:color w:val="000000"/>
+              </w:rPr>
+              <w:t xml:space="preserve">48 (54.5%)</w:t>
+            </w:r>
+          </w:p>
+        </w:tc>
+        <w:tc>
+          <w:tcPr>
+            <w:tcBorders>
+              <w:bottom w:val="none" w:sz="0" w:space="0" w:color="000000"/>
+              <w:top w:val="none" w:sz="0" w:space="0" w:color="000000"/>
+              <w:left w:val="none" w:sz="0" w:space="0" w:color="000000"/>
+              <w:right w:val="none" w:sz="0" w:space="0" w:color="000000"/>
+            </w:tcBorders>
+            <w:shd w:val="clear" w:color="auto" w:fill="FFFFFF"/>
+            <w:tcMar>
+              <w:top w:w="0" w:type="dxa"/>
+              <w:bottom w:w="0" w:type="dxa"/>
+              <w:left w:w="0" w:type="dxa"/>
+              <w:right w:w="0" w:type="dxa"/>
+            </w:tcMar>
+            <w:vAlign w:val="center"/>
+          </w:tcPr>
+          <w:p>
+            <w:pPr>
+              <w:jc w:val="center"/>
+              <w:pBdr>
+                <w:bottom w:val="none" w:sz="0" w:space="0" w:color="000000"/>
+                <w:top w:val="none" w:sz="0" w:space="0" w:color="000000"/>
+                <w:left w:val="none" w:sz="0" w:space="0" w:color="000000"/>
+                <w:right w:val="none" w:sz="0" w:space="0" w:color="000000"/>
+              </w:pBdr>
+              <w:spacing w:after="100" w:before="100" w:line="240"/>
+              <w:ind w:left="100" w:right="100" w:firstLine="0" w:firstLineChars="0"/>
+              <w:rPr>
+                <w:rFonts w:ascii="Helvetica" w:hAnsi="Helvetica" w:eastAsia="Helvetica" w:cs="Helvetica"/>
+                <w:i w:val="false"/>
+                <w:b w:val="true"/>
+                <w:u w:val="none"/>
+                <w:strike w:val="false"/>
+                <w:sz w:val="20"/>
+                <w:szCs w:val="20"/>
+                <w:color w:val="000000"/>
+              </w:rPr>
+            </w:pPr>
+            <w:r>
+              <w:rPr>
+                <w:rFonts w:ascii="Helvetica" w:hAnsi="Helvetica" w:eastAsia="Helvetica" w:cs="Helvetica"/>
+                <w:i w:val="false"/>
+                <w:b w:val="true"/>
+                <w:u w:val="none"/>
+                <w:strike w:val="false"/>
+                <w:sz w:val="20"/>
+                <w:szCs w:val="20"/>
+                <w:color w:val="000000"/>
+              </w:rPr>
+              <w:t xml:space="preserve">76 (57.5%)</w:t>
             </w:r>
           </w:p>
         </w:tc>
@@ -2124,7 +2124,7 @@
         <w:trPr>
           <w:trHeight w:val="288" w:hRule="auto"/>
         </w:trPr>
-        body6
+        body 6
         <w:tc>
           <w:tcPr>
             <w:tcBorders>
@@ -2175,7 +2175,7 @@
                 <w:szCs w:val="20"/>
                 <w:color w:val="000000"/>
               </w:rPr>
-              <w:t xml:space="preserve">  24h - 72h</w:t>
+              <w:t xml:space="preserve">  Ligation‡</w:t>
             </w:r>
           </w:p>
         </w:tc>
@@ -2283,169 +2283,169 @@
                 <w:szCs w:val="20"/>
                 <w:color w:val="000000"/>
               </w:rPr>
-              <w:t xml:space="preserve">0 (0%)</w:t>
-            </w:r>
-          </w:p>
-        </w:tc>
-        <w:tc>
-          <w:tcPr>
-            <w:tcBorders>
-              <w:bottom w:val="none" w:sz="0" w:space="0" w:color="000000"/>
-              <w:top w:val="none" w:sz="0" w:space="0" w:color="000000"/>
-              <w:left w:val="none" w:sz="0" w:space="0" w:color="000000"/>
-              <w:right w:val="none" w:sz="0" w:space="0" w:color="000000"/>
-            </w:tcBorders>
-            <w:shd w:val="clear" w:color="auto" w:fill="FFFFFF"/>
-            <w:tcMar>
-              <w:top w:w="0" w:type="dxa"/>
-              <w:bottom w:w="0" w:type="dxa"/>
-              <w:left w:w="0" w:type="dxa"/>
-              <w:right w:w="0" w:type="dxa"/>
-            </w:tcMar>
-            <w:vAlign w:val="center"/>
-          </w:tcPr>
-          <w:p>
-            <w:pPr>
-              <w:jc w:val="center"/>
-              <w:pBdr>
-                <w:bottom w:val="none" w:sz="0" w:space="0" w:color="000000"/>
-                <w:top w:val="none" w:sz="0" w:space="0" w:color="000000"/>
-                <w:left w:val="none" w:sz="0" w:space="0" w:color="000000"/>
-                <w:right w:val="none" w:sz="0" w:space="0" w:color="000000"/>
-              </w:pBdr>
-              <w:spacing w:after="100" w:before="100" w:line="240"/>
-              <w:ind w:left="100" w:right="100" w:firstLine="0" w:firstLineChars="0"/>
-              <w:rPr>
-                <w:rFonts w:ascii="Helvetica" w:hAnsi="Helvetica" w:eastAsia="Helvetica" w:cs="Helvetica"/>
-                <w:i w:val="false"/>
-                <w:b w:val="false"/>
-                <w:u w:val="none"/>
-                <w:strike w:val="false"/>
-                <w:sz w:val="20"/>
-                <w:szCs w:val="20"/>
-                <w:color w:val="000000"/>
-              </w:rPr>
-            </w:pPr>
-            <w:r>
-              <w:rPr>
-                <w:rFonts w:ascii="Helvetica" w:hAnsi="Helvetica" w:eastAsia="Helvetica" w:cs="Helvetica"/>
-                <w:i w:val="false"/>
-                <w:b w:val="false"/>
-                <w:u w:val="none"/>
-                <w:strike w:val="false"/>
-                <w:sz w:val="20"/>
-                <w:szCs w:val="20"/>
-                <w:color w:val="000000"/>
-              </w:rPr>
-              <w:t xml:space="preserve">1 (3.5%)</w:t>
-            </w:r>
-          </w:p>
-        </w:tc>
-        <w:tc>
-          <w:tcPr>
-            <w:tcBorders>
-              <w:bottom w:val="none" w:sz="0" w:space="0" w:color="000000"/>
-              <w:top w:val="none" w:sz="0" w:space="0" w:color="000000"/>
-              <w:left w:val="none" w:sz="0" w:space="0" w:color="000000"/>
-              <w:right w:val="none" w:sz="0" w:space="0" w:color="000000"/>
-            </w:tcBorders>
-            <w:shd w:val="clear" w:color="auto" w:fill="FFFFFF"/>
-            <w:tcMar>
-              <w:top w:w="0" w:type="dxa"/>
-              <w:bottom w:w="0" w:type="dxa"/>
-              <w:left w:w="0" w:type="dxa"/>
-              <w:right w:w="0" w:type="dxa"/>
-            </w:tcMar>
-            <w:vAlign w:val="center"/>
-          </w:tcPr>
-          <w:p>
-            <w:pPr>
-              <w:jc w:val="center"/>
-              <w:pBdr>
-                <w:bottom w:val="none" w:sz="0" w:space="0" w:color="000000"/>
-                <w:top w:val="none" w:sz="0" w:space="0" w:color="000000"/>
-                <w:left w:val="none" w:sz="0" w:space="0" w:color="000000"/>
-                <w:right w:val="none" w:sz="0" w:space="0" w:color="000000"/>
-              </w:pBdr>
-              <w:spacing w:after="100" w:before="100" w:line="240"/>
-              <w:ind w:left="100" w:right="100" w:firstLine="0" w:firstLineChars="0"/>
-              <w:rPr>
-                <w:rFonts w:ascii="Helvetica" w:hAnsi="Helvetica" w:eastAsia="Helvetica" w:cs="Helvetica"/>
-                <w:i w:val="false"/>
-                <w:b w:val="false"/>
-                <w:u w:val="none"/>
-                <w:strike w:val="false"/>
-                <w:sz w:val="20"/>
-                <w:szCs w:val="20"/>
-                <w:color w:val="000000"/>
-              </w:rPr>
-            </w:pPr>
-            <w:r>
-              <w:rPr>
-                <w:rFonts w:ascii="Helvetica" w:hAnsi="Helvetica" w:eastAsia="Helvetica" w:cs="Helvetica"/>
-                <w:i w:val="false"/>
-                <w:b w:val="false"/>
-                <w:u w:val="none"/>
-                <w:strike w:val="false"/>
-                <w:sz w:val="20"/>
-                <w:szCs w:val="20"/>
-                <w:color w:val="000000"/>
-              </w:rPr>
-              <w:t xml:space="preserve">2 (2.5%)</w:t>
-            </w:r>
-          </w:p>
-        </w:tc>
-        <w:tc>
-          <w:tcPr>
-            <w:tcBorders>
-              <w:bottom w:val="none" w:sz="0" w:space="0" w:color="000000"/>
-              <w:top w:val="none" w:sz="0" w:space="0" w:color="000000"/>
-              <w:left w:val="none" w:sz="0" w:space="0" w:color="000000"/>
-              <w:right w:val="none" w:sz="0" w:space="0" w:color="000000"/>
-            </w:tcBorders>
-            <w:shd w:val="clear" w:color="auto" w:fill="FFFFFF"/>
-            <w:tcMar>
-              <w:top w:w="0" w:type="dxa"/>
-              <w:bottom w:w="0" w:type="dxa"/>
-              <w:left w:w="0" w:type="dxa"/>
-              <w:right w:w="0" w:type="dxa"/>
-            </w:tcMar>
-            <w:vAlign w:val="center"/>
-          </w:tcPr>
-          <w:p>
-            <w:pPr>
-              <w:jc w:val="center"/>
-              <w:pBdr>
-                <w:bottom w:val="none" w:sz="0" w:space="0" w:color="000000"/>
-                <w:top w:val="none" w:sz="0" w:space="0" w:color="000000"/>
-                <w:left w:val="none" w:sz="0" w:space="0" w:color="000000"/>
-                <w:right w:val="none" w:sz="0" w:space="0" w:color="000000"/>
-              </w:pBdr>
-              <w:spacing w:after="100" w:before="100" w:line="240"/>
-              <w:ind w:left="100" w:right="100" w:firstLine="0" w:firstLineChars="0"/>
-              <w:rPr>
-                <w:rFonts w:ascii="Helvetica" w:hAnsi="Helvetica" w:eastAsia="Helvetica" w:cs="Helvetica"/>
-                <w:i w:val="false"/>
-                <w:b w:val="true"/>
-                <w:u w:val="none"/>
-                <w:strike w:val="false"/>
-                <w:sz w:val="20"/>
-                <w:szCs w:val="20"/>
-                <w:color w:val="000000"/>
-              </w:rPr>
-            </w:pPr>
-            <w:r>
-              <w:rPr>
-                <w:rFonts w:ascii="Helvetica" w:hAnsi="Helvetica" w:eastAsia="Helvetica" w:cs="Helvetica"/>
-                <w:i w:val="false"/>
-                <w:b w:val="true"/>
-                <w:u w:val="none"/>
-                <w:strike w:val="false"/>
-                <w:sz w:val="20"/>
-                <w:szCs w:val="20"/>
-                <w:color w:val="000000"/>
-              </w:rPr>
-              <w:t xml:space="preserve">3 (2.5%)</w:t>
+              <w:t xml:space="preserve">1 (8.5%)</w:t>
+            </w:r>
+          </w:p>
+        </w:tc>
+        <w:tc>
+          <w:tcPr>
+            <w:tcBorders>
+              <w:bottom w:val="none" w:sz="0" w:space="0" w:color="000000"/>
+              <w:top w:val="none" w:sz="0" w:space="0" w:color="000000"/>
+              <w:left w:val="none" w:sz="0" w:space="0" w:color="000000"/>
+              <w:right w:val="none" w:sz="0" w:space="0" w:color="000000"/>
+            </w:tcBorders>
+            <w:shd w:val="clear" w:color="auto" w:fill="FFFFFF"/>
+            <w:tcMar>
+              <w:top w:w="0" w:type="dxa"/>
+              <w:bottom w:w="0" w:type="dxa"/>
+              <w:left w:w="0" w:type="dxa"/>
+              <w:right w:w="0" w:type="dxa"/>
+            </w:tcMar>
+            <w:vAlign w:val="center"/>
+          </w:tcPr>
+          <w:p>
+            <w:pPr>
+              <w:jc w:val="center"/>
+              <w:pBdr>
+                <w:bottom w:val="none" w:sz="0" w:space="0" w:color="000000"/>
+                <w:top w:val="none" w:sz="0" w:space="0" w:color="000000"/>
+                <w:left w:val="none" w:sz="0" w:space="0" w:color="000000"/>
+                <w:right w:val="none" w:sz="0" w:space="0" w:color="000000"/>
+              </w:pBdr>
+              <w:spacing w:after="100" w:before="100" w:line="240"/>
+              <w:ind w:left="100" w:right="100" w:firstLine="0" w:firstLineChars="0"/>
+              <w:rPr>
+                <w:rFonts w:ascii="Helvetica" w:hAnsi="Helvetica" w:eastAsia="Helvetica" w:cs="Helvetica"/>
+                <w:i w:val="false"/>
+                <w:b w:val="false"/>
+                <w:u w:val="none"/>
+                <w:strike w:val="false"/>
+                <w:sz w:val="20"/>
+                <w:szCs w:val="20"/>
+                <w:color w:val="000000"/>
+              </w:rPr>
+            </w:pPr>
+            <w:r>
+              <w:rPr>
+                <w:rFonts w:ascii="Helvetica" w:hAnsi="Helvetica" w:eastAsia="Helvetica" w:cs="Helvetica"/>
+                <w:i w:val="false"/>
+                <w:b w:val="false"/>
+                <w:u w:val="none"/>
+                <w:strike w:val="false"/>
+                <w:sz w:val="20"/>
+                <w:szCs w:val="20"/>
+                <w:color w:val="000000"/>
+              </w:rPr>
+              <w:t xml:space="preserve">3 (10.5%)</w:t>
+            </w:r>
+          </w:p>
+        </w:tc>
+        <w:tc>
+          <w:tcPr>
+            <w:tcBorders>
+              <w:bottom w:val="none" w:sz="0" w:space="0" w:color="000000"/>
+              <w:top w:val="none" w:sz="0" w:space="0" w:color="000000"/>
+              <w:left w:val="none" w:sz="0" w:space="0" w:color="000000"/>
+              <w:right w:val="none" w:sz="0" w:space="0" w:color="000000"/>
+            </w:tcBorders>
+            <w:shd w:val="clear" w:color="auto" w:fill="FFFFFF"/>
+            <w:tcMar>
+              <w:top w:w="0" w:type="dxa"/>
+              <w:bottom w:w="0" w:type="dxa"/>
+              <w:left w:w="0" w:type="dxa"/>
+              <w:right w:w="0" w:type="dxa"/>
+            </w:tcMar>
+            <w:vAlign w:val="center"/>
+          </w:tcPr>
+          <w:p>
+            <w:pPr>
+              <w:jc w:val="center"/>
+              <w:pBdr>
+                <w:bottom w:val="none" w:sz="0" w:space="0" w:color="000000"/>
+                <w:top w:val="none" w:sz="0" w:space="0" w:color="000000"/>
+                <w:left w:val="none" w:sz="0" w:space="0" w:color="000000"/>
+                <w:right w:val="none" w:sz="0" w:space="0" w:color="000000"/>
+              </w:pBdr>
+              <w:spacing w:after="100" w:before="100" w:line="240"/>
+              <w:ind w:left="100" w:right="100" w:firstLine="0" w:firstLineChars="0"/>
+              <w:rPr>
+                <w:rFonts w:ascii="Helvetica" w:hAnsi="Helvetica" w:eastAsia="Helvetica" w:cs="Helvetica"/>
+                <w:i w:val="false"/>
+                <w:b w:val="false"/>
+                <w:u w:val="none"/>
+                <w:strike w:val="false"/>
+                <w:sz w:val="20"/>
+                <w:szCs w:val="20"/>
+                <w:color w:val="000000"/>
+              </w:rPr>
+            </w:pPr>
+            <w:r>
+              <w:rPr>
+                <w:rFonts w:ascii="Helvetica" w:hAnsi="Helvetica" w:eastAsia="Helvetica" w:cs="Helvetica"/>
+                <w:i w:val="false"/>
+                <w:b w:val="false"/>
+                <w:u w:val="none"/>
+                <w:strike w:val="false"/>
+                <w:sz w:val="20"/>
+                <w:szCs w:val="20"/>
+                <w:color w:val="000000"/>
+              </w:rPr>
+              <w:t xml:space="preserve">26 (29.5%)</w:t>
+            </w:r>
+          </w:p>
+        </w:tc>
+        <w:tc>
+          <w:tcPr>
+            <w:tcBorders>
+              <w:bottom w:val="none" w:sz="0" w:space="0" w:color="000000"/>
+              <w:top w:val="none" w:sz="0" w:space="0" w:color="000000"/>
+              <w:left w:val="none" w:sz="0" w:space="0" w:color="000000"/>
+              <w:right w:val="none" w:sz="0" w:space="0" w:color="000000"/>
+            </w:tcBorders>
+            <w:shd w:val="clear" w:color="auto" w:fill="FFFFFF"/>
+            <w:tcMar>
+              <w:top w:w="0" w:type="dxa"/>
+              <w:bottom w:w="0" w:type="dxa"/>
+              <w:left w:w="0" w:type="dxa"/>
+              <w:right w:w="0" w:type="dxa"/>
+            </w:tcMar>
+            <w:vAlign w:val="center"/>
+          </w:tcPr>
+          <w:p>
+            <w:pPr>
+              <w:jc w:val="center"/>
+              <w:pBdr>
+                <w:bottom w:val="none" w:sz="0" w:space="0" w:color="000000"/>
+                <w:top w:val="none" w:sz="0" w:space="0" w:color="000000"/>
+                <w:left w:val="none" w:sz="0" w:space="0" w:color="000000"/>
+                <w:right w:val="none" w:sz="0" w:space="0" w:color="000000"/>
+              </w:pBdr>
+              <w:spacing w:after="100" w:before="100" w:line="240"/>
+              <w:ind w:left="100" w:right="100" w:firstLine="0" w:firstLineChars="0"/>
+              <w:rPr>
+                <w:rFonts w:ascii="Helvetica" w:hAnsi="Helvetica" w:eastAsia="Helvetica" w:cs="Helvetica"/>
+                <w:i w:val="false"/>
+                <w:b w:val="true"/>
+                <w:u w:val="none"/>
+                <w:strike w:val="false"/>
+                <w:sz w:val="20"/>
+                <w:szCs w:val="20"/>
+                <w:color w:val="000000"/>
+              </w:rPr>
+            </w:pPr>
+            <w:r>
+              <w:rPr>
+                <w:rFonts w:ascii="Helvetica" w:hAnsi="Helvetica" w:eastAsia="Helvetica" w:cs="Helvetica"/>
+                <w:i w:val="false"/>
+                <w:b w:val="true"/>
+                <w:u w:val="none"/>
+                <w:strike w:val="false"/>
+                <w:sz w:val="20"/>
+                <w:szCs w:val="20"/>
+                <w:color w:val="000000"/>
+              </w:rPr>
+              <w:t xml:space="preserve">30 (22.5%)</w:t>
             </w:r>
           </w:p>
         </w:tc>
@@ -2454,7 +2454,7 @@
         <w:trPr>
           <w:trHeight w:val="288" w:hRule="auto"/>
         </w:trPr>
-        body7
+        body 7
         <w:tc>
           <w:tcPr>
             <w:tcBorders>
@@ -2505,7 +2505,7 @@
                 <w:szCs w:val="20"/>
                 <w:color w:val="000000"/>
               </w:rPr>
-              <w:t xml:space="preserve">  &gt; 72h</w:t>
+              <w:t xml:space="preserve">  Patch</w:t>
             </w:r>
           </w:p>
         </w:tc>
@@ -2667,115 +2667,115 @@
                 <w:szCs w:val="20"/>
                 <w:color w:val="000000"/>
               </w:rPr>
-              <w:t xml:space="preserve">4 (14%)</w:t>
-            </w:r>
-          </w:p>
-        </w:tc>
-        <w:tc>
-          <w:tcPr>
-            <w:tcBorders>
-              <w:bottom w:val="none" w:sz="0" w:space="0" w:color="000000"/>
-              <w:top w:val="none" w:sz="0" w:space="0" w:color="000000"/>
-              <w:left w:val="none" w:sz="0" w:space="0" w:color="000000"/>
-              <w:right w:val="none" w:sz="0" w:space="0" w:color="000000"/>
-            </w:tcBorders>
-            <w:shd w:val="clear" w:color="auto" w:fill="FFFFFF"/>
-            <w:tcMar>
-              <w:top w:w="0" w:type="dxa"/>
-              <w:bottom w:w="0" w:type="dxa"/>
-              <w:left w:w="0" w:type="dxa"/>
-              <w:right w:w="0" w:type="dxa"/>
-            </w:tcMar>
-            <w:vAlign w:val="center"/>
-          </w:tcPr>
-          <w:p>
-            <w:pPr>
-              <w:jc w:val="center"/>
-              <w:pBdr>
-                <w:bottom w:val="none" w:sz="0" w:space="0" w:color="000000"/>
-                <w:top w:val="none" w:sz="0" w:space="0" w:color="000000"/>
-                <w:left w:val="none" w:sz="0" w:space="0" w:color="000000"/>
-                <w:right w:val="none" w:sz="0" w:space="0" w:color="000000"/>
-              </w:pBdr>
-              <w:spacing w:after="100" w:before="100" w:line="240"/>
-              <w:ind w:left="100" w:right="100" w:firstLine="0" w:firstLineChars="0"/>
-              <w:rPr>
-                <w:rFonts w:ascii="Helvetica" w:hAnsi="Helvetica" w:eastAsia="Helvetica" w:cs="Helvetica"/>
-                <w:i w:val="false"/>
-                <w:b w:val="false"/>
-                <w:u w:val="none"/>
-                <w:strike w:val="false"/>
-                <w:sz w:val="20"/>
-                <w:szCs w:val="20"/>
-                <w:color w:val="000000"/>
-              </w:rPr>
-            </w:pPr>
-            <w:r>
-              <w:rPr>
-                <w:rFonts w:ascii="Helvetica" w:hAnsi="Helvetica" w:eastAsia="Helvetica" w:cs="Helvetica"/>
-                <w:i w:val="false"/>
-                <w:b w:val="false"/>
-                <w:u w:val="none"/>
-                <w:strike w:val="false"/>
-                <w:sz w:val="20"/>
-                <w:szCs w:val="20"/>
-                <w:color w:val="000000"/>
-              </w:rPr>
-              <w:t xml:space="preserve">2 (2.5%)</w:t>
-            </w:r>
-          </w:p>
-        </w:tc>
-        <w:tc>
-          <w:tcPr>
-            <w:tcBorders>
-              <w:bottom w:val="none" w:sz="0" w:space="0" w:color="000000"/>
-              <w:top w:val="none" w:sz="0" w:space="0" w:color="000000"/>
-              <w:left w:val="none" w:sz="0" w:space="0" w:color="000000"/>
-              <w:right w:val="none" w:sz="0" w:space="0" w:color="000000"/>
-            </w:tcBorders>
-            <w:shd w:val="clear" w:color="auto" w:fill="FFFFFF"/>
-            <w:tcMar>
-              <w:top w:w="0" w:type="dxa"/>
-              <w:bottom w:w="0" w:type="dxa"/>
-              <w:left w:w="0" w:type="dxa"/>
-              <w:right w:w="0" w:type="dxa"/>
-            </w:tcMar>
-            <w:vAlign w:val="center"/>
-          </w:tcPr>
-          <w:p>
-            <w:pPr>
-              <w:jc w:val="center"/>
-              <w:pBdr>
-                <w:bottom w:val="none" w:sz="0" w:space="0" w:color="000000"/>
-                <w:top w:val="none" w:sz="0" w:space="0" w:color="000000"/>
-                <w:left w:val="none" w:sz="0" w:space="0" w:color="000000"/>
-                <w:right w:val="none" w:sz="0" w:space="0" w:color="000000"/>
-              </w:pBdr>
-              <w:spacing w:after="100" w:before="100" w:line="240"/>
-              <w:ind w:left="100" w:right="100" w:firstLine="0" w:firstLineChars="0"/>
-              <w:rPr>
-                <w:rFonts w:ascii="Helvetica" w:hAnsi="Helvetica" w:eastAsia="Helvetica" w:cs="Helvetica"/>
-                <w:i w:val="false"/>
-                <w:b w:val="true"/>
-                <w:u w:val="none"/>
-                <w:strike w:val="false"/>
-                <w:sz w:val="20"/>
-                <w:szCs w:val="20"/>
-                <w:color w:val="000000"/>
-              </w:rPr>
-            </w:pPr>
-            <w:r>
-              <w:rPr>
-                <w:rFonts w:ascii="Helvetica" w:hAnsi="Helvetica" w:eastAsia="Helvetica" w:cs="Helvetica"/>
-                <w:i w:val="false"/>
-                <w:b w:val="true"/>
-                <w:u w:val="none"/>
-                <w:strike w:val="false"/>
-                <w:sz w:val="20"/>
-                <w:szCs w:val="20"/>
-                <w:color w:val="000000"/>
-              </w:rPr>
-              <w:t xml:space="preserve">6 (4.5%)</w:t>
+              <w:t xml:space="preserve">1 (3.5%)</w:t>
+            </w:r>
+          </w:p>
+        </w:tc>
+        <w:tc>
+          <w:tcPr>
+            <w:tcBorders>
+              <w:bottom w:val="none" w:sz="0" w:space="0" w:color="000000"/>
+              <w:top w:val="none" w:sz="0" w:space="0" w:color="000000"/>
+              <w:left w:val="none" w:sz="0" w:space="0" w:color="000000"/>
+              <w:right w:val="none" w:sz="0" w:space="0" w:color="000000"/>
+            </w:tcBorders>
+            <w:shd w:val="clear" w:color="auto" w:fill="FFFFFF"/>
+            <w:tcMar>
+              <w:top w:w="0" w:type="dxa"/>
+              <w:bottom w:w="0" w:type="dxa"/>
+              <w:left w:w="0" w:type="dxa"/>
+              <w:right w:w="0" w:type="dxa"/>
+            </w:tcMar>
+            <w:vAlign w:val="center"/>
+          </w:tcPr>
+          <w:p>
+            <w:pPr>
+              <w:jc w:val="center"/>
+              <w:pBdr>
+                <w:bottom w:val="none" w:sz="0" w:space="0" w:color="000000"/>
+                <w:top w:val="none" w:sz="0" w:space="0" w:color="000000"/>
+                <w:left w:val="none" w:sz="0" w:space="0" w:color="000000"/>
+                <w:right w:val="none" w:sz="0" w:space="0" w:color="000000"/>
+              </w:pBdr>
+              <w:spacing w:after="100" w:before="100" w:line="240"/>
+              <w:ind w:left="100" w:right="100" w:firstLine="0" w:firstLineChars="0"/>
+              <w:rPr>
+                <w:rFonts w:ascii="Helvetica" w:hAnsi="Helvetica" w:eastAsia="Helvetica" w:cs="Helvetica"/>
+                <w:i w:val="false"/>
+                <w:b w:val="false"/>
+                <w:u w:val="none"/>
+                <w:strike w:val="false"/>
+                <w:sz w:val="20"/>
+                <w:szCs w:val="20"/>
+                <w:color w:val="000000"/>
+              </w:rPr>
+            </w:pPr>
+            <w:r>
+              <w:rPr>
+                <w:rFonts w:ascii="Helvetica" w:hAnsi="Helvetica" w:eastAsia="Helvetica" w:cs="Helvetica"/>
+                <w:i w:val="false"/>
+                <w:b w:val="false"/>
+                <w:u w:val="none"/>
+                <w:strike w:val="false"/>
+                <w:sz w:val="20"/>
+                <w:szCs w:val="20"/>
+                <w:color w:val="000000"/>
+              </w:rPr>
+              <w:t xml:space="preserve">6 (7%)</w:t>
+            </w:r>
+          </w:p>
+        </w:tc>
+        <w:tc>
+          <w:tcPr>
+            <w:tcBorders>
+              <w:bottom w:val="none" w:sz="0" w:space="0" w:color="000000"/>
+              <w:top w:val="none" w:sz="0" w:space="0" w:color="000000"/>
+              <w:left w:val="none" w:sz="0" w:space="0" w:color="000000"/>
+              <w:right w:val="none" w:sz="0" w:space="0" w:color="000000"/>
+            </w:tcBorders>
+            <w:shd w:val="clear" w:color="auto" w:fill="FFFFFF"/>
+            <w:tcMar>
+              <w:top w:w="0" w:type="dxa"/>
+              <w:bottom w:w="0" w:type="dxa"/>
+              <w:left w:w="0" w:type="dxa"/>
+              <w:right w:w="0" w:type="dxa"/>
+            </w:tcMar>
+            <w:vAlign w:val="center"/>
+          </w:tcPr>
+          <w:p>
+            <w:pPr>
+              <w:jc w:val="center"/>
+              <w:pBdr>
+                <w:bottom w:val="none" w:sz="0" w:space="0" w:color="000000"/>
+                <w:top w:val="none" w:sz="0" w:space="0" w:color="000000"/>
+                <w:left w:val="none" w:sz="0" w:space="0" w:color="000000"/>
+                <w:right w:val="none" w:sz="0" w:space="0" w:color="000000"/>
+              </w:pBdr>
+              <w:spacing w:after="100" w:before="100" w:line="240"/>
+              <w:ind w:left="100" w:right="100" w:firstLine="0" w:firstLineChars="0"/>
+              <w:rPr>
+                <w:rFonts w:ascii="Helvetica" w:hAnsi="Helvetica" w:eastAsia="Helvetica" w:cs="Helvetica"/>
+                <w:i w:val="false"/>
+                <w:b w:val="true"/>
+                <w:u w:val="none"/>
+                <w:strike w:val="false"/>
+                <w:sz w:val="20"/>
+                <w:szCs w:val="20"/>
+                <w:color w:val="000000"/>
+              </w:rPr>
+            </w:pPr>
+            <w:r>
+              <w:rPr>
+                <w:rFonts w:ascii="Helvetica" w:hAnsi="Helvetica" w:eastAsia="Helvetica" w:cs="Helvetica"/>
+                <w:i w:val="false"/>
+                <w:b w:val="true"/>
+                <w:u w:val="none"/>
+                <w:strike w:val="false"/>
+                <w:sz w:val="20"/>
+                <w:szCs w:val="20"/>
+                <w:color w:val="000000"/>
+              </w:rPr>
+              <w:t xml:space="preserve">7 (5.5%)</w:t>
             </w:r>
           </w:p>
         </w:tc>
@@ -2784,7 +2784,1657 @@
         <w:trPr>
           <w:trHeight w:val="288" w:hRule="auto"/>
         </w:trPr>
-        body8
+        body 8
+        <w:tc>
+          <w:tcPr>
+            <w:tcBorders>
+              <w:bottom w:val="none" w:sz="0" w:space="0" w:color="000000"/>
+              <w:top w:val="none" w:sz="0" w:space="0" w:color="000000"/>
+              <w:left w:val="none" w:sz="0" w:space="0" w:color="000000"/>
+              <w:right w:val="none" w:sz="0" w:space="0" w:color="000000"/>
+            </w:tcBorders>
+            <w:shd w:val="clear" w:color="auto" w:fill="FFFFFF"/>
+            <w:tcMar>
+              <w:top w:w="0" w:type="dxa"/>
+              <w:bottom w:w="0" w:type="dxa"/>
+              <w:left w:w="0" w:type="dxa"/>
+              <w:right w:w="0" w:type="dxa"/>
+            </w:tcMar>
+            <w:vAlign w:val="center"/>
+          </w:tcPr>
+          <w:p>
+            <w:pPr>
+              <w:jc w:val="left"/>
+              <w:pBdr>
+                <w:bottom w:val="none" w:sz="0" w:space="0" w:color="000000"/>
+                <w:top w:val="none" w:sz="0" w:space="0" w:color="000000"/>
+                <w:left w:val="none" w:sz="0" w:space="0" w:color="000000"/>
+                <w:right w:val="none" w:sz="0" w:space="0" w:color="000000"/>
+              </w:pBdr>
+              <w:spacing w:after="100" w:before="100" w:line="240"/>
+              <w:ind w:left="100" w:right="100" w:firstLine="0" w:firstLineChars="0"/>
+              <w:rPr>
+                <w:rFonts w:ascii="Helvetica" w:hAnsi="Helvetica" w:eastAsia="Helvetica" w:cs="Helvetica"/>
+                <w:i w:val="false"/>
+                <w:b w:val="false"/>
+                <w:u w:val="none"/>
+                <w:strike w:val="false"/>
+                <w:sz w:val="20"/>
+                <w:szCs w:val="20"/>
+                <w:color w:val="000000"/>
+              </w:rPr>
+            </w:pPr>
+            <w:r>
+              <w:rPr>
+                <w:rFonts w:ascii="Helvetica" w:hAnsi="Helvetica" w:eastAsia="Helvetica" w:cs="Helvetica"/>
+                <w:i w:val="false"/>
+                <w:b w:val="false"/>
+                <w:u w:val="none"/>
+                <w:strike w:val="false"/>
+                <w:sz w:val="20"/>
+                <w:szCs w:val="20"/>
+                <w:color w:val="000000"/>
+              </w:rPr>
+              <w:t xml:space="preserve">  Irreparable</w:t>
+            </w:r>
+          </w:p>
+        </w:tc>
+        <w:tc>
+          <w:tcPr>
+            <w:tcBorders>
+              <w:bottom w:val="none" w:sz="0" w:space="0" w:color="000000"/>
+              <w:top w:val="none" w:sz="0" w:space="0" w:color="000000"/>
+              <w:left w:val="none" w:sz="0" w:space="0" w:color="000000"/>
+              <w:right w:val="none" w:sz="0" w:space="0" w:color="000000"/>
+            </w:tcBorders>
+            <w:shd w:val="clear" w:color="auto" w:fill="FFFFFF"/>
+            <w:tcMar>
+              <w:top w:w="0" w:type="dxa"/>
+              <w:bottom w:w="0" w:type="dxa"/>
+              <w:left w:w="0" w:type="dxa"/>
+              <w:right w:w="0" w:type="dxa"/>
+            </w:tcMar>
+            <w:vAlign w:val="center"/>
+          </w:tcPr>
+          <w:p>
+            <w:pPr>
+              <w:jc w:val="center"/>
+              <w:pBdr>
+                <w:bottom w:val="none" w:sz="0" w:space="0" w:color="000000"/>
+                <w:top w:val="none" w:sz="0" w:space="0" w:color="000000"/>
+                <w:left w:val="none" w:sz="0" w:space="0" w:color="000000"/>
+                <w:right w:val="none" w:sz="0" w:space="0" w:color="000000"/>
+              </w:pBdr>
+              <w:spacing w:after="100" w:before="100" w:line="240"/>
+              <w:ind w:left="100" w:right="100" w:firstLine="0" w:firstLineChars="0"/>
+              <w:rPr>
+                <w:rFonts w:ascii="Helvetica" w:hAnsi="Helvetica" w:eastAsia="Helvetica" w:cs="Helvetica"/>
+                <w:i w:val="false"/>
+                <w:b w:val="false"/>
+                <w:u w:val="none"/>
+                <w:strike w:val="false"/>
+                <w:sz w:val="20"/>
+                <w:szCs w:val="20"/>
+                <w:color w:val="000000"/>
+              </w:rPr>
+            </w:pPr>
+            <w:r>
+              <w:rPr>
+                <w:rFonts w:ascii="Helvetica" w:hAnsi="Helvetica" w:eastAsia="Helvetica" w:cs="Helvetica"/>
+                <w:i w:val="false"/>
+                <w:b w:val="false"/>
+                <w:u w:val="none"/>
+                <w:strike w:val="false"/>
+                <w:sz w:val="20"/>
+                <w:szCs w:val="20"/>
+                <w:color w:val="000000"/>
+              </w:rPr>
+              <w:t xml:space="preserve">2 (66.5%)</w:t>
+            </w:r>
+          </w:p>
+        </w:tc>
+        <w:tc>
+          <w:tcPr>
+            <w:tcBorders>
+              <w:bottom w:val="none" w:sz="0" w:space="0" w:color="000000"/>
+              <w:top w:val="none" w:sz="0" w:space="0" w:color="000000"/>
+              <w:left w:val="none" w:sz="0" w:space="0" w:color="000000"/>
+              <w:right w:val="none" w:sz="0" w:space="0" w:color="000000"/>
+            </w:tcBorders>
+            <w:shd w:val="clear" w:color="auto" w:fill="FFFFFF"/>
+            <w:tcMar>
+              <w:top w:w="0" w:type="dxa"/>
+              <w:bottom w:w="0" w:type="dxa"/>
+              <w:left w:w="0" w:type="dxa"/>
+              <w:right w:w="0" w:type="dxa"/>
+            </w:tcMar>
+            <w:vAlign w:val="center"/>
+          </w:tcPr>
+          <w:p>
+            <w:pPr>
+              <w:jc w:val="center"/>
+              <w:pBdr>
+                <w:bottom w:val="none" w:sz="0" w:space="0" w:color="000000"/>
+                <w:top w:val="none" w:sz="0" w:space="0" w:color="000000"/>
+                <w:left w:val="none" w:sz="0" w:space="0" w:color="000000"/>
+                <w:right w:val="none" w:sz="0" w:space="0" w:color="000000"/>
+              </w:pBdr>
+              <w:spacing w:after="100" w:before="100" w:line="240"/>
+              <w:ind w:left="100" w:right="100" w:firstLine="0" w:firstLineChars="0"/>
+              <w:rPr>
+                <w:rFonts w:ascii="Helvetica" w:hAnsi="Helvetica" w:eastAsia="Helvetica" w:cs="Helvetica"/>
+                <w:i w:val="false"/>
+                <w:b w:val="false"/>
+                <w:u w:val="none"/>
+                <w:strike w:val="false"/>
+                <w:sz w:val="20"/>
+                <w:szCs w:val="20"/>
+                <w:color w:val="000000"/>
+              </w:rPr>
+            </w:pPr>
+            <w:r>
+              <w:rPr>
+                <w:rFonts w:ascii="Helvetica" w:hAnsi="Helvetica" w:eastAsia="Helvetica" w:cs="Helvetica"/>
+                <w:i w:val="false"/>
+                <w:b w:val="false"/>
+                <w:u w:val="none"/>
+                <w:strike w:val="false"/>
+                <w:sz w:val="20"/>
+                <w:szCs w:val="20"/>
+                <w:color w:val="000000"/>
+              </w:rPr>
+              <w:t xml:space="preserve">5 (41.5%)</w:t>
+            </w:r>
+          </w:p>
+        </w:tc>
+        <w:tc>
+          <w:tcPr>
+            <w:tcBorders>
+              <w:bottom w:val="none" w:sz="0" w:space="0" w:color="000000"/>
+              <w:top w:val="none" w:sz="0" w:space="0" w:color="000000"/>
+              <w:left w:val="none" w:sz="0" w:space="0" w:color="000000"/>
+              <w:right w:val="none" w:sz="0" w:space="0" w:color="000000"/>
+            </w:tcBorders>
+            <w:shd w:val="clear" w:color="auto" w:fill="FFFFFF"/>
+            <w:tcMar>
+              <w:top w:w="0" w:type="dxa"/>
+              <w:bottom w:w="0" w:type="dxa"/>
+              <w:left w:w="0" w:type="dxa"/>
+              <w:right w:w="0" w:type="dxa"/>
+            </w:tcMar>
+            <w:vAlign w:val="center"/>
+          </w:tcPr>
+          <w:p>
+            <w:pPr>
+              <w:jc w:val="center"/>
+              <w:pBdr>
+                <w:bottom w:val="none" w:sz="0" w:space="0" w:color="000000"/>
+                <w:top w:val="none" w:sz="0" w:space="0" w:color="000000"/>
+                <w:left w:val="none" w:sz="0" w:space="0" w:color="000000"/>
+                <w:right w:val="none" w:sz="0" w:space="0" w:color="000000"/>
+              </w:pBdr>
+              <w:spacing w:after="100" w:before="100" w:line="240"/>
+              <w:ind w:left="100" w:right="100" w:firstLine="0" w:firstLineChars="0"/>
+              <w:rPr>
+                <w:rFonts w:ascii="Helvetica" w:hAnsi="Helvetica" w:eastAsia="Helvetica" w:cs="Helvetica"/>
+                <w:i w:val="false"/>
+                <w:b w:val="false"/>
+                <w:u w:val="none"/>
+                <w:strike w:val="false"/>
+                <w:sz w:val="20"/>
+                <w:szCs w:val="20"/>
+                <w:color w:val="000000"/>
+              </w:rPr>
+            </w:pPr>
+            <w:r>
+              <w:rPr>
+                <w:rFonts w:ascii="Helvetica" w:hAnsi="Helvetica" w:eastAsia="Helvetica" w:cs="Helvetica"/>
+                <w:i w:val="false"/>
+                <w:b w:val="false"/>
+                <w:u w:val="none"/>
+                <w:strike w:val="false"/>
+                <w:sz w:val="20"/>
+                <w:szCs w:val="20"/>
+                <w:color w:val="000000"/>
+              </w:rPr>
+              <w:t xml:space="preserve">4 (14%)</w:t>
+            </w:r>
+          </w:p>
+        </w:tc>
+        <w:tc>
+          <w:tcPr>
+            <w:tcBorders>
+              <w:bottom w:val="none" w:sz="0" w:space="0" w:color="000000"/>
+              <w:top w:val="none" w:sz="0" w:space="0" w:color="000000"/>
+              <w:left w:val="none" w:sz="0" w:space="0" w:color="000000"/>
+              <w:right w:val="none" w:sz="0" w:space="0" w:color="000000"/>
+            </w:tcBorders>
+            <w:shd w:val="clear" w:color="auto" w:fill="FFFFFF"/>
+            <w:tcMar>
+              <w:top w:w="0" w:type="dxa"/>
+              <w:bottom w:w="0" w:type="dxa"/>
+              <w:left w:w="0" w:type="dxa"/>
+              <w:right w:w="0" w:type="dxa"/>
+            </w:tcMar>
+            <w:vAlign w:val="center"/>
+          </w:tcPr>
+          <w:p>
+            <w:pPr>
+              <w:jc w:val="center"/>
+              <w:pBdr>
+                <w:bottom w:val="none" w:sz="0" w:space="0" w:color="000000"/>
+                <w:top w:val="none" w:sz="0" w:space="0" w:color="000000"/>
+                <w:left w:val="none" w:sz="0" w:space="0" w:color="000000"/>
+                <w:right w:val="none" w:sz="0" w:space="0" w:color="000000"/>
+              </w:pBdr>
+              <w:spacing w:after="100" w:before="100" w:line="240"/>
+              <w:ind w:left="100" w:right="100" w:firstLine="0" w:firstLineChars="0"/>
+              <w:rPr>
+                <w:rFonts w:ascii="Helvetica" w:hAnsi="Helvetica" w:eastAsia="Helvetica" w:cs="Helvetica"/>
+                <w:i w:val="false"/>
+                <w:b w:val="false"/>
+                <w:u w:val="none"/>
+                <w:strike w:val="false"/>
+                <w:sz w:val="20"/>
+                <w:szCs w:val="20"/>
+                <w:color w:val="000000"/>
+              </w:rPr>
+            </w:pPr>
+            <w:r>
+              <w:rPr>
+                <w:rFonts w:ascii="Helvetica" w:hAnsi="Helvetica" w:eastAsia="Helvetica" w:cs="Helvetica"/>
+                <w:i w:val="false"/>
+                <w:b w:val="false"/>
+                <w:u w:val="none"/>
+                <w:strike w:val="false"/>
+                <w:sz w:val="20"/>
+                <w:szCs w:val="20"/>
+                <w:color w:val="000000"/>
+              </w:rPr>
+              <w:t xml:space="preserve">8 (9%)</w:t>
+            </w:r>
+          </w:p>
+        </w:tc>
+        <w:tc>
+          <w:tcPr>
+            <w:tcBorders>
+              <w:bottom w:val="none" w:sz="0" w:space="0" w:color="000000"/>
+              <w:top w:val="none" w:sz="0" w:space="0" w:color="000000"/>
+              <w:left w:val="none" w:sz="0" w:space="0" w:color="000000"/>
+              <w:right w:val="none" w:sz="0" w:space="0" w:color="000000"/>
+            </w:tcBorders>
+            <w:shd w:val="clear" w:color="auto" w:fill="FFFFFF"/>
+            <w:tcMar>
+              <w:top w:w="0" w:type="dxa"/>
+              <w:bottom w:w="0" w:type="dxa"/>
+              <w:left w:w="0" w:type="dxa"/>
+              <w:right w:w="0" w:type="dxa"/>
+            </w:tcMar>
+            <w:vAlign w:val="center"/>
+          </w:tcPr>
+          <w:p>
+            <w:pPr>
+              <w:jc w:val="center"/>
+              <w:pBdr>
+                <w:bottom w:val="none" w:sz="0" w:space="0" w:color="000000"/>
+                <w:top w:val="none" w:sz="0" w:space="0" w:color="000000"/>
+                <w:left w:val="none" w:sz="0" w:space="0" w:color="000000"/>
+                <w:right w:val="none" w:sz="0" w:space="0" w:color="000000"/>
+              </w:pBdr>
+              <w:spacing w:after="100" w:before="100" w:line="240"/>
+              <w:ind w:left="100" w:right="100" w:firstLine="0" w:firstLineChars="0"/>
+              <w:rPr>
+                <w:rFonts w:ascii="Helvetica" w:hAnsi="Helvetica" w:eastAsia="Helvetica" w:cs="Helvetica"/>
+                <w:i w:val="false"/>
+                <w:b w:val="true"/>
+                <w:u w:val="none"/>
+                <w:strike w:val="false"/>
+                <w:sz w:val="20"/>
+                <w:szCs w:val="20"/>
+                <w:color w:val="000000"/>
+              </w:rPr>
+            </w:pPr>
+            <w:r>
+              <w:rPr>
+                <w:rFonts w:ascii="Helvetica" w:hAnsi="Helvetica" w:eastAsia="Helvetica" w:cs="Helvetica"/>
+                <w:i w:val="false"/>
+                <w:b w:val="true"/>
+                <w:u w:val="none"/>
+                <w:strike w:val="false"/>
+                <w:sz w:val="20"/>
+                <w:szCs w:val="20"/>
+                <w:color w:val="000000"/>
+              </w:rPr>
+              <w:t xml:space="preserve">19 (14.5%)</w:t>
+            </w:r>
+          </w:p>
+        </w:tc>
+      </w:tr>
+      <w:tr>
+        <w:trPr>
+          <w:trHeight w:val="288" w:hRule="auto"/>
+        </w:trPr>
+        body 9
+        <w:tc>
+          <w:tcPr>
+            <w:tcBorders>
+              <w:bottom w:val="none" w:sz="0" w:space="0" w:color="000000"/>
+              <w:top w:val="none" w:sz="0" w:space="0" w:color="000000"/>
+              <w:left w:val="none" w:sz="0" w:space="0" w:color="000000"/>
+              <w:right w:val="none" w:sz="0" w:space="0" w:color="000000"/>
+            </w:tcBorders>
+            <w:shd w:val="clear" w:color="auto" w:fill="FFFFFF"/>
+            <w:tcMar>
+              <w:top w:w="0" w:type="dxa"/>
+              <w:bottom w:w="0" w:type="dxa"/>
+              <w:left w:w="0" w:type="dxa"/>
+              <w:right w:w="0" w:type="dxa"/>
+            </w:tcMar>
+            <w:vAlign w:val="center"/>
+          </w:tcPr>
+          <w:p>
+            <w:pPr>
+              <w:jc w:val="left"/>
+              <w:pBdr>
+                <w:bottom w:val="none" w:sz="0" w:space="0" w:color="000000"/>
+                <w:top w:val="none" w:sz="0" w:space="0" w:color="000000"/>
+                <w:left w:val="none" w:sz="0" w:space="0" w:color="000000"/>
+                <w:right w:val="none" w:sz="0" w:space="0" w:color="000000"/>
+              </w:pBdr>
+              <w:spacing w:after="100" w:before="100" w:line="240"/>
+              <w:ind w:left="100" w:right="100" w:firstLine="0" w:firstLineChars="0"/>
+              <w:rPr>
+                <w:rFonts w:ascii="Helvetica" w:hAnsi="Helvetica" w:eastAsia="Helvetica" w:cs="Helvetica"/>
+                <w:i w:val="false"/>
+                <w:b w:val="true"/>
+                <w:u w:val="none"/>
+                <w:strike w:val="false"/>
+                <w:sz w:val="20"/>
+                <w:szCs w:val="20"/>
+                <w:color w:val="000000"/>
+              </w:rPr>
+            </w:pPr>
+            <w:r>
+              <w:rPr>
+                <w:rFonts w:ascii="Helvetica" w:hAnsi="Helvetica" w:eastAsia="Helvetica" w:cs="Helvetica"/>
+                <w:i w:val="false"/>
+                <w:b w:val="true"/>
+                <w:u w:val="none"/>
+                <w:strike w:val="false"/>
+                <w:sz w:val="20"/>
+                <w:szCs w:val="20"/>
+                <w:color w:val="000000"/>
+              </w:rPr>
+              <w:t xml:space="preserve">Mortality</w:t>
+            </w:r>
+          </w:p>
+        </w:tc>
+        <w:tc>
+          <w:tcPr>
+            <w:tcBorders>
+              <w:bottom w:val="none" w:sz="0" w:space="0" w:color="000000"/>
+              <w:top w:val="none" w:sz="0" w:space="0" w:color="000000"/>
+              <w:left w:val="none" w:sz="0" w:space="0" w:color="000000"/>
+              <w:right w:val="none" w:sz="0" w:space="0" w:color="000000"/>
+            </w:tcBorders>
+            <w:shd w:val="clear" w:color="auto" w:fill="FFFFFF"/>
+            <w:tcMar>
+              <w:top w:w="0" w:type="dxa"/>
+              <w:bottom w:w="0" w:type="dxa"/>
+              <w:left w:w="0" w:type="dxa"/>
+              <w:right w:w="0" w:type="dxa"/>
+            </w:tcMar>
+            <w:vAlign w:val="center"/>
+          </w:tcPr>
+          <w:p>
+            <w:pPr>
+              <w:jc w:val="center"/>
+              <w:pBdr>
+                <w:bottom w:val="none" w:sz="0" w:space="0" w:color="000000"/>
+                <w:top w:val="none" w:sz="0" w:space="0" w:color="000000"/>
+                <w:left w:val="none" w:sz="0" w:space="0" w:color="000000"/>
+                <w:right w:val="none" w:sz="0" w:space="0" w:color="000000"/>
+              </w:pBdr>
+              <w:spacing w:after="100" w:before="100" w:line="240"/>
+              <w:ind w:left="100" w:right="100" w:firstLine="0" w:firstLineChars="0"/>
+              <w:rPr>
+                <w:rFonts w:ascii="Helvetica" w:hAnsi="Helvetica" w:eastAsia="Helvetica" w:cs="Helvetica"/>
+                <w:i w:val="false"/>
+                <w:b w:val="true"/>
+                <w:u w:val="none"/>
+                <w:strike w:val="false"/>
+                <w:sz w:val="20"/>
+                <w:szCs w:val="20"/>
+                <w:color w:val="000000"/>
+              </w:rPr>
+            </w:pPr>
+            <w:r>
+              <w:rPr>
+                <w:rFonts w:ascii="Helvetica" w:hAnsi="Helvetica" w:eastAsia="Helvetica" w:cs="Helvetica"/>
+                <w:i w:val="false"/>
+                <w:b w:val="true"/>
+                <w:u w:val="none"/>
+                <w:strike w:val="false"/>
+                <w:sz w:val="20"/>
+                <w:szCs w:val="20"/>
+                <w:color w:val="000000"/>
+              </w:rPr>
+              <w:t xml:space="preserve"/>
+            </w:r>
+          </w:p>
+        </w:tc>
+        <w:tc>
+          <w:tcPr>
+            <w:tcBorders>
+              <w:bottom w:val="none" w:sz="0" w:space="0" w:color="000000"/>
+              <w:top w:val="none" w:sz="0" w:space="0" w:color="000000"/>
+              <w:left w:val="none" w:sz="0" w:space="0" w:color="000000"/>
+              <w:right w:val="none" w:sz="0" w:space="0" w:color="000000"/>
+            </w:tcBorders>
+            <w:shd w:val="clear" w:color="auto" w:fill="FFFFFF"/>
+            <w:tcMar>
+              <w:top w:w="0" w:type="dxa"/>
+              <w:bottom w:w="0" w:type="dxa"/>
+              <w:left w:w="0" w:type="dxa"/>
+              <w:right w:w="0" w:type="dxa"/>
+            </w:tcMar>
+            <w:vAlign w:val="center"/>
+          </w:tcPr>
+          <w:p>
+            <w:pPr>
+              <w:jc w:val="center"/>
+              <w:pBdr>
+                <w:bottom w:val="none" w:sz="0" w:space="0" w:color="000000"/>
+                <w:top w:val="none" w:sz="0" w:space="0" w:color="000000"/>
+                <w:left w:val="none" w:sz="0" w:space="0" w:color="000000"/>
+                <w:right w:val="none" w:sz="0" w:space="0" w:color="000000"/>
+              </w:pBdr>
+              <w:spacing w:after="100" w:before="100" w:line="240"/>
+              <w:ind w:left="100" w:right="100" w:firstLine="0" w:firstLineChars="0"/>
+              <w:rPr>
+                <w:rFonts w:ascii="Helvetica" w:hAnsi="Helvetica" w:eastAsia="Helvetica" w:cs="Helvetica"/>
+                <w:i w:val="false"/>
+                <w:b w:val="true"/>
+                <w:u w:val="none"/>
+                <w:strike w:val="false"/>
+                <w:sz w:val="20"/>
+                <w:szCs w:val="20"/>
+                <w:color w:val="000000"/>
+              </w:rPr>
+            </w:pPr>
+            <w:r>
+              <w:rPr>
+                <w:rFonts w:ascii="Helvetica" w:hAnsi="Helvetica" w:eastAsia="Helvetica" w:cs="Helvetica"/>
+                <w:i w:val="false"/>
+                <w:b w:val="true"/>
+                <w:u w:val="none"/>
+                <w:strike w:val="false"/>
+                <w:sz w:val="20"/>
+                <w:szCs w:val="20"/>
+                <w:color w:val="000000"/>
+              </w:rPr>
+              <w:t xml:space="preserve"/>
+            </w:r>
+          </w:p>
+        </w:tc>
+        <w:tc>
+          <w:tcPr>
+            <w:tcBorders>
+              <w:bottom w:val="none" w:sz="0" w:space="0" w:color="000000"/>
+              <w:top w:val="none" w:sz="0" w:space="0" w:color="000000"/>
+              <w:left w:val="none" w:sz="0" w:space="0" w:color="000000"/>
+              <w:right w:val="none" w:sz="0" w:space="0" w:color="000000"/>
+            </w:tcBorders>
+            <w:shd w:val="clear" w:color="auto" w:fill="FFFFFF"/>
+            <w:tcMar>
+              <w:top w:w="0" w:type="dxa"/>
+              <w:bottom w:w="0" w:type="dxa"/>
+              <w:left w:w="0" w:type="dxa"/>
+              <w:right w:w="0" w:type="dxa"/>
+            </w:tcMar>
+            <w:vAlign w:val="center"/>
+          </w:tcPr>
+          <w:p>
+            <w:pPr>
+              <w:jc w:val="center"/>
+              <w:pBdr>
+                <w:bottom w:val="none" w:sz="0" w:space="0" w:color="000000"/>
+                <w:top w:val="none" w:sz="0" w:space="0" w:color="000000"/>
+                <w:left w:val="none" w:sz="0" w:space="0" w:color="000000"/>
+                <w:right w:val="none" w:sz="0" w:space="0" w:color="000000"/>
+              </w:pBdr>
+              <w:spacing w:after="100" w:before="100" w:line="240"/>
+              <w:ind w:left="100" w:right="100" w:firstLine="0" w:firstLineChars="0"/>
+              <w:rPr>
+                <w:rFonts w:ascii="Helvetica" w:hAnsi="Helvetica" w:eastAsia="Helvetica" w:cs="Helvetica"/>
+                <w:i w:val="false"/>
+                <w:b w:val="true"/>
+                <w:u w:val="none"/>
+                <w:strike w:val="false"/>
+                <w:sz w:val="20"/>
+                <w:szCs w:val="20"/>
+                <w:color w:val="000000"/>
+              </w:rPr>
+            </w:pPr>
+            <w:r>
+              <w:rPr>
+                <w:rFonts w:ascii="Helvetica" w:hAnsi="Helvetica" w:eastAsia="Helvetica" w:cs="Helvetica"/>
+                <w:i w:val="false"/>
+                <w:b w:val="true"/>
+                <w:u w:val="none"/>
+                <w:strike w:val="false"/>
+                <w:sz w:val="20"/>
+                <w:szCs w:val="20"/>
+                <w:color w:val="000000"/>
+              </w:rPr>
+              <w:t xml:space="preserve"/>
+            </w:r>
+          </w:p>
+        </w:tc>
+        <w:tc>
+          <w:tcPr>
+            <w:tcBorders>
+              <w:bottom w:val="none" w:sz="0" w:space="0" w:color="000000"/>
+              <w:top w:val="none" w:sz="0" w:space="0" w:color="000000"/>
+              <w:left w:val="none" w:sz="0" w:space="0" w:color="000000"/>
+              <w:right w:val="none" w:sz="0" w:space="0" w:color="000000"/>
+            </w:tcBorders>
+            <w:shd w:val="clear" w:color="auto" w:fill="FFFFFF"/>
+            <w:tcMar>
+              <w:top w:w="0" w:type="dxa"/>
+              <w:bottom w:w="0" w:type="dxa"/>
+              <w:left w:w="0" w:type="dxa"/>
+              <w:right w:w="0" w:type="dxa"/>
+            </w:tcMar>
+            <w:vAlign w:val="center"/>
+          </w:tcPr>
+          <w:p>
+            <w:pPr>
+              <w:jc w:val="center"/>
+              <w:pBdr>
+                <w:bottom w:val="none" w:sz="0" w:space="0" w:color="000000"/>
+                <w:top w:val="none" w:sz="0" w:space="0" w:color="000000"/>
+                <w:left w:val="none" w:sz="0" w:space="0" w:color="000000"/>
+                <w:right w:val="none" w:sz="0" w:space="0" w:color="000000"/>
+              </w:pBdr>
+              <w:spacing w:after="100" w:before="100" w:line="240"/>
+              <w:ind w:left="100" w:right="100" w:firstLine="0" w:firstLineChars="0"/>
+              <w:rPr>
+                <w:rFonts w:ascii="Helvetica" w:hAnsi="Helvetica" w:eastAsia="Helvetica" w:cs="Helvetica"/>
+                <w:i w:val="false"/>
+                <w:b w:val="true"/>
+                <w:u w:val="none"/>
+                <w:strike w:val="false"/>
+                <w:sz w:val="20"/>
+                <w:szCs w:val="20"/>
+                <w:color w:val="000000"/>
+              </w:rPr>
+            </w:pPr>
+            <w:r>
+              <w:rPr>
+                <w:rFonts w:ascii="Helvetica" w:hAnsi="Helvetica" w:eastAsia="Helvetica" w:cs="Helvetica"/>
+                <w:i w:val="false"/>
+                <w:b w:val="true"/>
+                <w:u w:val="none"/>
+                <w:strike w:val="false"/>
+                <w:sz w:val="20"/>
+                <w:szCs w:val="20"/>
+                <w:color w:val="000000"/>
+              </w:rPr>
+              <w:t xml:space="preserve"/>
+            </w:r>
+          </w:p>
+        </w:tc>
+        <w:tc>
+          <w:tcPr>
+            <w:tcBorders>
+              <w:bottom w:val="none" w:sz="0" w:space="0" w:color="000000"/>
+              <w:top w:val="none" w:sz="0" w:space="0" w:color="000000"/>
+              <w:left w:val="none" w:sz="0" w:space="0" w:color="000000"/>
+              <w:right w:val="none" w:sz="0" w:space="0" w:color="000000"/>
+            </w:tcBorders>
+            <w:shd w:val="clear" w:color="auto" w:fill="FFFFFF"/>
+            <w:tcMar>
+              <w:top w:w="0" w:type="dxa"/>
+              <w:bottom w:w="0" w:type="dxa"/>
+              <w:left w:w="0" w:type="dxa"/>
+              <w:right w:w="0" w:type="dxa"/>
+            </w:tcMar>
+            <w:vAlign w:val="center"/>
+          </w:tcPr>
+          <w:p>
+            <w:pPr>
+              <w:jc w:val="center"/>
+              <w:pBdr>
+                <w:bottom w:val="none" w:sz="0" w:space="0" w:color="000000"/>
+                <w:top w:val="none" w:sz="0" w:space="0" w:color="000000"/>
+                <w:left w:val="none" w:sz="0" w:space="0" w:color="000000"/>
+                <w:right w:val="none" w:sz="0" w:space="0" w:color="000000"/>
+              </w:pBdr>
+              <w:spacing w:after="100" w:before="100" w:line="240"/>
+              <w:ind w:left="100" w:right="100" w:firstLine="0" w:firstLineChars="0"/>
+              <w:rPr>
+                <w:rFonts w:ascii="Helvetica" w:hAnsi="Helvetica" w:eastAsia="Helvetica" w:cs="Helvetica"/>
+                <w:i w:val="false"/>
+                <w:b w:val="true"/>
+                <w:u w:val="none"/>
+                <w:strike w:val="false"/>
+                <w:sz w:val="20"/>
+                <w:szCs w:val="20"/>
+                <w:color w:val="000000"/>
+              </w:rPr>
+            </w:pPr>
+            <w:r>
+              <w:rPr>
+                <w:rFonts w:ascii="Helvetica" w:hAnsi="Helvetica" w:eastAsia="Helvetica" w:cs="Helvetica"/>
+                <w:i w:val="false"/>
+                <w:b w:val="true"/>
+                <w:u w:val="none"/>
+                <w:strike w:val="false"/>
+                <w:sz w:val="20"/>
+                <w:szCs w:val="20"/>
+                <w:color w:val="000000"/>
+              </w:rPr>
+              <w:t xml:space="preserve"/>
+            </w:r>
+          </w:p>
+        </w:tc>
+      </w:tr>
+      <w:tr>
+        <w:trPr>
+          <w:trHeight w:val="288" w:hRule="auto"/>
+        </w:trPr>
+        body10
+        <w:tc>
+          <w:tcPr>
+            <w:tcBorders>
+              <w:bottom w:val="none" w:sz="0" w:space="0" w:color="000000"/>
+              <w:top w:val="none" w:sz="0" w:space="0" w:color="000000"/>
+              <w:left w:val="none" w:sz="0" w:space="0" w:color="000000"/>
+              <w:right w:val="none" w:sz="0" w:space="0" w:color="000000"/>
+            </w:tcBorders>
+            <w:shd w:val="clear" w:color="auto" w:fill="FFFFFF"/>
+            <w:tcMar>
+              <w:top w:w="0" w:type="dxa"/>
+              <w:bottom w:w="0" w:type="dxa"/>
+              <w:left w:w="0" w:type="dxa"/>
+              <w:right w:w="0" w:type="dxa"/>
+            </w:tcMar>
+            <w:vAlign w:val="center"/>
+          </w:tcPr>
+          <w:p>
+            <w:pPr>
+              <w:jc w:val="left"/>
+              <w:pBdr>
+                <w:bottom w:val="none" w:sz="0" w:space="0" w:color="000000"/>
+                <w:top w:val="none" w:sz="0" w:space="0" w:color="000000"/>
+                <w:left w:val="none" w:sz="0" w:space="0" w:color="000000"/>
+                <w:right w:val="none" w:sz="0" w:space="0" w:color="000000"/>
+              </w:pBdr>
+              <w:spacing w:after="100" w:before="100" w:line="240"/>
+              <w:ind w:left="100" w:right="100" w:firstLine="0" w:firstLineChars="0"/>
+              <w:rPr>
+                <w:rFonts w:ascii="Helvetica" w:hAnsi="Helvetica" w:eastAsia="Helvetica" w:cs="Helvetica"/>
+                <w:i w:val="false"/>
+                <w:b w:val="false"/>
+                <w:u w:val="none"/>
+                <w:strike w:val="false"/>
+                <w:sz w:val="20"/>
+                <w:szCs w:val="20"/>
+                <w:color w:val="000000"/>
+              </w:rPr>
+            </w:pPr>
+            <w:r>
+              <w:rPr>
+                <w:rFonts w:ascii="Helvetica" w:hAnsi="Helvetica" w:eastAsia="Helvetica" w:cs="Helvetica"/>
+                <w:i w:val="false"/>
+                <w:b w:val="false"/>
+                <w:u w:val="none"/>
+                <w:strike w:val="false"/>
+                <w:sz w:val="20"/>
+                <w:szCs w:val="20"/>
+                <w:color w:val="000000"/>
+              </w:rPr>
+              <w:t xml:space="preserve">    &lt; 24h</w:t>
+            </w:r>
+          </w:p>
+        </w:tc>
+        <w:tc>
+          <w:tcPr>
+            <w:tcBorders>
+              <w:bottom w:val="none" w:sz="0" w:space="0" w:color="000000"/>
+              <w:top w:val="none" w:sz="0" w:space="0" w:color="000000"/>
+              <w:left w:val="none" w:sz="0" w:space="0" w:color="000000"/>
+              <w:right w:val="none" w:sz="0" w:space="0" w:color="000000"/>
+            </w:tcBorders>
+            <w:shd w:val="clear" w:color="auto" w:fill="FFFFFF"/>
+            <w:tcMar>
+              <w:top w:w="0" w:type="dxa"/>
+              <w:bottom w:w="0" w:type="dxa"/>
+              <w:left w:w="0" w:type="dxa"/>
+              <w:right w:w="0" w:type="dxa"/>
+            </w:tcMar>
+            <w:vAlign w:val="center"/>
+          </w:tcPr>
+          <w:p>
+            <w:pPr>
+              <w:jc w:val="center"/>
+              <w:pBdr>
+                <w:bottom w:val="none" w:sz="0" w:space="0" w:color="000000"/>
+                <w:top w:val="none" w:sz="0" w:space="0" w:color="000000"/>
+                <w:left w:val="none" w:sz="0" w:space="0" w:color="000000"/>
+                <w:right w:val="none" w:sz="0" w:space="0" w:color="000000"/>
+              </w:pBdr>
+              <w:spacing w:after="100" w:before="100" w:line="240"/>
+              <w:ind w:left="100" w:right="100" w:firstLine="0" w:firstLineChars="0"/>
+              <w:rPr>
+                <w:rFonts w:ascii="Helvetica" w:hAnsi="Helvetica" w:eastAsia="Helvetica" w:cs="Helvetica"/>
+                <w:i w:val="false"/>
+                <w:b w:val="false"/>
+                <w:u w:val="none"/>
+                <w:strike w:val="false"/>
+                <w:sz w:val="20"/>
+                <w:szCs w:val="20"/>
+                <w:color w:val="000000"/>
+              </w:rPr>
+            </w:pPr>
+            <w:r>
+              <w:rPr>
+                <w:rFonts w:ascii="Helvetica" w:hAnsi="Helvetica" w:eastAsia="Helvetica" w:cs="Helvetica"/>
+                <w:i w:val="false"/>
+                <w:b w:val="false"/>
+                <w:u w:val="none"/>
+                <w:strike w:val="false"/>
+                <w:sz w:val="20"/>
+                <w:szCs w:val="20"/>
+                <w:color w:val="000000"/>
+              </w:rPr>
+              <w:t xml:space="preserve">3 (100%)</w:t>
+            </w:r>
+          </w:p>
+        </w:tc>
+        <w:tc>
+          <w:tcPr>
+            <w:tcBorders>
+              <w:bottom w:val="none" w:sz="0" w:space="0" w:color="000000"/>
+              <w:top w:val="none" w:sz="0" w:space="0" w:color="000000"/>
+              <w:left w:val="none" w:sz="0" w:space="0" w:color="000000"/>
+              <w:right w:val="none" w:sz="0" w:space="0" w:color="000000"/>
+            </w:tcBorders>
+            <w:shd w:val="clear" w:color="auto" w:fill="FFFFFF"/>
+            <w:tcMar>
+              <w:top w:w="0" w:type="dxa"/>
+              <w:bottom w:w="0" w:type="dxa"/>
+              <w:left w:w="0" w:type="dxa"/>
+              <w:right w:w="0" w:type="dxa"/>
+            </w:tcMar>
+            <w:vAlign w:val="center"/>
+          </w:tcPr>
+          <w:p>
+            <w:pPr>
+              <w:jc w:val="center"/>
+              <w:pBdr>
+                <w:bottom w:val="none" w:sz="0" w:space="0" w:color="000000"/>
+                <w:top w:val="none" w:sz="0" w:space="0" w:color="000000"/>
+                <w:left w:val="none" w:sz="0" w:space="0" w:color="000000"/>
+                <w:right w:val="none" w:sz="0" w:space="0" w:color="000000"/>
+              </w:pBdr>
+              <w:spacing w:after="100" w:before="100" w:line="240"/>
+              <w:ind w:left="100" w:right="100" w:firstLine="0" w:firstLineChars="0"/>
+              <w:rPr>
+                <w:rFonts w:ascii="Helvetica" w:hAnsi="Helvetica" w:eastAsia="Helvetica" w:cs="Helvetica"/>
+                <w:i w:val="false"/>
+                <w:b w:val="false"/>
+                <w:u w:val="none"/>
+                <w:strike w:val="false"/>
+                <w:sz w:val="20"/>
+                <w:szCs w:val="20"/>
+                <w:color w:val="000000"/>
+              </w:rPr>
+            </w:pPr>
+            <w:r>
+              <w:rPr>
+                <w:rFonts w:ascii="Helvetica" w:hAnsi="Helvetica" w:eastAsia="Helvetica" w:cs="Helvetica"/>
+                <w:i w:val="false"/>
+                <w:b w:val="false"/>
+                <w:u w:val="none"/>
+                <w:strike w:val="false"/>
+                <w:sz w:val="20"/>
+                <w:szCs w:val="20"/>
+                <w:color w:val="000000"/>
+              </w:rPr>
+              <w:t xml:space="preserve">7 (58.5%)</w:t>
+            </w:r>
+          </w:p>
+        </w:tc>
+        <w:tc>
+          <w:tcPr>
+            <w:tcBorders>
+              <w:bottom w:val="none" w:sz="0" w:space="0" w:color="000000"/>
+              <w:top w:val="none" w:sz="0" w:space="0" w:color="000000"/>
+              <w:left w:val="none" w:sz="0" w:space="0" w:color="000000"/>
+              <w:right w:val="none" w:sz="0" w:space="0" w:color="000000"/>
+            </w:tcBorders>
+            <w:shd w:val="clear" w:color="auto" w:fill="FFFFFF"/>
+            <w:tcMar>
+              <w:top w:w="0" w:type="dxa"/>
+              <w:bottom w:w="0" w:type="dxa"/>
+              <w:left w:w="0" w:type="dxa"/>
+              <w:right w:w="0" w:type="dxa"/>
+            </w:tcMar>
+            <w:vAlign w:val="center"/>
+          </w:tcPr>
+          <w:p>
+            <w:pPr>
+              <w:jc w:val="center"/>
+              <w:pBdr>
+                <w:bottom w:val="none" w:sz="0" w:space="0" w:color="000000"/>
+                <w:top w:val="none" w:sz="0" w:space="0" w:color="000000"/>
+                <w:left w:val="none" w:sz="0" w:space="0" w:color="000000"/>
+                <w:right w:val="none" w:sz="0" w:space="0" w:color="000000"/>
+              </w:pBdr>
+              <w:spacing w:after="100" w:before="100" w:line="240"/>
+              <w:ind w:left="100" w:right="100" w:firstLine="0" w:firstLineChars="0"/>
+              <w:rPr>
+                <w:rFonts w:ascii="Helvetica" w:hAnsi="Helvetica" w:eastAsia="Helvetica" w:cs="Helvetica"/>
+                <w:i w:val="false"/>
+                <w:b w:val="false"/>
+                <w:u w:val="none"/>
+                <w:strike w:val="false"/>
+                <w:sz w:val="20"/>
+                <w:szCs w:val="20"/>
+                <w:color w:val="000000"/>
+              </w:rPr>
+            </w:pPr>
+            <w:r>
+              <w:rPr>
+                <w:rFonts w:ascii="Helvetica" w:hAnsi="Helvetica" w:eastAsia="Helvetica" w:cs="Helvetica"/>
+                <w:i w:val="false"/>
+                <w:b w:val="false"/>
+                <w:u w:val="none"/>
+                <w:strike w:val="false"/>
+                <w:sz w:val="20"/>
+                <w:szCs w:val="20"/>
+                <w:color w:val="000000"/>
+              </w:rPr>
+              <w:t xml:space="preserve">10 (34.5%)</w:t>
+            </w:r>
+          </w:p>
+        </w:tc>
+        <w:tc>
+          <w:tcPr>
+            <w:tcBorders>
+              <w:bottom w:val="none" w:sz="0" w:space="0" w:color="000000"/>
+              <w:top w:val="none" w:sz="0" w:space="0" w:color="000000"/>
+              <w:left w:val="none" w:sz="0" w:space="0" w:color="000000"/>
+              <w:right w:val="none" w:sz="0" w:space="0" w:color="000000"/>
+            </w:tcBorders>
+            <w:shd w:val="clear" w:color="auto" w:fill="FFFFFF"/>
+            <w:tcMar>
+              <w:top w:w="0" w:type="dxa"/>
+              <w:bottom w:w="0" w:type="dxa"/>
+              <w:left w:w="0" w:type="dxa"/>
+              <w:right w:w="0" w:type="dxa"/>
+            </w:tcMar>
+            <w:vAlign w:val="center"/>
+          </w:tcPr>
+          <w:p>
+            <w:pPr>
+              <w:jc w:val="center"/>
+              <w:pBdr>
+                <w:bottom w:val="none" w:sz="0" w:space="0" w:color="000000"/>
+                <w:top w:val="none" w:sz="0" w:space="0" w:color="000000"/>
+                <w:left w:val="none" w:sz="0" w:space="0" w:color="000000"/>
+                <w:right w:val="none" w:sz="0" w:space="0" w:color="000000"/>
+              </w:pBdr>
+              <w:spacing w:after="100" w:before="100" w:line="240"/>
+              <w:ind w:left="100" w:right="100" w:firstLine="0" w:firstLineChars="0"/>
+              <w:rPr>
+                <w:rFonts w:ascii="Helvetica" w:hAnsi="Helvetica" w:eastAsia="Helvetica" w:cs="Helvetica"/>
+                <w:i w:val="false"/>
+                <w:b w:val="false"/>
+                <w:u w:val="none"/>
+                <w:strike w:val="false"/>
+                <w:sz w:val="20"/>
+                <w:szCs w:val="20"/>
+                <w:color w:val="000000"/>
+              </w:rPr>
+            </w:pPr>
+            <w:r>
+              <w:rPr>
+                <w:rFonts w:ascii="Helvetica" w:hAnsi="Helvetica" w:eastAsia="Helvetica" w:cs="Helvetica"/>
+                <w:i w:val="false"/>
+                <w:b w:val="false"/>
+                <w:u w:val="none"/>
+                <w:strike w:val="false"/>
+                <w:sz w:val="20"/>
+                <w:szCs w:val="20"/>
+                <w:color w:val="000000"/>
+              </w:rPr>
+              <w:t xml:space="preserve">29 (33%)</w:t>
+            </w:r>
+          </w:p>
+        </w:tc>
+        <w:tc>
+          <w:tcPr>
+            <w:tcBorders>
+              <w:bottom w:val="none" w:sz="0" w:space="0" w:color="000000"/>
+              <w:top w:val="none" w:sz="0" w:space="0" w:color="000000"/>
+              <w:left w:val="none" w:sz="0" w:space="0" w:color="000000"/>
+              <w:right w:val="none" w:sz="0" w:space="0" w:color="000000"/>
+            </w:tcBorders>
+            <w:shd w:val="clear" w:color="auto" w:fill="FFFFFF"/>
+            <w:tcMar>
+              <w:top w:w="0" w:type="dxa"/>
+              <w:bottom w:w="0" w:type="dxa"/>
+              <w:left w:w="0" w:type="dxa"/>
+              <w:right w:w="0" w:type="dxa"/>
+            </w:tcMar>
+            <w:vAlign w:val="center"/>
+          </w:tcPr>
+          <w:p>
+            <w:pPr>
+              <w:jc w:val="center"/>
+              <w:pBdr>
+                <w:bottom w:val="none" w:sz="0" w:space="0" w:color="000000"/>
+                <w:top w:val="none" w:sz="0" w:space="0" w:color="000000"/>
+                <w:left w:val="none" w:sz="0" w:space="0" w:color="000000"/>
+                <w:right w:val="none" w:sz="0" w:space="0" w:color="000000"/>
+              </w:pBdr>
+              <w:spacing w:after="100" w:before="100" w:line="240"/>
+              <w:ind w:left="100" w:right="100" w:firstLine="0" w:firstLineChars="0"/>
+              <w:rPr>
+                <w:rFonts w:ascii="Helvetica" w:hAnsi="Helvetica" w:eastAsia="Helvetica" w:cs="Helvetica"/>
+                <w:i w:val="false"/>
+                <w:b w:val="true"/>
+                <w:u w:val="none"/>
+                <w:strike w:val="false"/>
+                <w:sz w:val="20"/>
+                <w:szCs w:val="20"/>
+                <w:color w:val="000000"/>
+              </w:rPr>
+            </w:pPr>
+            <w:r>
+              <w:rPr>
+                <w:rFonts w:ascii="Helvetica" w:hAnsi="Helvetica" w:eastAsia="Helvetica" w:cs="Helvetica"/>
+                <w:i w:val="false"/>
+                <w:b w:val="true"/>
+                <w:u w:val="none"/>
+                <w:strike w:val="false"/>
+                <w:sz w:val="20"/>
+                <w:szCs w:val="20"/>
+                <w:color w:val="000000"/>
+              </w:rPr>
+              <w:t xml:space="preserve">49 (37%)</w:t>
+            </w:r>
+          </w:p>
+        </w:tc>
+      </w:tr>
+      <w:tr>
+        <w:trPr>
+          <w:trHeight w:val="288" w:hRule="auto"/>
+        </w:trPr>
+        body11
+        <w:tc>
+          <w:tcPr>
+            <w:tcBorders>
+              <w:bottom w:val="none" w:sz="0" w:space="0" w:color="000000"/>
+              <w:top w:val="none" w:sz="0" w:space="0" w:color="000000"/>
+              <w:left w:val="none" w:sz="0" w:space="0" w:color="000000"/>
+              <w:right w:val="none" w:sz="0" w:space="0" w:color="000000"/>
+            </w:tcBorders>
+            <w:shd w:val="clear" w:color="auto" w:fill="FFFFFF"/>
+            <w:tcMar>
+              <w:top w:w="0" w:type="dxa"/>
+              <w:bottom w:w="0" w:type="dxa"/>
+              <w:left w:w="0" w:type="dxa"/>
+              <w:right w:w="0" w:type="dxa"/>
+            </w:tcMar>
+            <w:vAlign w:val="center"/>
+          </w:tcPr>
+          <w:p>
+            <w:pPr>
+              <w:jc w:val="left"/>
+              <w:pBdr>
+                <w:bottom w:val="none" w:sz="0" w:space="0" w:color="000000"/>
+                <w:top w:val="none" w:sz="0" w:space="0" w:color="000000"/>
+                <w:left w:val="none" w:sz="0" w:space="0" w:color="000000"/>
+                <w:right w:val="none" w:sz="0" w:space="0" w:color="000000"/>
+              </w:pBdr>
+              <w:spacing w:after="100" w:before="100" w:line="240"/>
+              <w:ind w:left="100" w:right="100" w:firstLine="0" w:firstLineChars="0"/>
+              <w:rPr>
+                <w:rFonts w:ascii="Helvetica" w:hAnsi="Helvetica" w:eastAsia="Helvetica" w:cs="Helvetica"/>
+                <w:i w:val="false"/>
+                <w:b w:val="false"/>
+                <w:u w:val="none"/>
+                <w:strike w:val="false"/>
+                <w:sz w:val="20"/>
+                <w:szCs w:val="20"/>
+                <w:color w:val="000000"/>
+              </w:rPr>
+            </w:pPr>
+            <w:r>
+              <w:rPr>
+                <w:rFonts w:ascii="Helvetica" w:hAnsi="Helvetica" w:eastAsia="Helvetica" w:cs="Helvetica"/>
+                <w:i w:val="false"/>
+                <w:b w:val="false"/>
+                <w:u w:val="none"/>
+                <w:strike w:val="false"/>
+                <w:sz w:val="20"/>
+                <w:szCs w:val="20"/>
+                <w:color w:val="000000"/>
+              </w:rPr>
+              <w:t xml:space="preserve">    24h - 72h</w:t>
+            </w:r>
+          </w:p>
+        </w:tc>
+        <w:tc>
+          <w:tcPr>
+            <w:tcBorders>
+              <w:bottom w:val="none" w:sz="0" w:space="0" w:color="000000"/>
+              <w:top w:val="none" w:sz="0" w:space="0" w:color="000000"/>
+              <w:left w:val="none" w:sz="0" w:space="0" w:color="000000"/>
+              <w:right w:val="none" w:sz="0" w:space="0" w:color="000000"/>
+            </w:tcBorders>
+            <w:shd w:val="clear" w:color="auto" w:fill="FFFFFF"/>
+            <w:tcMar>
+              <w:top w:w="0" w:type="dxa"/>
+              <w:bottom w:w="0" w:type="dxa"/>
+              <w:left w:w="0" w:type="dxa"/>
+              <w:right w:w="0" w:type="dxa"/>
+            </w:tcMar>
+            <w:vAlign w:val="center"/>
+          </w:tcPr>
+          <w:p>
+            <w:pPr>
+              <w:jc w:val="center"/>
+              <w:pBdr>
+                <w:bottom w:val="none" w:sz="0" w:space="0" w:color="000000"/>
+                <w:top w:val="none" w:sz="0" w:space="0" w:color="000000"/>
+                <w:left w:val="none" w:sz="0" w:space="0" w:color="000000"/>
+                <w:right w:val="none" w:sz="0" w:space="0" w:color="000000"/>
+              </w:pBdr>
+              <w:spacing w:after="100" w:before="100" w:line="240"/>
+              <w:ind w:left="100" w:right="100" w:firstLine="0" w:firstLineChars="0"/>
+              <w:rPr>
+                <w:rFonts w:ascii="Helvetica" w:hAnsi="Helvetica" w:eastAsia="Helvetica" w:cs="Helvetica"/>
+                <w:i w:val="false"/>
+                <w:b w:val="false"/>
+                <w:u w:val="none"/>
+                <w:strike w:val="false"/>
+                <w:sz w:val="20"/>
+                <w:szCs w:val="20"/>
+                <w:color w:val="000000"/>
+              </w:rPr>
+            </w:pPr>
+            <w:r>
+              <w:rPr>
+                <w:rFonts w:ascii="Helvetica" w:hAnsi="Helvetica" w:eastAsia="Helvetica" w:cs="Helvetica"/>
+                <w:i w:val="false"/>
+                <w:b w:val="false"/>
+                <w:u w:val="none"/>
+                <w:strike w:val="false"/>
+                <w:sz w:val="20"/>
+                <w:szCs w:val="20"/>
+                <w:color w:val="000000"/>
+              </w:rPr>
+              <w:t xml:space="preserve">0 (0%)</w:t>
+            </w:r>
+          </w:p>
+        </w:tc>
+        <w:tc>
+          <w:tcPr>
+            <w:tcBorders>
+              <w:bottom w:val="none" w:sz="0" w:space="0" w:color="000000"/>
+              <w:top w:val="none" w:sz="0" w:space="0" w:color="000000"/>
+              <w:left w:val="none" w:sz="0" w:space="0" w:color="000000"/>
+              <w:right w:val="none" w:sz="0" w:space="0" w:color="000000"/>
+            </w:tcBorders>
+            <w:shd w:val="clear" w:color="auto" w:fill="FFFFFF"/>
+            <w:tcMar>
+              <w:top w:w="0" w:type="dxa"/>
+              <w:bottom w:w="0" w:type="dxa"/>
+              <w:left w:w="0" w:type="dxa"/>
+              <w:right w:w="0" w:type="dxa"/>
+            </w:tcMar>
+            <w:vAlign w:val="center"/>
+          </w:tcPr>
+          <w:p>
+            <w:pPr>
+              <w:jc w:val="center"/>
+              <w:pBdr>
+                <w:bottom w:val="none" w:sz="0" w:space="0" w:color="000000"/>
+                <w:top w:val="none" w:sz="0" w:space="0" w:color="000000"/>
+                <w:left w:val="none" w:sz="0" w:space="0" w:color="000000"/>
+                <w:right w:val="none" w:sz="0" w:space="0" w:color="000000"/>
+              </w:pBdr>
+              <w:spacing w:after="100" w:before="100" w:line="240"/>
+              <w:ind w:left="100" w:right="100" w:firstLine="0" w:firstLineChars="0"/>
+              <w:rPr>
+                <w:rFonts w:ascii="Helvetica" w:hAnsi="Helvetica" w:eastAsia="Helvetica" w:cs="Helvetica"/>
+                <w:i w:val="false"/>
+                <w:b w:val="false"/>
+                <w:u w:val="none"/>
+                <w:strike w:val="false"/>
+                <w:sz w:val="20"/>
+                <w:szCs w:val="20"/>
+                <w:color w:val="000000"/>
+              </w:rPr>
+            </w:pPr>
+            <w:r>
+              <w:rPr>
+                <w:rFonts w:ascii="Helvetica" w:hAnsi="Helvetica" w:eastAsia="Helvetica" w:cs="Helvetica"/>
+                <w:i w:val="false"/>
+                <w:b w:val="false"/>
+                <w:u w:val="none"/>
+                <w:strike w:val="false"/>
+                <w:sz w:val="20"/>
+                <w:szCs w:val="20"/>
+                <w:color w:val="000000"/>
+              </w:rPr>
+              <w:t xml:space="preserve">0 (0%)</w:t>
+            </w:r>
+          </w:p>
+        </w:tc>
+        <w:tc>
+          <w:tcPr>
+            <w:tcBorders>
+              <w:bottom w:val="none" w:sz="0" w:space="0" w:color="000000"/>
+              <w:top w:val="none" w:sz="0" w:space="0" w:color="000000"/>
+              <w:left w:val="none" w:sz="0" w:space="0" w:color="000000"/>
+              <w:right w:val="none" w:sz="0" w:space="0" w:color="000000"/>
+            </w:tcBorders>
+            <w:shd w:val="clear" w:color="auto" w:fill="FFFFFF"/>
+            <w:tcMar>
+              <w:top w:w="0" w:type="dxa"/>
+              <w:bottom w:w="0" w:type="dxa"/>
+              <w:left w:w="0" w:type="dxa"/>
+              <w:right w:w="0" w:type="dxa"/>
+            </w:tcMar>
+            <w:vAlign w:val="center"/>
+          </w:tcPr>
+          <w:p>
+            <w:pPr>
+              <w:jc w:val="center"/>
+              <w:pBdr>
+                <w:bottom w:val="none" w:sz="0" w:space="0" w:color="000000"/>
+                <w:top w:val="none" w:sz="0" w:space="0" w:color="000000"/>
+                <w:left w:val="none" w:sz="0" w:space="0" w:color="000000"/>
+                <w:right w:val="none" w:sz="0" w:space="0" w:color="000000"/>
+              </w:pBdr>
+              <w:spacing w:after="100" w:before="100" w:line="240"/>
+              <w:ind w:left="100" w:right="100" w:firstLine="0" w:firstLineChars="0"/>
+              <w:rPr>
+                <w:rFonts w:ascii="Helvetica" w:hAnsi="Helvetica" w:eastAsia="Helvetica" w:cs="Helvetica"/>
+                <w:i w:val="false"/>
+                <w:b w:val="false"/>
+                <w:u w:val="none"/>
+                <w:strike w:val="false"/>
+                <w:sz w:val="20"/>
+                <w:szCs w:val="20"/>
+                <w:color w:val="000000"/>
+              </w:rPr>
+            </w:pPr>
+            <w:r>
+              <w:rPr>
+                <w:rFonts w:ascii="Helvetica" w:hAnsi="Helvetica" w:eastAsia="Helvetica" w:cs="Helvetica"/>
+                <w:i w:val="false"/>
+                <w:b w:val="false"/>
+                <w:u w:val="none"/>
+                <w:strike w:val="false"/>
+                <w:sz w:val="20"/>
+                <w:szCs w:val="20"/>
+                <w:color w:val="000000"/>
+              </w:rPr>
+              <w:t xml:space="preserve">1 (3.5%)</w:t>
+            </w:r>
+          </w:p>
+        </w:tc>
+        <w:tc>
+          <w:tcPr>
+            <w:tcBorders>
+              <w:bottom w:val="none" w:sz="0" w:space="0" w:color="000000"/>
+              <w:top w:val="none" w:sz="0" w:space="0" w:color="000000"/>
+              <w:left w:val="none" w:sz="0" w:space="0" w:color="000000"/>
+              <w:right w:val="none" w:sz="0" w:space="0" w:color="000000"/>
+            </w:tcBorders>
+            <w:shd w:val="clear" w:color="auto" w:fill="FFFFFF"/>
+            <w:tcMar>
+              <w:top w:w="0" w:type="dxa"/>
+              <w:bottom w:w="0" w:type="dxa"/>
+              <w:left w:w="0" w:type="dxa"/>
+              <w:right w:w="0" w:type="dxa"/>
+            </w:tcMar>
+            <w:vAlign w:val="center"/>
+          </w:tcPr>
+          <w:p>
+            <w:pPr>
+              <w:jc w:val="center"/>
+              <w:pBdr>
+                <w:bottom w:val="none" w:sz="0" w:space="0" w:color="000000"/>
+                <w:top w:val="none" w:sz="0" w:space="0" w:color="000000"/>
+                <w:left w:val="none" w:sz="0" w:space="0" w:color="000000"/>
+                <w:right w:val="none" w:sz="0" w:space="0" w:color="000000"/>
+              </w:pBdr>
+              <w:spacing w:after="100" w:before="100" w:line="240"/>
+              <w:ind w:left="100" w:right="100" w:firstLine="0" w:firstLineChars="0"/>
+              <w:rPr>
+                <w:rFonts w:ascii="Helvetica" w:hAnsi="Helvetica" w:eastAsia="Helvetica" w:cs="Helvetica"/>
+                <w:i w:val="false"/>
+                <w:b w:val="false"/>
+                <w:u w:val="none"/>
+                <w:strike w:val="false"/>
+                <w:sz w:val="20"/>
+                <w:szCs w:val="20"/>
+                <w:color w:val="000000"/>
+              </w:rPr>
+            </w:pPr>
+            <w:r>
+              <w:rPr>
+                <w:rFonts w:ascii="Helvetica" w:hAnsi="Helvetica" w:eastAsia="Helvetica" w:cs="Helvetica"/>
+                <w:i w:val="false"/>
+                <w:b w:val="false"/>
+                <w:u w:val="none"/>
+                <w:strike w:val="false"/>
+                <w:sz w:val="20"/>
+                <w:szCs w:val="20"/>
+                <w:color w:val="000000"/>
+              </w:rPr>
+              <w:t xml:space="preserve">2 (2.5%)</w:t>
+            </w:r>
+          </w:p>
+        </w:tc>
+        <w:tc>
+          <w:tcPr>
+            <w:tcBorders>
+              <w:bottom w:val="none" w:sz="0" w:space="0" w:color="000000"/>
+              <w:top w:val="none" w:sz="0" w:space="0" w:color="000000"/>
+              <w:left w:val="none" w:sz="0" w:space="0" w:color="000000"/>
+              <w:right w:val="none" w:sz="0" w:space="0" w:color="000000"/>
+            </w:tcBorders>
+            <w:shd w:val="clear" w:color="auto" w:fill="FFFFFF"/>
+            <w:tcMar>
+              <w:top w:w="0" w:type="dxa"/>
+              <w:bottom w:w="0" w:type="dxa"/>
+              <w:left w:w="0" w:type="dxa"/>
+              <w:right w:w="0" w:type="dxa"/>
+            </w:tcMar>
+            <w:vAlign w:val="center"/>
+          </w:tcPr>
+          <w:p>
+            <w:pPr>
+              <w:jc w:val="center"/>
+              <w:pBdr>
+                <w:bottom w:val="none" w:sz="0" w:space="0" w:color="000000"/>
+                <w:top w:val="none" w:sz="0" w:space="0" w:color="000000"/>
+                <w:left w:val="none" w:sz="0" w:space="0" w:color="000000"/>
+                <w:right w:val="none" w:sz="0" w:space="0" w:color="000000"/>
+              </w:pBdr>
+              <w:spacing w:after="100" w:before="100" w:line="240"/>
+              <w:ind w:left="100" w:right="100" w:firstLine="0" w:firstLineChars="0"/>
+              <w:rPr>
+                <w:rFonts w:ascii="Helvetica" w:hAnsi="Helvetica" w:eastAsia="Helvetica" w:cs="Helvetica"/>
+                <w:i w:val="false"/>
+                <w:b w:val="true"/>
+                <w:u w:val="none"/>
+                <w:strike w:val="false"/>
+                <w:sz w:val="20"/>
+                <w:szCs w:val="20"/>
+                <w:color w:val="000000"/>
+              </w:rPr>
+            </w:pPr>
+            <w:r>
+              <w:rPr>
+                <w:rFonts w:ascii="Helvetica" w:hAnsi="Helvetica" w:eastAsia="Helvetica" w:cs="Helvetica"/>
+                <w:i w:val="false"/>
+                <w:b w:val="true"/>
+                <w:u w:val="none"/>
+                <w:strike w:val="false"/>
+                <w:sz w:val="20"/>
+                <w:szCs w:val="20"/>
+                <w:color w:val="000000"/>
+              </w:rPr>
+              <w:t xml:space="preserve">3 (2.5%)</w:t>
+            </w:r>
+          </w:p>
+        </w:tc>
+      </w:tr>
+      <w:tr>
+        <w:trPr>
+          <w:trHeight w:val="288" w:hRule="auto"/>
+        </w:trPr>
+        body12
+        <w:tc>
+          <w:tcPr>
+            <w:tcBorders>
+              <w:bottom w:val="none" w:sz="0" w:space="0" w:color="000000"/>
+              <w:top w:val="none" w:sz="0" w:space="0" w:color="000000"/>
+              <w:left w:val="none" w:sz="0" w:space="0" w:color="000000"/>
+              <w:right w:val="none" w:sz="0" w:space="0" w:color="000000"/>
+            </w:tcBorders>
+            <w:shd w:val="clear" w:color="auto" w:fill="FFFFFF"/>
+            <w:tcMar>
+              <w:top w:w="0" w:type="dxa"/>
+              <w:bottom w:w="0" w:type="dxa"/>
+              <w:left w:w="0" w:type="dxa"/>
+              <w:right w:w="0" w:type="dxa"/>
+            </w:tcMar>
+            <w:vAlign w:val="center"/>
+          </w:tcPr>
+          <w:p>
+            <w:pPr>
+              <w:jc w:val="left"/>
+              <w:pBdr>
+                <w:bottom w:val="none" w:sz="0" w:space="0" w:color="000000"/>
+                <w:top w:val="none" w:sz="0" w:space="0" w:color="000000"/>
+                <w:left w:val="none" w:sz="0" w:space="0" w:color="000000"/>
+                <w:right w:val="none" w:sz="0" w:space="0" w:color="000000"/>
+              </w:pBdr>
+              <w:spacing w:after="100" w:before="100" w:line="240"/>
+              <w:ind w:left="100" w:right="100" w:firstLine="0" w:firstLineChars="0"/>
+              <w:rPr>
+                <w:rFonts w:ascii="Helvetica" w:hAnsi="Helvetica" w:eastAsia="Helvetica" w:cs="Helvetica"/>
+                <w:i w:val="false"/>
+                <w:b w:val="false"/>
+                <w:u w:val="none"/>
+                <w:strike w:val="false"/>
+                <w:sz w:val="20"/>
+                <w:szCs w:val="20"/>
+                <w:color w:val="000000"/>
+              </w:rPr>
+            </w:pPr>
+            <w:r>
+              <w:rPr>
+                <w:rFonts w:ascii="Helvetica" w:hAnsi="Helvetica" w:eastAsia="Helvetica" w:cs="Helvetica"/>
+                <w:i w:val="false"/>
+                <w:b w:val="false"/>
+                <w:u w:val="none"/>
+                <w:strike w:val="false"/>
+                <w:sz w:val="20"/>
+                <w:szCs w:val="20"/>
+                <w:color w:val="000000"/>
+              </w:rPr>
+              <w:t xml:space="preserve">    &gt; 72h</w:t>
+            </w:r>
+          </w:p>
+        </w:tc>
+        <w:tc>
+          <w:tcPr>
+            <w:tcBorders>
+              <w:bottom w:val="none" w:sz="0" w:space="0" w:color="000000"/>
+              <w:top w:val="none" w:sz="0" w:space="0" w:color="000000"/>
+              <w:left w:val="none" w:sz="0" w:space="0" w:color="000000"/>
+              <w:right w:val="none" w:sz="0" w:space="0" w:color="000000"/>
+            </w:tcBorders>
+            <w:shd w:val="clear" w:color="auto" w:fill="FFFFFF"/>
+            <w:tcMar>
+              <w:top w:w="0" w:type="dxa"/>
+              <w:bottom w:w="0" w:type="dxa"/>
+              <w:left w:w="0" w:type="dxa"/>
+              <w:right w:w="0" w:type="dxa"/>
+            </w:tcMar>
+            <w:vAlign w:val="center"/>
+          </w:tcPr>
+          <w:p>
+            <w:pPr>
+              <w:jc w:val="center"/>
+              <w:pBdr>
+                <w:bottom w:val="none" w:sz="0" w:space="0" w:color="000000"/>
+                <w:top w:val="none" w:sz="0" w:space="0" w:color="000000"/>
+                <w:left w:val="none" w:sz="0" w:space="0" w:color="000000"/>
+                <w:right w:val="none" w:sz="0" w:space="0" w:color="000000"/>
+              </w:pBdr>
+              <w:spacing w:after="100" w:before="100" w:line="240"/>
+              <w:ind w:left="100" w:right="100" w:firstLine="0" w:firstLineChars="0"/>
+              <w:rPr>
+                <w:rFonts w:ascii="Helvetica" w:hAnsi="Helvetica" w:eastAsia="Helvetica" w:cs="Helvetica"/>
+                <w:i w:val="false"/>
+                <w:b w:val="false"/>
+                <w:u w:val="none"/>
+                <w:strike w:val="false"/>
+                <w:sz w:val="20"/>
+                <w:szCs w:val="20"/>
+                <w:color w:val="000000"/>
+              </w:rPr>
+            </w:pPr>
+            <w:r>
+              <w:rPr>
+                <w:rFonts w:ascii="Helvetica" w:hAnsi="Helvetica" w:eastAsia="Helvetica" w:cs="Helvetica"/>
+                <w:i w:val="false"/>
+                <w:b w:val="false"/>
+                <w:u w:val="none"/>
+                <w:strike w:val="false"/>
+                <w:sz w:val="20"/>
+                <w:szCs w:val="20"/>
+                <w:color w:val="000000"/>
+              </w:rPr>
+              <w:t xml:space="preserve">0 (0%)</w:t>
+            </w:r>
+          </w:p>
+        </w:tc>
+        <w:tc>
+          <w:tcPr>
+            <w:tcBorders>
+              <w:bottom w:val="none" w:sz="0" w:space="0" w:color="000000"/>
+              <w:top w:val="none" w:sz="0" w:space="0" w:color="000000"/>
+              <w:left w:val="none" w:sz="0" w:space="0" w:color="000000"/>
+              <w:right w:val="none" w:sz="0" w:space="0" w:color="000000"/>
+            </w:tcBorders>
+            <w:shd w:val="clear" w:color="auto" w:fill="FFFFFF"/>
+            <w:tcMar>
+              <w:top w:w="0" w:type="dxa"/>
+              <w:bottom w:w="0" w:type="dxa"/>
+              <w:left w:w="0" w:type="dxa"/>
+              <w:right w:w="0" w:type="dxa"/>
+            </w:tcMar>
+            <w:vAlign w:val="center"/>
+          </w:tcPr>
+          <w:p>
+            <w:pPr>
+              <w:jc w:val="center"/>
+              <w:pBdr>
+                <w:bottom w:val="none" w:sz="0" w:space="0" w:color="000000"/>
+                <w:top w:val="none" w:sz="0" w:space="0" w:color="000000"/>
+                <w:left w:val="none" w:sz="0" w:space="0" w:color="000000"/>
+                <w:right w:val="none" w:sz="0" w:space="0" w:color="000000"/>
+              </w:pBdr>
+              <w:spacing w:after="100" w:before="100" w:line="240"/>
+              <w:ind w:left="100" w:right="100" w:firstLine="0" w:firstLineChars="0"/>
+              <w:rPr>
+                <w:rFonts w:ascii="Helvetica" w:hAnsi="Helvetica" w:eastAsia="Helvetica" w:cs="Helvetica"/>
+                <w:i w:val="false"/>
+                <w:b w:val="false"/>
+                <w:u w:val="none"/>
+                <w:strike w:val="false"/>
+                <w:sz w:val="20"/>
+                <w:szCs w:val="20"/>
+                <w:color w:val="000000"/>
+              </w:rPr>
+            </w:pPr>
+            <w:r>
+              <w:rPr>
+                <w:rFonts w:ascii="Helvetica" w:hAnsi="Helvetica" w:eastAsia="Helvetica" w:cs="Helvetica"/>
+                <w:i w:val="false"/>
+                <w:b w:val="false"/>
+                <w:u w:val="none"/>
+                <w:strike w:val="false"/>
+                <w:sz w:val="20"/>
+                <w:szCs w:val="20"/>
+                <w:color w:val="000000"/>
+              </w:rPr>
+              <w:t xml:space="preserve">0 (0%)</w:t>
+            </w:r>
+          </w:p>
+        </w:tc>
+        <w:tc>
+          <w:tcPr>
+            <w:tcBorders>
+              <w:bottom w:val="none" w:sz="0" w:space="0" w:color="000000"/>
+              <w:top w:val="none" w:sz="0" w:space="0" w:color="000000"/>
+              <w:left w:val="none" w:sz="0" w:space="0" w:color="000000"/>
+              <w:right w:val="none" w:sz="0" w:space="0" w:color="000000"/>
+            </w:tcBorders>
+            <w:shd w:val="clear" w:color="auto" w:fill="FFFFFF"/>
+            <w:tcMar>
+              <w:top w:w="0" w:type="dxa"/>
+              <w:bottom w:w="0" w:type="dxa"/>
+              <w:left w:w="0" w:type="dxa"/>
+              <w:right w:w="0" w:type="dxa"/>
+            </w:tcMar>
+            <w:vAlign w:val="center"/>
+          </w:tcPr>
+          <w:p>
+            <w:pPr>
+              <w:jc w:val="center"/>
+              <w:pBdr>
+                <w:bottom w:val="none" w:sz="0" w:space="0" w:color="000000"/>
+                <w:top w:val="none" w:sz="0" w:space="0" w:color="000000"/>
+                <w:left w:val="none" w:sz="0" w:space="0" w:color="000000"/>
+                <w:right w:val="none" w:sz="0" w:space="0" w:color="000000"/>
+              </w:pBdr>
+              <w:spacing w:after="100" w:before="100" w:line="240"/>
+              <w:ind w:left="100" w:right="100" w:firstLine="0" w:firstLineChars="0"/>
+              <w:rPr>
+                <w:rFonts w:ascii="Helvetica" w:hAnsi="Helvetica" w:eastAsia="Helvetica" w:cs="Helvetica"/>
+                <w:i w:val="false"/>
+                <w:b w:val="false"/>
+                <w:u w:val="none"/>
+                <w:strike w:val="false"/>
+                <w:sz w:val="20"/>
+                <w:szCs w:val="20"/>
+                <w:color w:val="000000"/>
+              </w:rPr>
+            </w:pPr>
+            <w:r>
+              <w:rPr>
+                <w:rFonts w:ascii="Helvetica" w:hAnsi="Helvetica" w:eastAsia="Helvetica" w:cs="Helvetica"/>
+                <w:i w:val="false"/>
+                <w:b w:val="false"/>
+                <w:u w:val="none"/>
+                <w:strike w:val="false"/>
+                <w:sz w:val="20"/>
+                <w:szCs w:val="20"/>
+                <w:color w:val="000000"/>
+              </w:rPr>
+              <w:t xml:space="preserve">4 (14%)</w:t>
+            </w:r>
+          </w:p>
+        </w:tc>
+        <w:tc>
+          <w:tcPr>
+            <w:tcBorders>
+              <w:bottom w:val="none" w:sz="0" w:space="0" w:color="000000"/>
+              <w:top w:val="none" w:sz="0" w:space="0" w:color="000000"/>
+              <w:left w:val="none" w:sz="0" w:space="0" w:color="000000"/>
+              <w:right w:val="none" w:sz="0" w:space="0" w:color="000000"/>
+            </w:tcBorders>
+            <w:shd w:val="clear" w:color="auto" w:fill="FFFFFF"/>
+            <w:tcMar>
+              <w:top w:w="0" w:type="dxa"/>
+              <w:bottom w:w="0" w:type="dxa"/>
+              <w:left w:w="0" w:type="dxa"/>
+              <w:right w:w="0" w:type="dxa"/>
+            </w:tcMar>
+            <w:vAlign w:val="center"/>
+          </w:tcPr>
+          <w:p>
+            <w:pPr>
+              <w:jc w:val="center"/>
+              <w:pBdr>
+                <w:bottom w:val="none" w:sz="0" w:space="0" w:color="000000"/>
+                <w:top w:val="none" w:sz="0" w:space="0" w:color="000000"/>
+                <w:left w:val="none" w:sz="0" w:space="0" w:color="000000"/>
+                <w:right w:val="none" w:sz="0" w:space="0" w:color="000000"/>
+              </w:pBdr>
+              <w:spacing w:after="100" w:before="100" w:line="240"/>
+              <w:ind w:left="100" w:right="100" w:firstLine="0" w:firstLineChars="0"/>
+              <w:rPr>
+                <w:rFonts w:ascii="Helvetica" w:hAnsi="Helvetica" w:eastAsia="Helvetica" w:cs="Helvetica"/>
+                <w:i w:val="false"/>
+                <w:b w:val="false"/>
+                <w:u w:val="none"/>
+                <w:strike w:val="false"/>
+                <w:sz w:val="20"/>
+                <w:szCs w:val="20"/>
+                <w:color w:val="000000"/>
+              </w:rPr>
+            </w:pPr>
+            <w:r>
+              <w:rPr>
+                <w:rFonts w:ascii="Helvetica" w:hAnsi="Helvetica" w:eastAsia="Helvetica" w:cs="Helvetica"/>
+                <w:i w:val="false"/>
+                <w:b w:val="false"/>
+                <w:u w:val="none"/>
+                <w:strike w:val="false"/>
+                <w:sz w:val="20"/>
+                <w:szCs w:val="20"/>
+                <w:color w:val="000000"/>
+              </w:rPr>
+              <w:t xml:space="preserve">2 (2.5%)</w:t>
+            </w:r>
+          </w:p>
+        </w:tc>
+        <w:tc>
+          <w:tcPr>
+            <w:tcBorders>
+              <w:bottom w:val="none" w:sz="0" w:space="0" w:color="000000"/>
+              <w:top w:val="none" w:sz="0" w:space="0" w:color="000000"/>
+              <w:left w:val="none" w:sz="0" w:space="0" w:color="000000"/>
+              <w:right w:val="none" w:sz="0" w:space="0" w:color="000000"/>
+            </w:tcBorders>
+            <w:shd w:val="clear" w:color="auto" w:fill="FFFFFF"/>
+            <w:tcMar>
+              <w:top w:w="0" w:type="dxa"/>
+              <w:bottom w:w="0" w:type="dxa"/>
+              <w:left w:w="0" w:type="dxa"/>
+              <w:right w:w="0" w:type="dxa"/>
+            </w:tcMar>
+            <w:vAlign w:val="center"/>
+          </w:tcPr>
+          <w:p>
+            <w:pPr>
+              <w:jc w:val="center"/>
+              <w:pBdr>
+                <w:bottom w:val="none" w:sz="0" w:space="0" w:color="000000"/>
+                <w:top w:val="none" w:sz="0" w:space="0" w:color="000000"/>
+                <w:left w:val="none" w:sz="0" w:space="0" w:color="000000"/>
+                <w:right w:val="none" w:sz="0" w:space="0" w:color="000000"/>
+              </w:pBdr>
+              <w:spacing w:after="100" w:before="100" w:line="240"/>
+              <w:ind w:left="100" w:right="100" w:firstLine="0" w:firstLineChars="0"/>
+              <w:rPr>
+                <w:rFonts w:ascii="Helvetica" w:hAnsi="Helvetica" w:eastAsia="Helvetica" w:cs="Helvetica"/>
+                <w:i w:val="false"/>
+                <w:b w:val="true"/>
+                <w:u w:val="none"/>
+                <w:strike w:val="false"/>
+                <w:sz w:val="20"/>
+                <w:szCs w:val="20"/>
+                <w:color w:val="000000"/>
+              </w:rPr>
+            </w:pPr>
+            <w:r>
+              <w:rPr>
+                <w:rFonts w:ascii="Helvetica" w:hAnsi="Helvetica" w:eastAsia="Helvetica" w:cs="Helvetica"/>
+                <w:i w:val="false"/>
+                <w:b w:val="true"/>
+                <w:u w:val="none"/>
+                <w:strike w:val="false"/>
+                <w:sz w:val="20"/>
+                <w:szCs w:val="20"/>
+                <w:color w:val="000000"/>
+              </w:rPr>
+              <w:t xml:space="preserve">6 (4.5%)</w:t>
+            </w:r>
+          </w:p>
+        </w:tc>
+      </w:tr>
+      <w:tr>
+        <w:trPr>
+          <w:trHeight w:val="288" w:hRule="auto"/>
+        </w:trPr>
+        body13
         <w:tc>
           <w:tcPr>
             <w:tcBorders>
@@ -2835,7 +4485,7 @@
                 <w:szCs w:val="20"/>
                 <w:color w:val="000000"/>
               </w:rPr>
-              <w:t xml:space="preserve">  Survived</w:t>
+              <w:t xml:space="preserve">    Survived</w:t>
             </w:r>
           </w:p>
         </w:tc>
